--- a/docs/competition/output/docx/引用体检-技术说明.docx
+++ b/docs/competition/output/docx/引用体检-技术说明.docx
@@ -566,7 +566,7 @@
     <w:sdt>
       <w:sdtPr>
         <w:alias w:val="目录"/>
-        <w:id w:val="-278728997"/>
+        <w:id w:val="-317649332"/>
       </w:sdtPr>
       <w:sdtEndPr>
         <w:rPr>
@@ -598,7 +598,7 @@
           <w:r>
             <w:fldChar w:fldCharType="separate"/>
           </w:r>
-          <w:hyperlink w:anchor="_Toc244244962" w:history="1">
+          <w:hyperlink w:anchor="_Toc244279996" w:history="1">
             <w:r>
               <w:rPr>
                 <w:rStyle w:val="a5"/>
@@ -629,7 +629,7 @@
               <w:rPr>
                 <w:noProof/>
               </w:rPr>
-              <w:instrText xml:space="preserve"> PAGEREF _Toc244244962 \h </w:instrText>
+              <w:instrText xml:space="preserve"> PAGEREF _Toc244279996 \h </w:instrText>
             </w:r>
             <w:r>
               <w:rPr>
@@ -672,7 +672,7 @@
               <w14:ligatures w14:val="standardContextual"/>
             </w:rPr>
           </w:pPr>
-          <w:hyperlink w:anchor="_Toc244244963" w:history="1">
+          <w:hyperlink w:anchor="_Toc244279997" w:history="1">
             <w:r>
               <w:rPr>
                 <w:rStyle w:val="a5"/>
@@ -703,7 +703,7 @@
               <w:rPr>
                 <w:noProof/>
               </w:rPr>
-              <w:instrText xml:space="preserve"> PAGEREF _Toc244244963 \h </w:instrText>
+              <w:instrText xml:space="preserve"> PAGEREF _Toc244279997 \h </w:instrText>
             </w:r>
             <w:r>
               <w:rPr>
@@ -722,6 +722,316 @@
                 <w:noProof/>
               </w:rPr>
               <w:t>1</w:t>
+            </w:r>
+            <w:r>
+              <w:rPr>
+                <w:noProof/>
+              </w:rPr>
+              <w:fldChar w:fldCharType="end"/>
+            </w:r>
+          </w:hyperlink>
+        </w:p>
+        <w:p>
+          <w:pPr>
+            <w:pStyle w:val="TOC2"/>
+            <w:tabs>
+              <w:tab w:val="right" w:leader="dot" w:pos="9060"/>
+            </w:tabs>
+            <w:rPr>
+              <w:rFonts w:asciiTheme="minorHAnsi" w:eastAsiaTheme="minorEastAsia" w:hAnsiTheme="minorHAnsi" w:cstheme="minorBidi"/>
+              <w:noProof/>
+              <w:kern w:val="2"/>
+              <w:sz w:val="22"/>
+              <w:szCs w:val="24"/>
+              <w14:ligatures w14:val="standardContextual"/>
+            </w:rPr>
+          </w:pPr>
+          <w:hyperlink w:anchor="_Toc244279998" w:history="1">
+            <w:r>
+              <w:rPr>
+                <w:rStyle w:val="a5"/>
+                <w:noProof/>
+              </w:rPr>
+              <w:t>1.2</w:t>
+            </w:r>
+            <w:r>
+              <w:rPr>
+                <w:rStyle w:val="a5"/>
+                <w:noProof/>
+              </w:rPr>
+              <w:t xml:space="preserve">　使用方式</w:t>
+            </w:r>
+            <w:r>
+              <w:rPr>
+                <w:noProof/>
+              </w:rPr>
+              <w:tab/>
+            </w:r>
+            <w:r>
+              <w:rPr>
+                <w:noProof/>
+              </w:rPr>
+              <w:fldChar w:fldCharType="begin"/>
+            </w:r>
+            <w:r>
+              <w:rPr>
+                <w:noProof/>
+              </w:rPr>
+              <w:instrText xml:space="preserve"> PAGEREF _Toc244279998 \h </w:instrText>
+            </w:r>
+            <w:r>
+              <w:rPr>
+                <w:noProof/>
+              </w:rPr>
+            </w:r>
+            <w:r>
+              <w:rPr>
+                <w:noProof/>
+              </w:rPr>
+              <w:fldChar w:fldCharType="separate"/>
+            </w:r>
+            <w:r>
+              <w:rPr>
+                <w:rFonts w:hint="default"/>
+                <w:noProof/>
+              </w:rPr>
+              <w:t>1</w:t>
+            </w:r>
+            <w:r>
+              <w:rPr>
+                <w:noProof/>
+              </w:rPr>
+              <w:fldChar w:fldCharType="end"/>
+            </w:r>
+          </w:hyperlink>
+        </w:p>
+        <w:p>
+          <w:pPr>
+            <w:pStyle w:val="TOC2"/>
+            <w:tabs>
+              <w:tab w:val="right" w:leader="dot" w:pos="9060"/>
+            </w:tabs>
+            <w:rPr>
+              <w:rFonts w:asciiTheme="minorHAnsi" w:eastAsiaTheme="minorEastAsia" w:hAnsiTheme="minorHAnsi" w:cstheme="minorBidi"/>
+              <w:noProof/>
+              <w:kern w:val="2"/>
+              <w:sz w:val="22"/>
+              <w:szCs w:val="24"/>
+              <w14:ligatures w14:val="standardContextual"/>
+            </w:rPr>
+          </w:pPr>
+          <w:hyperlink w:anchor="_Toc244279999" w:history="1">
+            <w:r>
+              <w:rPr>
+                <w:rStyle w:val="a5"/>
+                <w:noProof/>
+              </w:rPr>
+              <w:t>1.3</w:t>
+            </w:r>
+            <w:r>
+              <w:rPr>
+                <w:rStyle w:val="a5"/>
+                <w:noProof/>
+              </w:rPr>
+              <w:t xml:space="preserve">　项目亮点</w:t>
+            </w:r>
+            <w:r>
+              <w:rPr>
+                <w:noProof/>
+              </w:rPr>
+              <w:tab/>
+            </w:r>
+            <w:r>
+              <w:rPr>
+                <w:noProof/>
+              </w:rPr>
+              <w:fldChar w:fldCharType="begin"/>
+            </w:r>
+            <w:r>
+              <w:rPr>
+                <w:noProof/>
+              </w:rPr>
+              <w:instrText xml:space="preserve"> PAGEREF _Toc244279999 \h </w:instrText>
+            </w:r>
+            <w:r>
+              <w:rPr>
+                <w:noProof/>
+              </w:rPr>
+            </w:r>
+            <w:r>
+              <w:rPr>
+                <w:noProof/>
+              </w:rPr>
+              <w:fldChar w:fldCharType="separate"/>
+            </w:r>
+            <w:r>
+              <w:rPr>
+                <w:rFonts w:hint="default"/>
+                <w:noProof/>
+              </w:rPr>
+              <w:t>2</w:t>
+            </w:r>
+            <w:r>
+              <w:rPr>
+                <w:noProof/>
+              </w:rPr>
+              <w:fldChar w:fldCharType="end"/>
+            </w:r>
+          </w:hyperlink>
+        </w:p>
+        <w:p>
+          <w:pPr>
+            <w:pStyle w:val="TOC2"/>
+            <w:tabs>
+              <w:tab w:val="right" w:leader="dot" w:pos="9060"/>
+            </w:tabs>
+            <w:rPr>
+              <w:rFonts w:asciiTheme="minorHAnsi" w:eastAsiaTheme="minorEastAsia" w:hAnsiTheme="minorHAnsi" w:cstheme="minorBidi"/>
+              <w:noProof/>
+              <w:kern w:val="2"/>
+              <w:sz w:val="22"/>
+              <w:szCs w:val="24"/>
+              <w14:ligatures w14:val="standardContextual"/>
+            </w:rPr>
+          </w:pPr>
+          <w:hyperlink w:anchor="_Toc244280000" w:history="1">
+            <w:r>
+              <w:rPr>
+                <w:rStyle w:val="a5"/>
+                <w:noProof/>
+              </w:rPr>
+              <w:t>1.4</w:t>
+            </w:r>
+            <w:r>
+              <w:rPr>
+                <w:rStyle w:val="a5"/>
+                <w:noProof/>
+              </w:rPr>
+              <w:t xml:space="preserve">　</w:t>
+            </w:r>
+            <w:r>
+              <w:rPr>
+                <w:rStyle w:val="a5"/>
+                <w:noProof/>
+              </w:rPr>
+              <w:t xml:space="preserve">AI </w:t>
+            </w:r>
+            <w:r>
+              <w:rPr>
+                <w:rStyle w:val="a5"/>
+                <w:noProof/>
+              </w:rPr>
+              <w:t>技术落地与测试情况概述</w:t>
+            </w:r>
+            <w:r>
+              <w:rPr>
+                <w:noProof/>
+              </w:rPr>
+              <w:tab/>
+            </w:r>
+            <w:r>
+              <w:rPr>
+                <w:noProof/>
+              </w:rPr>
+              <w:fldChar w:fldCharType="begin"/>
+            </w:r>
+            <w:r>
+              <w:rPr>
+                <w:noProof/>
+              </w:rPr>
+              <w:instrText xml:space="preserve"> PAGEREF _Toc244280000 \h </w:instrText>
+            </w:r>
+            <w:r>
+              <w:rPr>
+                <w:noProof/>
+              </w:rPr>
+            </w:r>
+            <w:r>
+              <w:rPr>
+                <w:noProof/>
+              </w:rPr>
+              <w:fldChar w:fldCharType="separate"/>
+            </w:r>
+            <w:r>
+              <w:rPr>
+                <w:rFonts w:hint="default"/>
+                <w:noProof/>
+              </w:rPr>
+              <w:t>3</w:t>
+            </w:r>
+            <w:r>
+              <w:rPr>
+                <w:noProof/>
+              </w:rPr>
+              <w:fldChar w:fldCharType="end"/>
+            </w:r>
+          </w:hyperlink>
+        </w:p>
+        <w:p>
+          <w:pPr>
+            <w:pStyle w:val="TOC2"/>
+            <w:tabs>
+              <w:tab w:val="right" w:leader="dot" w:pos="9060"/>
+            </w:tabs>
+            <w:rPr>
+              <w:rFonts w:asciiTheme="minorHAnsi" w:eastAsiaTheme="minorEastAsia" w:hAnsiTheme="minorHAnsi" w:cstheme="minorBidi"/>
+              <w:noProof/>
+              <w:kern w:val="2"/>
+              <w:sz w:val="22"/>
+              <w:szCs w:val="24"/>
+              <w14:ligatures w14:val="standardContextual"/>
+            </w:rPr>
+          </w:pPr>
+          <w:hyperlink w:anchor="_Toc244280001" w:history="1">
+            <w:r>
+              <w:rPr>
+                <w:rStyle w:val="a5"/>
+                <w:noProof/>
+              </w:rPr>
+              <w:t>1.5</w:t>
+            </w:r>
+            <w:r>
+              <w:rPr>
+                <w:rStyle w:val="a5"/>
+                <w:noProof/>
+              </w:rPr>
+              <w:t xml:space="preserve">　发表、获奖与项目来源</w:t>
+            </w:r>
+            <w:r>
+              <w:rPr>
+                <w:noProof/>
+              </w:rPr>
+              <w:tab/>
+            </w:r>
+            <w:r>
+              <w:rPr>
+                <w:noProof/>
+              </w:rPr>
+              <w:fldChar w:fldCharType="begin"/>
+            </w:r>
+            <w:r>
+              <w:rPr>
+                <w:noProof/>
+              </w:rPr>
+              <w:instrText xml:space="preserve"> PAGEREF _Toc244280001 \h </w:instrText>
+            </w:r>
+            <w:r>
+              <w:rPr>
+                <w:noProof/>
+              </w:rPr>
+            </w:r>
+            <w:r>
+              <w:rPr>
+                <w:noProof/>
+              </w:rPr>
+              <w:fldChar w:fldCharType="separate"/>
+            </w:r>
+            <w:r>
+              <w:rPr>
+                <w:rFonts w:hint="default"/>
+                <w:noProof/>
+              </w:rPr>
+              <w:t>3</w:t>
             </w:r>
             <w:r>
               <w:rPr>
@@ -746,7 +1056,7 @@
               <w14:ligatures w14:val="standardContextual"/>
             </w:rPr>
           </w:pPr>
-          <w:hyperlink w:anchor="_Toc244244964" w:history="1">
+          <w:hyperlink w:anchor="_Toc244280002" w:history="1">
             <w:r>
               <w:rPr>
                 <w:rStyle w:val="a5"/>
@@ -777,7 +1087,7 @@
               <w:rPr>
                 <w:noProof/>
               </w:rPr>
-              <w:instrText xml:space="preserve"> PAGEREF _Toc244244964 \h </w:instrText>
+              <w:instrText xml:space="preserve"> PAGEREF _Toc244280002 \h </w:instrText>
             </w:r>
             <w:r>
               <w:rPr>
@@ -795,7 +1105,7 @@
                 <w:rFonts w:hint="default"/>
                 <w:noProof/>
               </w:rPr>
-              <w:t>1</w:t>
+              <w:t>3</w:t>
             </w:r>
             <w:r>
               <w:rPr>
@@ -820,7 +1130,7 @@
               <w14:ligatures w14:val="standardContextual"/>
             </w:rPr>
           </w:pPr>
-          <w:hyperlink w:anchor="_Toc244244965" w:history="1">
+          <w:hyperlink w:anchor="_Toc244280003" w:history="1">
             <w:r>
               <w:rPr>
                 <w:rStyle w:val="a5"/>
@@ -851,7 +1161,7 @@
               <w:rPr>
                 <w:noProof/>
               </w:rPr>
-              <w:instrText xml:space="preserve"> PAGEREF _Toc244244965 \h </w:instrText>
+              <w:instrText xml:space="preserve"> PAGEREF _Toc244280003 \h </w:instrText>
             </w:r>
             <w:r>
               <w:rPr>
@@ -869,7 +1179,7 @@
                 <w:rFonts w:hint="default"/>
                 <w:noProof/>
               </w:rPr>
-              <w:t>2</w:t>
+              <w:t>4</w:t>
             </w:r>
             <w:r>
               <w:rPr>
@@ -894,7 +1204,7 @@
               <w14:ligatures w14:val="standardContextual"/>
             </w:rPr>
           </w:pPr>
-          <w:hyperlink w:anchor="_Toc244244966" w:history="1">
+          <w:hyperlink w:anchor="_Toc244280004" w:history="1">
             <w:r>
               <w:rPr>
                 <w:rStyle w:val="a5"/>
@@ -925,7 +1235,7 @@
               <w:rPr>
                 <w:noProof/>
               </w:rPr>
-              <w:instrText xml:space="preserve"> PAGEREF _Toc244244966 \h </w:instrText>
+              <w:instrText xml:space="preserve"> PAGEREF _Toc244280004 \h </w:instrText>
             </w:r>
             <w:r>
               <w:rPr>
@@ -943,7 +1253,7 @@
                 <w:rFonts w:hint="default"/>
                 <w:noProof/>
               </w:rPr>
-              <w:t>2</w:t>
+              <w:t>4</w:t>
             </w:r>
             <w:r>
               <w:rPr>
@@ -968,7 +1278,7 @@
               <w14:ligatures w14:val="standardContextual"/>
             </w:rPr>
           </w:pPr>
-          <w:hyperlink w:anchor="_Toc244244967" w:history="1">
+          <w:hyperlink w:anchor="_Toc244280005" w:history="1">
             <w:r>
               <w:rPr>
                 <w:rStyle w:val="a5"/>
@@ -999,7 +1309,7 @@
               <w:rPr>
                 <w:noProof/>
               </w:rPr>
-              <w:instrText xml:space="preserve"> PAGEREF _Toc244244967 \h </w:instrText>
+              <w:instrText xml:space="preserve"> PAGEREF _Toc244280005 \h </w:instrText>
             </w:r>
             <w:r>
               <w:rPr>
@@ -1017,7 +1327,7 @@
                 <w:rFonts w:hint="default"/>
                 <w:noProof/>
               </w:rPr>
-              <w:t>2</w:t>
+              <w:t>4</w:t>
             </w:r>
             <w:r>
               <w:rPr>
@@ -1042,7 +1352,7 @@
               <w14:ligatures w14:val="standardContextual"/>
             </w:rPr>
           </w:pPr>
-          <w:hyperlink w:anchor="_Toc244244968" w:history="1">
+          <w:hyperlink w:anchor="_Toc244280006" w:history="1">
             <w:r>
               <w:rPr>
                 <w:rStyle w:val="a5"/>
@@ -1073,7 +1383,7 @@
               <w:rPr>
                 <w:noProof/>
               </w:rPr>
-              <w:instrText xml:space="preserve"> PAGEREF _Toc244244968 \h </w:instrText>
+              <w:instrText xml:space="preserve"> PAGEREF _Toc244280006 \h </w:instrText>
             </w:r>
             <w:r>
               <w:rPr>
@@ -1091,7 +1401,7 @@
                 <w:rFonts w:hint="default"/>
                 <w:noProof/>
               </w:rPr>
-              <w:t>3</w:t>
+              <w:t>5</w:t>
             </w:r>
             <w:r>
               <w:rPr>
@@ -1116,7 +1426,7 @@
               <w14:ligatures w14:val="standardContextual"/>
             </w:rPr>
           </w:pPr>
-          <w:hyperlink w:anchor="_Toc244244969" w:history="1">
+          <w:hyperlink w:anchor="_Toc244280007" w:history="1">
             <w:r>
               <w:rPr>
                 <w:rStyle w:val="a5"/>
@@ -1161,7 +1471,7 @@
               <w:rPr>
                 <w:noProof/>
               </w:rPr>
-              <w:instrText xml:space="preserve"> PAGEREF _Toc244244969 \h </w:instrText>
+              <w:instrText xml:space="preserve"> PAGEREF _Toc244280007 \h </w:instrText>
             </w:r>
             <w:r>
               <w:rPr>
@@ -1179,7 +1489,7 @@
                 <w:rFonts w:hint="default"/>
                 <w:noProof/>
               </w:rPr>
-              <w:t>3</w:t>
+              <w:t>5</w:t>
             </w:r>
             <w:r>
               <w:rPr>
@@ -1204,7 +1514,7 @@
               <w14:ligatures w14:val="standardContextual"/>
             </w:rPr>
           </w:pPr>
-          <w:hyperlink w:anchor="_Toc244244970" w:history="1">
+          <w:hyperlink w:anchor="_Toc244280008" w:history="1">
             <w:r>
               <w:rPr>
                 <w:rStyle w:val="a5"/>
@@ -1249,7 +1559,7 @@
               <w:rPr>
                 <w:noProof/>
               </w:rPr>
-              <w:instrText xml:space="preserve"> PAGEREF _Toc244244970 \h </w:instrText>
+              <w:instrText xml:space="preserve"> PAGEREF _Toc244280008 \h </w:instrText>
             </w:r>
             <w:r>
               <w:rPr>
@@ -1267,7 +1577,7 @@
                 <w:rFonts w:hint="default"/>
                 <w:noProof/>
               </w:rPr>
-              <w:t>3</w:t>
+              <w:t>5</w:t>
             </w:r>
             <w:r>
               <w:rPr>
@@ -1292,7 +1602,7 @@
               <w14:ligatures w14:val="standardContextual"/>
             </w:rPr>
           </w:pPr>
-          <w:hyperlink w:anchor="_Toc244244971" w:history="1">
+          <w:hyperlink w:anchor="_Toc244280009" w:history="1">
             <w:r>
               <w:rPr>
                 <w:rStyle w:val="a5"/>
@@ -1351,7 +1661,7 @@
               <w:rPr>
                 <w:noProof/>
               </w:rPr>
-              <w:instrText xml:space="preserve"> PAGEREF _Toc244244971 \h </w:instrText>
+              <w:instrText xml:space="preserve"> PAGEREF _Toc244280009 \h </w:instrText>
             </w:r>
             <w:r>
               <w:rPr>
@@ -1369,7 +1679,7 @@
                 <w:rFonts w:hint="default"/>
                 <w:noProof/>
               </w:rPr>
-              <w:t>4</w:t>
+              <w:t>6</w:t>
             </w:r>
             <w:r>
               <w:rPr>
@@ -1394,7 +1704,7 @@
               <w14:ligatures w14:val="standardContextual"/>
             </w:rPr>
           </w:pPr>
-          <w:hyperlink w:anchor="_Toc244244972" w:history="1">
+          <w:hyperlink w:anchor="_Toc244280010" w:history="1">
             <w:r>
               <w:rPr>
                 <w:rStyle w:val="a5"/>
@@ -1425,7 +1735,7 @@
               <w:rPr>
                 <w:noProof/>
               </w:rPr>
-              <w:instrText xml:space="preserve"> PAGEREF _Toc244244972 \h </w:instrText>
+              <w:instrText xml:space="preserve"> PAGEREF _Toc244280010 \h </w:instrText>
             </w:r>
             <w:r>
               <w:rPr>
@@ -1443,7 +1753,7 @@
                 <w:rFonts w:hint="default"/>
                 <w:noProof/>
               </w:rPr>
-              <w:t>5</w:t>
+              <w:t>7</w:t>
             </w:r>
             <w:r>
               <w:rPr>
@@ -1468,7 +1778,7 @@
               <w14:ligatures w14:val="standardContextual"/>
             </w:rPr>
           </w:pPr>
-          <w:hyperlink w:anchor="_Toc244244973" w:history="1">
+          <w:hyperlink w:anchor="_Toc244280011" w:history="1">
             <w:r>
               <w:rPr>
                 <w:rStyle w:val="a5"/>
@@ -1499,7 +1809,7 @@
               <w:rPr>
                 <w:noProof/>
               </w:rPr>
-              <w:instrText xml:space="preserve"> PAGEREF _Toc244244973 \h </w:instrText>
+              <w:instrText xml:space="preserve"> PAGEREF _Toc244280011 \h </w:instrText>
             </w:r>
             <w:r>
               <w:rPr>
@@ -1517,7 +1827,7 @@
                 <w:rFonts w:hint="default"/>
                 <w:noProof/>
               </w:rPr>
-              <w:t>5</w:t>
+              <w:t>8</w:t>
             </w:r>
             <w:r>
               <w:rPr>
@@ -1542,7 +1852,7 @@
               <w14:ligatures w14:val="standardContextual"/>
             </w:rPr>
           </w:pPr>
-          <w:hyperlink w:anchor="_Toc244244974" w:history="1">
+          <w:hyperlink w:anchor="_Toc244280012" w:history="1">
             <w:r>
               <w:rPr>
                 <w:rStyle w:val="a5"/>
@@ -1587,7 +1897,7 @@
               <w:rPr>
                 <w:noProof/>
               </w:rPr>
-              <w:instrText xml:space="preserve"> PAGEREF _Toc244244974 \h </w:instrText>
+              <w:instrText xml:space="preserve"> PAGEREF _Toc244280012 \h </w:instrText>
             </w:r>
             <w:r>
               <w:rPr>
@@ -1605,7 +1915,7 @@
                 <w:rFonts w:hint="default"/>
                 <w:noProof/>
               </w:rPr>
-              <w:t>6</w:t>
+              <w:t>10</w:t>
             </w:r>
             <w:r>
               <w:rPr>
@@ -1630,7 +1940,7 @@
               <w14:ligatures w14:val="standardContextual"/>
             </w:rPr>
           </w:pPr>
-          <w:hyperlink w:anchor="_Toc244244975" w:history="1">
+          <w:hyperlink w:anchor="_Toc244280013" w:history="1">
             <w:r>
               <w:rPr>
                 <w:rStyle w:val="a5"/>
@@ -1661,7 +1971,7 @@
               <w:rPr>
                 <w:noProof/>
               </w:rPr>
-              <w:instrText xml:space="preserve"> PAGEREF _Toc244244975 \h </w:instrText>
+              <w:instrText xml:space="preserve"> PAGEREF _Toc244280013 \h </w:instrText>
             </w:r>
             <w:r>
               <w:rPr>
@@ -1679,7 +1989,7 @@
                 <w:rFonts w:hint="default"/>
                 <w:noProof/>
               </w:rPr>
-              <w:t>7</w:t>
+              <w:t>11</w:t>
             </w:r>
             <w:r>
               <w:rPr>
@@ -1704,7 +2014,7 @@
               <w14:ligatures w14:val="standardContextual"/>
             </w:rPr>
           </w:pPr>
-          <w:hyperlink w:anchor="_Toc244244976" w:history="1">
+          <w:hyperlink w:anchor="_Toc244280014" w:history="1">
             <w:r>
               <w:rPr>
                 <w:rStyle w:val="a5"/>
@@ -1735,7 +2045,7 @@
               <w:rPr>
                 <w:noProof/>
               </w:rPr>
-              <w:instrText xml:space="preserve"> PAGEREF _Toc244244976 \h </w:instrText>
+              <w:instrText xml:space="preserve"> PAGEREF _Toc244280014 \h </w:instrText>
             </w:r>
             <w:r>
               <w:rPr>
@@ -1753,7 +2063,7 @@
                 <w:rFonts w:hint="default"/>
                 <w:noProof/>
               </w:rPr>
-              <w:t>7</w:t>
+              <w:t>11</w:t>
             </w:r>
             <w:r>
               <w:rPr>
@@ -1778,7 +2088,7 @@
               <w14:ligatures w14:val="standardContextual"/>
             </w:rPr>
           </w:pPr>
-          <w:hyperlink w:anchor="_Toc244244977" w:history="1">
+          <w:hyperlink w:anchor="_Toc244280015" w:history="1">
             <w:r>
               <w:rPr>
                 <w:rStyle w:val="a5"/>
@@ -1816,7 +2126,7 @@
               <w:rPr>
                 <w:noProof/>
               </w:rPr>
-              <w:instrText xml:space="preserve"> PAGEREF _Toc244244977 \h </w:instrText>
+              <w:instrText xml:space="preserve"> PAGEREF _Toc244280015 \h </w:instrText>
             </w:r>
             <w:r>
               <w:rPr>
@@ -1834,7 +2144,7 @@
                 <w:rFonts w:hint="default"/>
                 <w:noProof/>
               </w:rPr>
-              <w:t>8</w:t>
+              <w:t>12</w:t>
             </w:r>
             <w:r>
               <w:rPr>
@@ -1859,7 +2169,7 @@
               <w14:ligatures w14:val="standardContextual"/>
             </w:rPr>
           </w:pPr>
-          <w:hyperlink w:anchor="_Toc244244978" w:history="1">
+          <w:hyperlink w:anchor="_Toc244280016" w:history="1">
             <w:r>
               <w:rPr>
                 <w:rStyle w:val="a5"/>
@@ -1890,7 +2200,7 @@
               <w:rPr>
                 <w:noProof/>
               </w:rPr>
-              <w:instrText xml:space="preserve"> PAGEREF _Toc244244978 \h </w:instrText>
+              <w:instrText xml:space="preserve"> PAGEREF _Toc244280016 \h </w:instrText>
             </w:r>
             <w:r>
               <w:rPr>
@@ -1908,7 +2218,7 @@
                 <w:rFonts w:hint="default"/>
                 <w:noProof/>
               </w:rPr>
-              <w:t>9</w:t>
+              <w:t>14</w:t>
             </w:r>
             <w:r>
               <w:rPr>
@@ -1933,7 +2243,7 @@
               <w14:ligatures w14:val="standardContextual"/>
             </w:rPr>
           </w:pPr>
-          <w:hyperlink w:anchor="_Toc244244979" w:history="1">
+          <w:hyperlink w:anchor="_Toc244280017" w:history="1">
             <w:r>
               <w:rPr>
                 <w:rStyle w:val="a5"/>
@@ -1978,7 +2288,7 @@
               <w:rPr>
                 <w:noProof/>
               </w:rPr>
-              <w:instrText xml:space="preserve"> PAGEREF _Toc244244979 \h </w:instrText>
+              <w:instrText xml:space="preserve"> PAGEREF _Toc244280017 \h </w:instrText>
             </w:r>
             <w:r>
               <w:rPr>
@@ -1996,7 +2306,7 @@
                 <w:rFonts w:hint="default"/>
                 <w:noProof/>
               </w:rPr>
-              <w:t>10</w:t>
+              <w:t>14</w:t>
             </w:r>
             <w:r>
               <w:rPr>
@@ -2021,7 +2331,7 @@
               <w14:ligatures w14:val="standardContextual"/>
             </w:rPr>
           </w:pPr>
-          <w:hyperlink w:anchor="_Toc244244980" w:history="1">
+          <w:hyperlink w:anchor="_Toc244280018" w:history="1">
             <w:r>
               <w:rPr>
                 <w:rStyle w:val="a5"/>
@@ -2052,7 +2362,7 @@
               <w:rPr>
                 <w:noProof/>
               </w:rPr>
-              <w:instrText xml:space="preserve"> PAGEREF _Toc244244980 \h </w:instrText>
+              <w:instrText xml:space="preserve"> PAGEREF _Toc244280018 \h </w:instrText>
             </w:r>
             <w:r>
               <w:rPr>
@@ -2070,7 +2380,7 @@
                 <w:rFonts w:hint="default"/>
                 <w:noProof/>
               </w:rPr>
-              <w:t>10</w:t>
+              <w:t>15</w:t>
             </w:r>
             <w:r>
               <w:rPr>
@@ -2095,7 +2405,7 @@
               <w14:ligatures w14:val="standardContextual"/>
             </w:rPr>
           </w:pPr>
-          <w:hyperlink w:anchor="_Toc244244981" w:history="1">
+          <w:hyperlink w:anchor="_Toc244280019" w:history="1">
             <w:r>
               <w:rPr>
                 <w:rStyle w:val="a5"/>
@@ -2126,7 +2436,7 @@
               <w:rPr>
                 <w:noProof/>
               </w:rPr>
-              <w:instrText xml:space="preserve"> PAGEREF _Toc244244981 \h </w:instrText>
+              <w:instrText xml:space="preserve"> PAGEREF _Toc244280019 \h </w:instrText>
             </w:r>
             <w:r>
               <w:rPr>
@@ -2144,7 +2454,7 @@
                 <w:rFonts w:hint="default"/>
                 <w:noProof/>
               </w:rPr>
-              <w:t>10</w:t>
+              <w:t>15</w:t>
             </w:r>
             <w:r>
               <w:rPr>
@@ -2169,7 +2479,7 @@
               <w14:ligatures w14:val="standardContextual"/>
             </w:rPr>
           </w:pPr>
-          <w:hyperlink w:anchor="_Toc244244982" w:history="1">
+          <w:hyperlink w:anchor="_Toc244280020" w:history="1">
             <w:r>
               <w:rPr>
                 <w:rStyle w:val="a5"/>
@@ -2200,7 +2510,7 @@
               <w:rPr>
                 <w:noProof/>
               </w:rPr>
-              <w:instrText xml:space="preserve"> PAGEREF _Toc244244982 \h </w:instrText>
+              <w:instrText xml:space="preserve"> PAGEREF _Toc244280020 \h </w:instrText>
             </w:r>
             <w:r>
               <w:rPr>
@@ -2218,7 +2528,7 @@
                 <w:rFonts w:hint="default"/>
                 <w:noProof/>
               </w:rPr>
-              <w:t>11</w:t>
+              <w:t>16</w:t>
             </w:r>
             <w:r>
               <w:rPr>
@@ -2243,7 +2553,7 @@
               <w14:ligatures w14:val="standardContextual"/>
             </w:rPr>
           </w:pPr>
-          <w:hyperlink w:anchor="_Toc244244983" w:history="1">
+          <w:hyperlink w:anchor="_Toc244280021" w:history="1">
             <w:r>
               <w:rPr>
                 <w:rStyle w:val="a5"/>
@@ -2274,7 +2584,7 @@
               <w:rPr>
                 <w:noProof/>
               </w:rPr>
-              <w:instrText xml:space="preserve"> PAGEREF _Toc244244983 \h </w:instrText>
+              <w:instrText xml:space="preserve"> PAGEREF _Toc244280021 \h </w:instrText>
             </w:r>
             <w:r>
               <w:rPr>
@@ -2292,7 +2602,7 @@
                 <w:rFonts w:hint="default"/>
                 <w:noProof/>
               </w:rPr>
-              <w:t>12</w:t>
+              <w:t>17</w:t>
             </w:r>
             <w:r>
               <w:rPr>
@@ -2317,7 +2627,7 @@
               <w14:ligatures w14:val="standardContextual"/>
             </w:rPr>
           </w:pPr>
-          <w:hyperlink w:anchor="_Toc244244984" w:history="1">
+          <w:hyperlink w:anchor="_Toc244280022" w:history="1">
             <w:r>
               <w:rPr>
                 <w:rStyle w:val="a5"/>
@@ -2362,7 +2672,7 @@
               <w:rPr>
                 <w:noProof/>
               </w:rPr>
-              <w:instrText xml:space="preserve"> PAGEREF _Toc244244984 \h </w:instrText>
+              <w:instrText xml:space="preserve"> PAGEREF _Toc244280022 \h </w:instrText>
             </w:r>
             <w:r>
               <w:rPr>
@@ -2380,7 +2690,7 @@
                 <w:rFonts w:hint="default"/>
                 <w:noProof/>
               </w:rPr>
-              <w:t>13</w:t>
+              <w:t>18</w:t>
             </w:r>
             <w:r>
               <w:rPr>
@@ -2405,7 +2715,7 @@
               <w14:ligatures w14:val="standardContextual"/>
             </w:rPr>
           </w:pPr>
-          <w:hyperlink w:anchor="_Toc244244985" w:history="1">
+          <w:hyperlink w:anchor="_Toc244280023" w:history="1">
             <w:r>
               <w:rPr>
                 <w:rStyle w:val="a5"/>
@@ -2436,7 +2746,7 @@
               <w:rPr>
                 <w:noProof/>
               </w:rPr>
-              <w:instrText xml:space="preserve"> PAGEREF _Toc244244985 \h </w:instrText>
+              <w:instrText xml:space="preserve"> PAGEREF _Toc244280023 \h </w:instrText>
             </w:r>
             <w:r>
               <w:rPr>
@@ -2454,7 +2764,7 @@
                 <w:rFonts w:hint="default"/>
                 <w:noProof/>
               </w:rPr>
-              <w:t>14</w:t>
+              <w:t>19</w:t>
             </w:r>
             <w:r>
               <w:rPr>
@@ -2479,7 +2789,7 @@
               <w14:ligatures w14:val="standardContextual"/>
             </w:rPr>
           </w:pPr>
-          <w:hyperlink w:anchor="_Toc244244986" w:history="1">
+          <w:hyperlink w:anchor="_Toc244280024" w:history="1">
             <w:r>
               <w:rPr>
                 <w:rStyle w:val="a5"/>
@@ -2510,7 +2820,7 @@
               <w:rPr>
                 <w:noProof/>
               </w:rPr>
-              <w:instrText xml:space="preserve"> PAGEREF _Toc244244986 \h </w:instrText>
+              <w:instrText xml:space="preserve"> PAGEREF _Toc244280024 \h </w:instrText>
             </w:r>
             <w:r>
               <w:rPr>
@@ -2528,7 +2838,7 @@
                 <w:rFonts w:hint="default"/>
                 <w:noProof/>
               </w:rPr>
-              <w:t>15</w:t>
+              <w:t>20</w:t>
             </w:r>
             <w:r>
               <w:rPr>
@@ -2553,7 +2863,7 @@
               <w14:ligatures w14:val="standardContextual"/>
             </w:rPr>
           </w:pPr>
-          <w:hyperlink w:anchor="_Toc244244987" w:history="1">
+          <w:hyperlink w:anchor="_Toc244280025" w:history="1">
             <w:r>
               <w:rPr>
                 <w:rStyle w:val="a5"/>
@@ -2584,7 +2894,7 @@
               <w:rPr>
                 <w:noProof/>
               </w:rPr>
-              <w:instrText xml:space="preserve"> PAGEREF _Toc244244987 \h </w:instrText>
+              <w:instrText xml:space="preserve"> PAGEREF _Toc244280025 \h </w:instrText>
             </w:r>
             <w:r>
               <w:rPr>
@@ -2602,7 +2912,7 @@
                 <w:rFonts w:hint="default"/>
                 <w:noProof/>
               </w:rPr>
-              <w:t>15</w:t>
+              <w:t>20</w:t>
             </w:r>
             <w:r>
               <w:rPr>
@@ -2627,7 +2937,7 @@
               <w14:ligatures w14:val="standardContextual"/>
             </w:rPr>
           </w:pPr>
-          <w:hyperlink w:anchor="_Toc244244988" w:history="1">
+          <w:hyperlink w:anchor="_Toc244280026" w:history="1">
             <w:r>
               <w:rPr>
                 <w:rStyle w:val="a5"/>
@@ -2658,7 +2968,7 @@
               <w:rPr>
                 <w:noProof/>
               </w:rPr>
-              <w:instrText xml:space="preserve"> PAGEREF _Toc244244988 \h </w:instrText>
+              <w:instrText xml:space="preserve"> PAGEREF _Toc244280026 \h </w:instrText>
             </w:r>
             <w:r>
               <w:rPr>
@@ -2676,7 +2986,7 @@
                 <w:rFonts w:hint="default"/>
                 <w:noProof/>
               </w:rPr>
-              <w:t>15</w:t>
+              <w:t>20</w:t>
             </w:r>
             <w:r>
               <w:rPr>
@@ -2701,7 +3011,7 @@
               <w14:ligatures w14:val="standardContextual"/>
             </w:rPr>
           </w:pPr>
-          <w:hyperlink w:anchor="_Toc244244989" w:history="1">
+          <w:hyperlink w:anchor="_Toc244280027" w:history="1">
             <w:r>
               <w:rPr>
                 <w:rStyle w:val="a5"/>
@@ -2732,7 +3042,7 @@
               <w:rPr>
                 <w:noProof/>
               </w:rPr>
-              <w:instrText xml:space="preserve"> PAGEREF _Toc244244989 \h </w:instrText>
+              <w:instrText xml:space="preserve"> PAGEREF _Toc244280027 \h </w:instrText>
             </w:r>
             <w:r>
               <w:rPr>
@@ -2750,7 +3060,7 @@
                 <w:rFonts w:hint="default"/>
                 <w:noProof/>
               </w:rPr>
-              <w:t>16</w:t>
+              <w:t>20</w:t>
             </w:r>
             <w:r>
               <w:rPr>
@@ -2775,7 +3085,7 @@
               <w14:ligatures w14:val="standardContextual"/>
             </w:rPr>
           </w:pPr>
-          <w:hyperlink w:anchor="_Toc244244990" w:history="1">
+          <w:hyperlink w:anchor="_Toc244280028" w:history="1">
             <w:r>
               <w:rPr>
                 <w:rStyle w:val="a5"/>
@@ -2806,7 +3116,7 @@
               <w:rPr>
                 <w:noProof/>
               </w:rPr>
-              <w:instrText xml:space="preserve"> PAGEREF _Toc244244990 \h </w:instrText>
+              <w:instrText xml:space="preserve"> PAGEREF _Toc244280028 \h </w:instrText>
             </w:r>
             <w:r>
               <w:rPr>
@@ -2824,7 +3134,7 @@
                 <w:rFonts w:hint="default"/>
                 <w:noProof/>
               </w:rPr>
-              <w:t>16</w:t>
+              <w:t>20</w:t>
             </w:r>
             <w:r>
               <w:rPr>
@@ -2849,7 +3159,7 @@
               <w14:ligatures w14:val="standardContextual"/>
             </w:rPr>
           </w:pPr>
-          <w:hyperlink w:anchor="_Toc244244991" w:history="1">
+          <w:hyperlink w:anchor="_Toc244280029" w:history="1">
             <w:r>
               <w:rPr>
                 <w:rStyle w:val="a5"/>
@@ -2880,7 +3190,7 @@
               <w:rPr>
                 <w:noProof/>
               </w:rPr>
-              <w:instrText xml:space="preserve"> PAGEREF _Toc244244991 \h </w:instrText>
+              <w:instrText xml:space="preserve"> PAGEREF _Toc244280029 \h </w:instrText>
             </w:r>
             <w:r>
               <w:rPr>
@@ -2898,7 +3208,7 @@
                 <w:rFonts w:hint="default"/>
                 <w:noProof/>
               </w:rPr>
-              <w:t>16</w:t>
+              <w:t>21</w:t>
             </w:r>
             <w:r>
               <w:rPr>
@@ -2923,7 +3233,7 @@
               <w14:ligatures w14:val="standardContextual"/>
             </w:rPr>
           </w:pPr>
-          <w:hyperlink w:anchor="_Toc244244992" w:history="1">
+          <w:hyperlink w:anchor="_Toc244280030" w:history="1">
             <w:r>
               <w:rPr>
                 <w:rStyle w:val="a5"/>
@@ -2954,7 +3264,7 @@
               <w:rPr>
                 <w:noProof/>
               </w:rPr>
-              <w:instrText xml:space="preserve"> PAGEREF _Toc244244992 \h </w:instrText>
+              <w:instrText xml:space="preserve"> PAGEREF _Toc244280030 \h </w:instrText>
             </w:r>
             <w:r>
               <w:rPr>
@@ -2972,7 +3282,7 @@
                 <w:rFonts w:hint="default"/>
                 <w:noProof/>
               </w:rPr>
-              <w:t>16</w:t>
+              <w:t>21</w:t>
             </w:r>
             <w:r>
               <w:rPr>
@@ -2997,7 +3307,7 @@
               <w14:ligatures w14:val="standardContextual"/>
             </w:rPr>
           </w:pPr>
-          <w:hyperlink w:anchor="_Toc244244993" w:history="1">
+          <w:hyperlink w:anchor="_Toc244280031" w:history="1">
             <w:r>
               <w:rPr>
                 <w:rStyle w:val="a5"/>
@@ -3028,7 +3338,7 @@
               <w:rPr>
                 <w:noProof/>
               </w:rPr>
-              <w:instrText xml:space="preserve"> PAGEREF _Toc244244993 \h </w:instrText>
+              <w:instrText xml:space="preserve"> PAGEREF _Toc244280031 \h </w:instrText>
             </w:r>
             <w:r>
               <w:rPr>
@@ -3046,7 +3356,7 @@
                 <w:rFonts w:hint="default"/>
                 <w:noProof/>
               </w:rPr>
-              <w:t>16</w:t>
+              <w:t>21</w:t>
             </w:r>
             <w:r>
               <w:rPr>
@@ -3071,7 +3381,7 @@
               <w14:ligatures w14:val="standardContextual"/>
             </w:rPr>
           </w:pPr>
-          <w:hyperlink w:anchor="_Toc244244994" w:history="1">
+          <w:hyperlink w:anchor="_Toc244280032" w:history="1">
             <w:r>
               <w:rPr>
                 <w:rStyle w:val="a5"/>
@@ -3109,7 +3419,7 @@
               <w:rPr>
                 <w:noProof/>
               </w:rPr>
-              <w:instrText xml:space="preserve"> PAGEREF _Toc244244994 \h </w:instrText>
+              <w:instrText xml:space="preserve"> PAGEREF _Toc244280032 \h </w:instrText>
             </w:r>
             <w:r>
               <w:rPr>
@@ -3127,7 +3437,7 @@
                 <w:rFonts w:hint="default"/>
                 <w:noProof/>
               </w:rPr>
-              <w:t>17</w:t>
+              <w:t>22</w:t>
             </w:r>
             <w:r>
               <w:rPr>
@@ -3152,7 +3462,7 @@
               <w14:ligatures w14:val="standardContextual"/>
             </w:rPr>
           </w:pPr>
-          <w:hyperlink w:anchor="_Toc244244995" w:history="1">
+          <w:hyperlink w:anchor="_Toc244280033" w:history="1">
             <w:r>
               <w:rPr>
                 <w:rStyle w:val="a5"/>
@@ -3183,7 +3493,7 @@
               <w:rPr>
                 <w:noProof/>
               </w:rPr>
-              <w:instrText xml:space="preserve"> PAGEREF _Toc244244995 \h </w:instrText>
+              <w:instrText xml:space="preserve"> PAGEREF _Toc244280033 \h </w:instrText>
             </w:r>
             <w:r>
               <w:rPr>
@@ -3201,7 +3511,81 @@
                 <w:rFonts w:hint="default"/>
                 <w:noProof/>
               </w:rPr>
-              <w:t>17</w:t>
+              <w:t>22</w:t>
+            </w:r>
+            <w:r>
+              <w:rPr>
+                <w:noProof/>
+              </w:rPr>
+              <w:fldChar w:fldCharType="end"/>
+            </w:r>
+          </w:hyperlink>
+        </w:p>
+        <w:p>
+          <w:pPr>
+            <w:pStyle w:val="TOC2"/>
+            <w:tabs>
+              <w:tab w:val="right" w:leader="dot" w:pos="9060"/>
+            </w:tabs>
+            <w:rPr>
+              <w:rFonts w:asciiTheme="minorHAnsi" w:eastAsiaTheme="minorEastAsia" w:hAnsiTheme="minorHAnsi" w:cstheme="minorBidi"/>
+              <w:noProof/>
+              <w:kern w:val="2"/>
+              <w:sz w:val="22"/>
+              <w:szCs w:val="24"/>
+              <w14:ligatures w14:val="standardContextual"/>
+            </w:rPr>
+          </w:pPr>
+          <w:hyperlink w:anchor="_Toc244280034" w:history="1">
+            <w:r>
+              <w:rPr>
+                <w:rStyle w:val="a5"/>
+                <w:noProof/>
+              </w:rPr>
+              <w:t>A.2</w:t>
+            </w:r>
+            <w:r>
+              <w:rPr>
+                <w:rStyle w:val="a5"/>
+                <w:noProof/>
+              </w:rPr>
+              <w:t xml:space="preserve">　作品介绍文档要求对应</w:t>
+            </w:r>
+            <w:r>
+              <w:rPr>
+                <w:noProof/>
+              </w:rPr>
+              <w:tab/>
+            </w:r>
+            <w:r>
+              <w:rPr>
+                <w:noProof/>
+              </w:rPr>
+              <w:fldChar w:fldCharType="begin"/>
+            </w:r>
+            <w:r>
+              <w:rPr>
+                <w:noProof/>
+              </w:rPr>
+              <w:instrText xml:space="preserve"> PAGEREF _Toc244280034 \h </w:instrText>
+            </w:r>
+            <w:r>
+              <w:rPr>
+                <w:noProof/>
+              </w:rPr>
+            </w:r>
+            <w:r>
+              <w:rPr>
+                <w:noProof/>
+              </w:rPr>
+              <w:fldChar w:fldCharType="separate"/>
+            </w:r>
+            <w:r>
+              <w:rPr>
+                <w:rFonts w:hint="default"/>
+                <w:noProof/>
+              </w:rPr>
+              <w:t>22</w:t>
             </w:r>
             <w:r>
               <w:rPr>
@@ -3245,7 +3629,7 @@
           <w:rFonts w:hint="default"/>
         </w:rPr>
       </w:pPr>
-      <w:bookmarkStart w:id="0" w:name="_Toc244244962"/>
+      <w:bookmarkStart w:id="0" w:name="_Toc244279996"/>
       <w:r>
         <w:lastRenderedPageBreak/>
         <w:t>1</w:t>
@@ -3290,7 +3674,7 @@
           <w:rFonts w:hint="default"/>
         </w:rPr>
       </w:pPr>
-      <w:bookmarkStart w:id="1" w:name="_Toc244244963"/>
+      <w:bookmarkStart w:id="1" w:name="_Toc244279997"/>
       <w:r>
         <w:t>1.1</w:t>
       </w:r>
@@ -3921,17 +4305,17 @@
     </w:p>
     <w:p>
       <w:pPr>
-        <w:pStyle w:val="1"/>
+        <w:pStyle w:val="2"/>
         <w:rPr>
           <w:rFonts w:hint="default"/>
         </w:rPr>
       </w:pPr>
-      <w:bookmarkStart w:id="2" w:name="_Toc244244964"/>
-      <w:r>
-        <w:t>2</w:t>
-      </w:r>
-      <w:r>
-        <w:t xml:space="preserve">　需求分析</w:t>
+      <w:bookmarkStart w:id="2" w:name="_Toc244279998"/>
+      <w:r>
+        <w:t>1.2</w:t>
+      </w:r>
+      <w:r>
+        <w:t xml:space="preserve">　使用方式</w:t>
       </w:r>
       <w:bookmarkEnd w:id="2"/>
     </w:p>
@@ -3943,6 +4327,904 @@
         </w:rPr>
       </w:pPr>
       <w:r>
+        <w:t>引用体检是网页应用，打开即可使用，不需要注册登录。公网演示部署在魔搭创空间（</w:t>
+      </w:r>
+      <w:r>
+        <w:t>https://www.modelscope.cn/studios/kgkvybu111111/cite-checkup?mode=full</w:t>
+      </w:r>
+      <w:r>
+        <w:t>），首次打开需要等待加载。页面顶部有两个工作区：左边“参考文献体检”，右边“正文论断核查”。第一次打开会播放</w:t>
+      </w:r>
+      <w:r>
+        <w:lastRenderedPageBreak/>
+        <w:t>约</w:t>
+      </w:r>
+      <w:r>
+        <w:t xml:space="preserve"> 2 </w:t>
+      </w:r>
+      <w:r>
+        <w:t>秒的开场动画，可以跟着</w:t>
+      </w:r>
+      <w:r>
+        <w:t xml:space="preserve"> 6 </w:t>
+      </w:r>
+      <w:r>
+        <w:t>步新手引导熟悉页面，页眉的“怎么用”可随时重看。本文的界面截图均取自魔搭公网演示的实际运行结果。</w:t>
+      </w:r>
+    </w:p>
+    <w:p>
+      <w:pPr>
+        <w:pStyle w:val="Body"/>
+        <w:rPr>
+          <w:rFonts w:hint="default"/>
+        </w:rPr>
+      </w:pPr>
+      <w:r>
+        <w:t>（</w:t>
+      </w:r>
+      <w:r>
+        <w:t>1</w:t>
+      </w:r>
+      <w:r>
+        <w:t>）粘贴或导入参考文献。把论文末尾的参考文献列表粘贴进输入框，一条一行或带</w:t>
+      </w:r>
+      <w:r>
+        <w:t xml:space="preserve"> [1]</w:t>
+      </w:r>
+      <w:r>
+        <w:t>、</w:t>
+      </w:r>
+      <w:r>
+        <w:t xml:space="preserve">1. </w:t>
+      </w:r>
+      <w:r>
+        <w:t>这样的序号，</w:t>
+      </w:r>
+      <w:r>
+        <w:t>GB/T 7714</w:t>
+      </w:r>
+      <w:r>
+        <w:t>、</w:t>
+      </w:r>
+      <w:r>
+        <w:t>APA</w:t>
+      </w:r>
+      <w:r>
+        <w:t>、</w:t>
+      </w:r>
+      <w:r>
+        <w:t xml:space="preserve">IEEE </w:t>
+      </w:r>
+      <w:r>
+        <w:t>等格式都可以，只贴</w:t>
+      </w:r>
+      <w:r>
+        <w:t xml:space="preserve"> DOI </w:t>
+      </w:r>
+      <w:r>
+        <w:t>也行；也可以点“导入文件”从</w:t>
+      </w:r>
+      <w:r>
+        <w:t xml:space="preserve"> PDF</w:t>
+      </w:r>
+      <w:r>
+        <w:t>、</w:t>
+      </w:r>
+      <w:r>
+        <w:t>Word</w:t>
+      </w:r>
+      <w:r>
+        <w:t>、</w:t>
+      </w:r>
+      <w:r>
+        <w:t xml:space="preserve">TXT </w:t>
+      </w:r>
+      <w:r>
+        <w:t>中提取参考文献，或点“截图识别”上传参考文献页的照片或截图，对照原图确认后再填入（图</w:t>
+      </w:r>
+      <w:r>
+        <w:t xml:space="preserve"> 4-8</w:t>
+      </w:r>
+      <w:r>
+        <w:t>）。</w:t>
+      </w:r>
+    </w:p>
+    <w:p>
+      <w:pPr>
+        <w:pStyle w:val="Body"/>
+        <w:rPr>
+          <w:rFonts w:hint="default"/>
+        </w:rPr>
+      </w:pPr>
+      <w:r>
+        <w:t>（</w:t>
+      </w:r>
+      <w:r>
+        <w:t>2</w:t>
+      </w:r>
+      <w:r>
+        <w:t>）开始体检，查看结论。点“开始体检”，每条参考文献陆续盖上结论印章：已核实、有误、相近候选、查无此文、已撤稿</w:t>
+      </w:r>
+      <w:r>
+        <w:t xml:space="preserve"> / </w:t>
+      </w:r>
+      <w:r>
+        <w:t>关注声明、待人工或未完成。点“需要处理”只看有问题的条目，点“详情”查看逐字段比对、按数据库记录生成的规范写法和每一步核查过程（图</w:t>
+      </w:r>
+      <w:r>
+        <w:t xml:space="preserve"> 5-1</w:t>
+      </w:r>
+      <w:r>
+        <w:t>）。中文期刊论文会自动到知网、万方、维普和期刊官网联网核查（图</w:t>
+      </w:r>
+      <w:r>
+        <w:t xml:space="preserve"> 4-4</w:t>
+      </w:r>
+      <w:r>
+        <w:t>）。</w:t>
+      </w:r>
+    </w:p>
+    <w:p>
+      <w:pPr>
+        <w:pStyle w:val="Body"/>
+        <w:rPr>
+          <w:rFonts w:hint="default"/>
+        </w:rPr>
+      </w:pPr>
+      <w:r>
+        <w:t>（</w:t>
+      </w:r>
+      <w:r>
+        <w:t>3</w:t>
+      </w:r>
+      <w:r>
+        <w:t>）对查不到的条目让</w:t>
+      </w:r>
+      <w:r>
+        <w:t xml:space="preserve"> AI </w:t>
+      </w:r>
+      <w:r>
+        <w:t>继续查。“待人工”或“相近候选”的条目可以点“</w:t>
+      </w:r>
+      <w:r>
+        <w:t xml:space="preserve">AI </w:t>
+      </w:r>
+      <w:r>
+        <w:t>继续查”：</w:t>
+      </w:r>
+      <w:r>
+        <w:t xml:space="preserve">DeepSeek </w:t>
+      </w:r>
+      <w:r>
+        <w:t>规划检索，换着方式再查几个数据库，每一步都显示出来，找到的候选仍由规则逐字段确认（图</w:t>
+      </w:r>
+      <w:r>
+        <w:t xml:space="preserve"> 4-2</w:t>
+      </w:r>
+      <w:r>
+        <w:t>）。</w:t>
+      </w:r>
+    </w:p>
+    <w:p>
+      <w:pPr>
+        <w:pStyle w:val="Body"/>
+        <w:rPr>
+          <w:rFonts w:hint="default"/>
+        </w:rPr>
+      </w:pPr>
+      <w:r>
+        <w:t>（</w:t>
+      </w:r>
+      <w:r>
+        <w:t>4</w:t>
+      </w:r>
+      <w:r>
+        <w:t>）导出结果。查完可以“复制修正版清单”（只改写错的条目），点“规范参考文献”把整份列表统一成</w:t>
+      </w:r>
+      <w:r>
+        <w:t xml:space="preserve"> GB/T 7714 </w:t>
+      </w:r>
+      <w:r>
+        <w:t>或</w:t>
+      </w:r>
+      <w:r>
+        <w:t xml:space="preserve"> APA</w:t>
+      </w:r>
+      <w:r>
+        <w:t>（图</w:t>
+      </w:r>
+      <w:r>
+        <w:t xml:space="preserve"> 5-2</w:t>
+      </w:r>
+      <w:r>
+        <w:t>），或“下载核查报告”。导入的</w:t>
+      </w:r>
+      <w:r>
+        <w:t xml:space="preserve"> PDF</w:t>
+      </w:r>
+      <w:r>
+        <w:t>、</w:t>
+      </w:r>
+      <w:r>
+        <w:t xml:space="preserve">Word </w:t>
+      </w:r>
+      <w:r>
+        <w:t>里如有读者看不见、</w:t>
+      </w:r>
+      <w:r>
+        <w:t xml:space="preserve">AI </w:t>
+      </w:r>
+      <w:r>
+        <w:t>却会读到的隐藏文字，导入预览时会列出来并去掉（图</w:t>
+      </w:r>
+      <w:r>
+        <w:t xml:space="preserve"> 5-3</w:t>
+      </w:r>
+      <w:r>
+        <w:t>）。</w:t>
+      </w:r>
+    </w:p>
+    <w:p>
+      <w:pPr>
+        <w:pStyle w:val="Body"/>
+        <w:rPr>
+          <w:rFonts w:hint="default"/>
+        </w:rPr>
+      </w:pPr>
+      <w:r>
+        <w:t>正文论断核查：在“正文中的论断”里输入一句话，证据来源选“通过</w:t>
+      </w:r>
+      <w:r>
+        <w:t xml:space="preserve"> DOI </w:t>
+      </w:r>
+      <w:r>
+        <w:t>查原文”并填它引用文献的</w:t>
+      </w:r>
+      <w:r>
+        <w:t xml:space="preserve"> DOI</w:t>
+      </w:r>
+      <w:r>
+        <w:t>，或选“提供文献正文”粘贴原文段落，然后点“核查论断”。结论分为证据支持、部分支持、与证据矛盾、证据不足四类，并列出判断所依据的原文引句，可展开查看引句在原文中的位置（图</w:t>
+      </w:r>
+      <w:r>
+        <w:t xml:space="preserve"> 4-6</w:t>
+      </w:r>
+      <w:r>
+        <w:t>）。</w:t>
+      </w:r>
+    </w:p>
+    <w:p>
+      <w:pPr>
+        <w:pStyle w:val="Body"/>
+        <w:rPr>
+          <w:rFonts w:hint="default"/>
+        </w:rPr>
+      </w:pPr>
+      <w:r>
+        <w:t>所有结论都需要人工复核：查不到不等于编造，工具只帮助把可疑条目挑出来。开发者还可以在本地以</w:t>
+      </w:r>
+      <w:r>
+        <w:t xml:space="preserve"> stdio </w:t>
+      </w:r>
+      <w:r>
+        <w:t>方式启动</w:t>
+      </w:r>
+      <w:r>
+        <w:t xml:space="preserve"> MCP Server</w:t>
+      </w:r>
+      <w:r>
+        <w:t>，让支持</w:t>
+      </w:r>
+      <w:r>
+        <w:t xml:space="preserve"> MCP </w:t>
+      </w:r>
+      <w:r>
+        <w:t>的</w:t>
+      </w:r>
+      <w:r>
+        <w:t xml:space="preserve"> AI </w:t>
+      </w:r>
+      <w:r>
+        <w:t>工具调用核验能力（见</w:t>
+      </w:r>
+      <w:r>
+        <w:t xml:space="preserve"> 5.4 </w:t>
+      </w:r>
+      <w:r>
+        <w:t>节）；本地运行与部署方法见</w:t>
+      </w:r>
+      <w:r>
+        <w:t xml:space="preserve"> 6.5 </w:t>
+      </w:r>
+      <w:r>
+        <w:t>节。</w:t>
+      </w:r>
+    </w:p>
+    <w:p>
+      <w:pPr>
+        <w:pStyle w:val="2"/>
+        <w:rPr>
+          <w:rFonts w:hint="default"/>
+        </w:rPr>
+      </w:pPr>
+      <w:bookmarkStart w:id="3" w:name="_Toc244279999"/>
+      <w:r>
+        <w:t>1.3</w:t>
+      </w:r>
+      <w:r>
+        <w:t xml:space="preserve">　项目亮点</w:t>
+      </w:r>
+      <w:bookmarkEnd w:id="3"/>
+    </w:p>
+    <w:p>
+      <w:pPr>
+        <w:pStyle w:val="Body"/>
+        <w:rPr>
+          <w:rFonts w:hint="default"/>
+        </w:rPr>
+      </w:pPr>
+      <w:r>
+        <w:t>（</w:t>
+      </w:r>
+      <w:r>
+        <w:t>1</w:t>
+      </w:r>
+      <w:r>
+        <w:t>）检索与裁决分离。大模型和搜索只负责找候选、读原文；是不是同一篇、真不真，由规则逐字段判定，每个结论都能回到数据库记录或原文片段（见第</w:t>
+      </w:r>
+      <w:r>
+        <w:t xml:space="preserve"> 3</w:t>
+      </w:r>
+      <w:r>
+        <w:t>、</w:t>
+      </w:r>
+      <w:r>
+        <w:t xml:space="preserve">4 </w:t>
+      </w:r>
+      <w:r>
+        <w:t>章）。</w:t>
+      </w:r>
+    </w:p>
+    <w:p>
+      <w:pPr>
+        <w:pStyle w:val="Body"/>
+        <w:rPr>
+          <w:rFonts w:hint="default"/>
+        </w:rPr>
+      </w:pPr>
+      <w:r>
+        <w:t>（</w:t>
+      </w:r>
+      <w:r>
+        <w:t>2</w:t>
+      </w:r>
+      <w:r>
+        <w:t>）比直接问</w:t>
+      </w:r>
+      <w:r>
+        <w:t xml:space="preserve"> AI </w:t>
+      </w:r>
+      <w:r>
+        <w:t>可靠。在</w:t>
+      </w:r>
+      <w:r>
+        <w:t xml:space="preserve"> 130 </w:t>
+      </w:r>
+      <w:r>
+        <w:t>条构造引文的对照实验中，不联网的</w:t>
+      </w:r>
+      <w:r>
+        <w:t xml:space="preserve"> DeepSeek </w:t>
+      </w:r>
+      <w:r>
+        <w:t>把</w:t>
+      </w:r>
+      <w:r>
+        <w:t xml:space="preserve"> 23%</w:t>
+      </w:r>
+      <w:r>
+        <w:rPr>
+          <w:rFonts w:hint="default"/>
+        </w:rPr>
+        <w:t>–</w:t>
+      </w:r>
+      <w:r>
+        <w:t xml:space="preserve">33% </w:t>
+      </w:r>
+      <w:r>
+        <w:t>的编造引文说成真实，本系统为</w:t>
+      </w:r>
+      <w:r>
+        <w:t xml:space="preserve"> 0</w:t>
+      </w:r>
+      <w:r>
+        <w:t>；本系统说“已核实”的条目全部正确，改正写法全部来自数据库记录（见</w:t>
+      </w:r>
+      <w:r>
+        <w:t xml:space="preserve"> 6.4 </w:t>
+      </w:r>
+      <w:r>
+        <w:t>节）。</w:t>
+      </w:r>
+    </w:p>
+    <w:p>
+      <w:pPr>
+        <w:pStyle w:val="Body"/>
+        <w:rPr>
+          <w:rFonts w:hint="default"/>
+        </w:rPr>
+      </w:pPr>
+      <w:r>
+        <w:t>（</w:t>
+      </w:r>
+      <w:r>
+        <w:t>3</w:t>
+      </w:r>
+      <w:r>
+        <w:t>）中文期刊也能查。知网、万方、维普没有开放接口，标准体检用</w:t>
+      </w:r>
+      <w:r>
+        <w:t xml:space="preserve"> DeepSeek </w:t>
+      </w:r>
+      <w:r>
+        <w:t>搜索接口找到原文页，再由规则逐字段比对；在规则定稿后只运行一次的</w:t>
+      </w:r>
+      <w:r>
+        <w:t xml:space="preserve"> 40 </w:t>
+      </w:r>
+      <w:r>
+        <w:t>条中文期刊论文上，“待人工”从</w:t>
+      </w:r>
+      <w:r>
+        <w:t xml:space="preserve"> 95% </w:t>
+      </w:r>
+      <w:r>
+        <w:t>降到</w:t>
+      </w:r>
+      <w:r>
+        <w:t xml:space="preserve"> 32.5%</w:t>
+      </w:r>
+      <w:r>
+        <w:t>，已核实的</w:t>
+      </w:r>
+      <w:r>
+        <w:t xml:space="preserve"> 15 </w:t>
+      </w:r>
+      <w:r>
+        <w:t>条全部正确（见</w:t>
+      </w:r>
+      <w:r>
+        <w:t xml:space="preserve"> 4.3 </w:t>
+      </w:r>
+      <w:r>
+        <w:t>节）。</w:t>
+      </w:r>
+    </w:p>
+    <w:p>
+      <w:pPr>
+        <w:pStyle w:val="Body"/>
+        <w:rPr>
+          <w:rFonts w:hint="default"/>
+        </w:rPr>
+      </w:pPr>
+      <w:r>
+        <w:t>（</w:t>
+      </w:r>
+      <w:r>
+        <w:t>4</w:t>
+      </w:r>
+      <w:r>
+        <w:t>）正文论断有原文依据。读取开放全文，经混合检索后由模型判断论断与原文的关系，每个结论都附可在原文中逐字定位的引句（见</w:t>
+      </w:r>
+      <w:r>
+        <w:t xml:space="preserve"> 4.4 </w:t>
+      </w:r>
+      <w:r>
+        <w:t>节）。</w:t>
+      </w:r>
+    </w:p>
+    <w:p>
+      <w:pPr>
+        <w:pStyle w:val="Body"/>
+        <w:rPr>
+          <w:rFonts w:hint="default"/>
+        </w:rPr>
+      </w:pPr>
+      <w:r>
+        <w:lastRenderedPageBreak/>
+        <w:t>（</w:t>
+      </w:r>
+      <w:r>
+        <w:t>5</w:t>
+      </w:r>
+      <w:r>
+        <w:t>）贴合论文写作的实际环节：拍照</w:t>
+      </w:r>
+      <w:r>
+        <w:t xml:space="preserve"> / </w:t>
+      </w:r>
+      <w:r>
+        <w:t>截图识别参考文献、导入文档时检出隐藏提示词、一键规范为</w:t>
+      </w:r>
+      <w:r>
+        <w:t xml:space="preserve"> GB/T 7714 </w:t>
+      </w:r>
+      <w:r>
+        <w:t>或</w:t>
+      </w:r>
+      <w:r>
+        <w:t xml:space="preserve"> APA</w:t>
+      </w:r>
+      <w:r>
+        <w:t>、只贴</w:t>
+      </w:r>
+      <w:r>
+        <w:t xml:space="preserve"> DOI </w:t>
+      </w:r>
+      <w:r>
+        <w:t>也能补全，并通过</w:t>
+      </w:r>
+      <w:r>
+        <w:t xml:space="preserve"> MCP Server </w:t>
+      </w:r>
+      <w:r>
+        <w:t>把核验能力开放给其他</w:t>
+      </w:r>
+      <w:r>
+        <w:t xml:space="preserve"> AI </w:t>
+      </w:r>
+      <w:r>
+        <w:t>工具（见</w:t>
+      </w:r>
+      <w:r>
+        <w:t xml:space="preserve"> 4.5</w:t>
+      </w:r>
+      <w:r>
+        <w:t>、</w:t>
+      </w:r>
+      <w:r>
+        <w:t>5.2</w:t>
+      </w:r>
+      <w:r>
+        <w:rPr>
+          <w:rFonts w:hint="default"/>
+        </w:rPr>
+        <w:t>–</w:t>
+      </w:r>
+      <w:r>
+        <w:t xml:space="preserve">5.4 </w:t>
+      </w:r>
+      <w:r>
+        <w:t>节）。</w:t>
+      </w:r>
+    </w:p>
+    <w:p>
+      <w:pPr>
+        <w:pStyle w:val="2"/>
+        <w:rPr>
+          <w:rFonts w:hint="default"/>
+        </w:rPr>
+      </w:pPr>
+      <w:bookmarkStart w:id="4" w:name="_Toc244280000"/>
+      <w:r>
+        <w:t>1.4</w:t>
+      </w:r>
+      <w:r>
+        <w:t xml:space="preserve">　</w:t>
+      </w:r>
+      <w:r>
+        <w:t xml:space="preserve">AI </w:t>
+      </w:r>
+      <w:r>
+        <w:t>技术落地与测试情况概述</w:t>
+      </w:r>
+      <w:bookmarkEnd w:id="4"/>
+    </w:p>
+    <w:p>
+      <w:pPr>
+        <w:pStyle w:val="Body"/>
+        <w:rPr>
+          <w:rFonts w:hint="default"/>
+        </w:rPr>
+      </w:pPr>
+      <w:r>
+        <w:t>落地情况：项目接入了六项</w:t>
+      </w:r>
+      <w:r>
+        <w:t xml:space="preserve"> AI </w:t>
+      </w:r>
+      <w:r>
+        <w:t>能力，即受约束的字段解析、对查不到条目的</w:t>
+      </w:r>
+      <w:r>
+        <w:t xml:space="preserve"> AI </w:t>
+      </w:r>
+      <w:r>
+        <w:t>检索</w:t>
+      </w:r>
+      <w:r>
+        <w:t xml:space="preserve"> Agent</w:t>
+      </w:r>
+      <w:r>
+        <w:t>、标准体检里的中文期刊联网核查、拍照</w:t>
+      </w:r>
+      <w:r>
+        <w:t xml:space="preserve"> / </w:t>
+      </w:r>
+      <w:r>
+        <w:t>截图识别参考文献、读取开放全文并混合检索的论断核查，以及把核验工具开放给其他</w:t>
+      </w:r>
+      <w:r>
+        <w:t xml:space="preserve"> AI </w:t>
+      </w:r>
+      <w:r>
+        <w:t>的</w:t>
+      </w:r>
+      <w:r>
+        <w:t xml:space="preserve"> MCP Server</w:t>
+      </w:r>
+      <w:r>
+        <w:t>。前五项在魔搭创空间公网演示中可以直接使用，</w:t>
+      </w:r>
+      <w:r>
+        <w:t xml:space="preserve">MCP Server </w:t>
+      </w:r>
+      <w:r>
+        <w:t>以</w:t>
+      </w:r>
+      <w:r>
+        <w:t xml:space="preserve"> stdio </w:t>
+      </w:r>
+      <w:r>
+        <w:t>方式在本地运行。大模型统一使用</w:t>
+      </w:r>
+      <w:r>
+        <w:t xml:space="preserve"> DeepSeek</w:t>
+      </w:r>
+      <w:r>
+        <w:t>（</w:t>
+      </w:r>
+      <w:r>
+        <w:t>deepseek-flash</w:t>
+      </w:r>
+      <w:r>
+        <w:t>），中文期刊检索使用</w:t>
+      </w:r>
+      <w:r>
+        <w:t xml:space="preserve"> DeepSeek </w:t>
+      </w:r>
+      <w:r>
+        <w:t>搜索接口（搜索引擎，不是大模型）。模型和搜索只提供候选或依据，真伪结论由规则或带原文引句的判断给出（见</w:t>
+      </w:r>
+      <w:r>
+        <w:t xml:space="preserve"> 4.1 </w:t>
+      </w:r>
+      <w:r>
+        <w:t>节）。</w:t>
+      </w:r>
+    </w:p>
+    <w:p>
+      <w:pPr>
+        <w:pStyle w:val="Body"/>
+        <w:rPr>
+          <w:rFonts w:hint="default"/>
+        </w:rPr>
+      </w:pPr>
+      <w:r>
+        <w:t>测试情况：自动测试</w:t>
+      </w:r>
+      <w:r>
+        <w:t xml:space="preserve"> 45 </w:t>
+      </w:r>
+      <w:r>
+        <w:t>个文件</w:t>
+      </w:r>
+      <w:r>
+        <w:t xml:space="preserve"> 728 </w:t>
+      </w:r>
+      <w:r>
+        <w:t>项，用固定的上游响应覆盖边界与回归。</w:t>
+      </w:r>
+      <w:r>
+        <w:t xml:space="preserve">AI </w:t>
+      </w:r>
+      <w:r>
+        <w:t>能力逐项单独评测：</w:t>
+      </w:r>
+      <w:r>
+        <w:t xml:space="preserve">AI </w:t>
+      </w:r>
+      <w:r>
+        <w:t>检索</w:t>
+      </w:r>
+      <w:r>
+        <w:t xml:space="preserve"> Agent </w:t>
+      </w:r>
+      <w:r>
+        <w:t>在首次盲测的</w:t>
+      </w:r>
+      <w:r>
+        <w:t xml:space="preserve"> 58 </w:t>
+      </w:r>
+      <w:r>
+        <w:t>条上确认</w:t>
+      </w:r>
+      <w:r>
+        <w:t xml:space="preserve"> 7 </w:t>
+      </w:r>
+      <w:r>
+        <w:t>条，没有判为疑似不存在；图片识别在合成印刷体样本上</w:t>
+      </w:r>
+      <w:r>
+        <w:t xml:space="preserve"> 16/16 </w:t>
+      </w:r>
+      <w:r>
+        <w:t>逐字一致；论断检索前</w:t>
+      </w:r>
+      <w:r>
+        <w:t xml:space="preserve"> 6 </w:t>
+      </w:r>
+      <w:r>
+        <w:t>段命中率由</w:t>
+      </w:r>
+      <w:r>
+        <w:t xml:space="preserve"> 75% </w:t>
+      </w:r>
+      <w:r>
+        <w:t>提高到</w:t>
+      </w:r>
+      <w:r>
+        <w:t xml:space="preserve"> 100%</w:t>
+      </w:r>
+      <w:r>
+        <w:t>；隐藏提示词测试夹具全部检出，自家</w:t>
+      </w:r>
+      <w:r>
+        <w:t xml:space="preserve"> PDF </w:t>
+      </w:r>
+      <w:r>
+        <w:t>无误报。各项评测的样本与适用范围见表</w:t>
+      </w:r>
+      <w:r>
+        <w:t xml:space="preserve"> 6-1</w:t>
+      </w:r>
+      <w:r>
+        <w:t>。</w:t>
+      </w:r>
+    </w:p>
+    <w:p>
+      <w:pPr>
+        <w:pStyle w:val="Body"/>
+        <w:rPr>
+          <w:rFonts w:hint="default"/>
+        </w:rPr>
+      </w:pPr>
+      <w:r>
+        <w:t>测试中也用到了</w:t>
+      </w:r>
+      <w:r>
+        <w:t xml:space="preserve"> AI</w:t>
+      </w:r>
+      <w:r>
+        <w:t>：开发方场景测试让</w:t>
+      </w:r>
+      <w:r>
+        <w:t xml:space="preserve"> DeepSeek </w:t>
+      </w:r>
+      <w:r>
+        <w:t>按三个题目写出</w:t>
+      </w:r>
+      <w:r>
+        <w:t xml:space="preserve"> 36 </w:t>
+      </w:r>
+      <w:r>
+        <w:t>条参考文献（其中</w:t>
+      </w:r>
+      <w:r>
+        <w:t xml:space="preserve"> 11 </w:t>
+      </w:r>
+      <w:r>
+        <w:t>条编造）作为测试样本（见</w:t>
+      </w:r>
+      <w:r>
+        <w:t xml:space="preserve"> 6.3 </w:t>
+      </w:r>
+      <w:r>
+        <w:t>节）；对照实验让</w:t>
+      </w:r>
+      <w:r>
+        <w:t xml:space="preserve"> DeepSeek </w:t>
+      </w:r>
+      <w:r>
+        <w:t>以四种设置逐条判断同一批</w:t>
+      </w:r>
+      <w:r>
+        <w:t xml:space="preserve"> 130 </w:t>
+      </w:r>
+      <w:r>
+        <w:t>条构造引文，与本系统比较（见</w:t>
+      </w:r>
+      <w:r>
+        <w:t xml:space="preserve"> 6.4 </w:t>
+      </w:r>
+      <w:r>
+        <w:t>节）。</w:t>
+      </w:r>
+    </w:p>
+    <w:p>
+      <w:pPr>
+        <w:pStyle w:val="2"/>
+        <w:rPr>
+          <w:rFonts w:hint="default"/>
+        </w:rPr>
+      </w:pPr>
+      <w:bookmarkStart w:id="5" w:name="_Toc244280001"/>
+      <w:r>
+        <w:t>1.5</w:t>
+      </w:r>
+      <w:r>
+        <w:t xml:space="preserve">　发表、获奖与项目来源</w:t>
+      </w:r>
+      <w:bookmarkEnd w:id="5"/>
+    </w:p>
+    <w:p>
+      <w:pPr>
+        <w:pStyle w:val="Body"/>
+        <w:rPr>
+          <w:rFonts w:hint="default"/>
+        </w:rPr>
+      </w:pPr>
+      <w:r>
+        <w:t>是否发表过或获奖：待填写（没有的话写“本项目此前未公开发表，也未获奖”）。</w:t>
+      </w:r>
+    </w:p>
+    <w:p>
+      <w:pPr>
+        <w:pStyle w:val="Body"/>
+        <w:rPr>
+          <w:rFonts w:hint="default"/>
+        </w:rPr>
+      </w:pPr>
+      <w:r>
+        <w:t>是否在其他项目基础上优化：待填写（不是的话写“本项目为本次比赛新开发，不是在其他项目基础上优化”；是的话写明原项目和本次优化的部分）。本项目的代码仓库保留完整开发历史，</w:t>
+      </w:r>
+      <w:r>
+        <w:t xml:space="preserve">GitHub </w:t>
+      </w:r>
+      <w:r>
+        <w:t>上的首个提交为</w:t>
+      </w:r>
+      <w:r>
+        <w:t xml:space="preserve"> 2026-10-15</w:t>
+      </w:r>
+      <w:r>
+        <w:t>。</w:t>
+      </w:r>
+    </w:p>
+    <w:p>
+      <w:pPr>
+        <w:pStyle w:val="1"/>
+        <w:rPr>
+          <w:rFonts w:hint="default"/>
+        </w:rPr>
+      </w:pPr>
+      <w:bookmarkStart w:id="6" w:name="_Toc244280002"/>
+      <w:r>
+        <w:t>2</w:t>
+      </w:r>
+      <w:r>
+        <w:t xml:space="preserve">　需求分析</w:t>
+      </w:r>
+      <w:bookmarkEnd w:id="6"/>
+    </w:p>
+    <w:p>
+      <w:pPr>
+        <w:pStyle w:val="Body"/>
+        <w:rPr>
+          <w:rFonts w:hint="default"/>
+        </w:rPr>
+      </w:pPr>
+      <w:r>
         <w:t>目标用户是需要复核</w:t>
       </w:r>
       <w:r>
@@ -3967,7 +5249,6 @@
         </w:rPr>
       </w:pPr>
       <w:r>
-        <w:lastRenderedPageBreak/>
         <w:t>表</w:t>
       </w:r>
       <w:r>
@@ -4292,6 +5573,7 @@
               </w:rPr>
             </w:pPr>
             <w:r>
+              <w:lastRenderedPageBreak/>
               <w:t>查不到的条目还能不能找到</w:t>
             </w:r>
           </w:p>
@@ -4623,14 +5905,14 @@
           <w:rFonts w:hint="default"/>
         </w:rPr>
       </w:pPr>
-      <w:bookmarkStart w:id="3" w:name="_Toc244244965"/>
+      <w:bookmarkStart w:id="7" w:name="_Toc244280003"/>
       <w:r>
         <w:t>2.1</w:t>
       </w:r>
       <w:r>
         <w:t xml:space="preserve">　两个任务，各自保留判断依据</w:t>
       </w:r>
-      <w:bookmarkEnd w:id="3"/>
+      <w:bookmarkEnd w:id="7"/>
     </w:p>
     <w:p>
       <w:pPr>
@@ -4679,14 +5961,14 @@
           <w:rFonts w:hint="default"/>
         </w:rPr>
       </w:pPr>
-      <w:bookmarkStart w:id="4" w:name="_Toc244244966"/>
+      <w:bookmarkStart w:id="8" w:name="_Toc244280004"/>
       <w:r>
         <w:t>2.2</w:t>
       </w:r>
       <w:r>
         <w:t xml:space="preserve">　验收标准</w:t>
       </w:r>
-      <w:bookmarkEnd w:id="4"/>
+      <w:bookmarkEnd w:id="8"/>
     </w:p>
     <w:p>
       <w:pPr>
@@ -4706,14 +5988,14 @@
           <w:rFonts w:hint="default"/>
         </w:rPr>
       </w:pPr>
-      <w:bookmarkStart w:id="5" w:name="_Toc244244967"/>
+      <w:bookmarkStart w:id="9" w:name="_Toc244280005"/>
       <w:r>
         <w:t>3</w:t>
       </w:r>
       <w:r>
         <w:t xml:space="preserve">　系统架构设计</w:t>
       </w:r>
-      <w:bookmarkEnd w:id="5"/>
+      <w:bookmarkEnd w:id="9"/>
     </w:p>
     <w:p>
       <w:pPr>
@@ -5280,7 +6562,6 @@
         </w:rPr>
       </w:pPr>
       <w:r>
-        <w:lastRenderedPageBreak/>
         <w:t>表</w:t>
       </w:r>
       <w:r>
@@ -5535,6 +6816,7 @@
               </w:rPr>
             </w:pPr>
             <w:r>
+              <w:lastRenderedPageBreak/>
               <w:t xml:space="preserve">/api/import </w:t>
             </w:r>
             <w:r>
@@ -5825,14 +7107,14 @@
           <w:rFonts w:hint="default"/>
         </w:rPr>
       </w:pPr>
-      <w:bookmarkStart w:id="6" w:name="_Toc244244968"/>
+      <w:bookmarkStart w:id="10" w:name="_Toc244280006"/>
       <w:r>
         <w:t>3.1</w:t>
       </w:r>
       <w:r>
         <w:t xml:space="preserve">　信任边界</w:t>
       </w:r>
-      <w:bookmarkEnd w:id="6"/>
+      <w:bookmarkEnd w:id="10"/>
     </w:p>
     <w:p>
       <w:pPr>
@@ -5852,7 +7134,7 @@
           <w:rFonts w:hint="default"/>
         </w:rPr>
       </w:pPr>
-      <w:bookmarkStart w:id="7" w:name="_Toc244244969"/>
+      <w:bookmarkStart w:id="11" w:name="_Toc244280007"/>
       <w:r>
         <w:t>4</w:t>
       </w:r>
@@ -5865,7 +7147,7 @@
       <w:r>
         <w:t>技术方案</w:t>
       </w:r>
-      <w:bookmarkEnd w:id="7"/>
+      <w:bookmarkEnd w:id="11"/>
     </w:p>
     <w:p>
       <w:pPr>
@@ -5874,7 +7156,7 @@
           <w:rFonts w:hint="default"/>
         </w:rPr>
       </w:pPr>
-      <w:bookmarkStart w:id="8" w:name="_Toc244244970"/>
+      <w:bookmarkStart w:id="12" w:name="_Toc244280008"/>
       <w:r>
         <w:t>4.1</w:t>
       </w:r>
@@ -5887,7 +7169,7 @@
       <w:r>
         <w:t>技术选型、集成方式与优化策略</w:t>
       </w:r>
-      <w:bookmarkEnd w:id="8"/>
+      <w:bookmarkEnd w:id="12"/>
     </w:p>
     <w:p>
       <w:pPr>
@@ -6727,6 +8009,7 @@
         </w:rPr>
       </w:pPr>
       <w:r>
+        <w:lastRenderedPageBreak/>
         <w:t>4.1.1</w:t>
       </w:r>
       <w:r>
@@ -6751,7 +8034,7 @@
           <w:rFonts w:hint="default"/>
         </w:rPr>
       </w:pPr>
-      <w:bookmarkStart w:id="9" w:name="_Toc244244971"/>
+      <w:bookmarkStart w:id="13" w:name="_Toc244280009"/>
       <w:r>
         <w:t>4.2</w:t>
       </w:r>
@@ -6770,7 +8053,7 @@
       <w:r>
         <w:t>：模型规划检索，规则下结论</w:t>
       </w:r>
-      <w:bookmarkEnd w:id="9"/>
+      <w:bookmarkEnd w:id="13"/>
     </w:p>
     <w:p>
       <w:pPr>
@@ -7987,20 +9270,97 @@
     </w:p>
     <w:p>
       <w:pPr>
+        <w:keepNext/>
+        <w:spacing w:before="120" w:line="240" w:lineRule="auto"/>
+        <w:jc w:val="center"/>
+        <w:rPr>
+          <w:rFonts w:hint="default"/>
+        </w:rPr>
+      </w:pPr>
+      <w:r>
+        <w:rPr>
+          <w:noProof/>
+        </w:rPr>
+        <w:lastRenderedPageBreak/>
+        <w:drawing>
+          <wp:inline distT="0" distB="0" distL="0" distR="0">
+            <wp:extent cx="5038725" cy="2095500"/>
+            <wp:effectExtent l="0" t="0" r="0" b="0"/>
+            <wp:docPr id="1" name="agent" descr="AI 继续查：结论与检索步骤（中间的字段比对略）" title="AI 继续查：结论与检索步骤（中间的字段比对略）"/>
+            <wp:cNvGraphicFramePr>
+              <a:graphicFrameLocks xmlns:a="http://schemas.openxmlformats.org/drawingml/2006/main" noChangeAspect="1"/>
+            </wp:cNvGraphicFramePr>
+            <a:graphic xmlns:a="http://schemas.openxmlformats.org/drawingml/2006/main">
+              <a:graphicData uri="http://schemas.openxmlformats.org/drawingml/2006/picture">
+                <pic:pic xmlns:pic="http://schemas.openxmlformats.org/drawingml/2006/picture">
+                  <pic:nvPicPr>
+                    <pic:cNvPr id="0" name=""/>
+                    <pic:cNvPicPr>
+                      <a:picLocks noChangeAspect="1" noChangeArrowheads="1"/>
+                    </pic:cNvPicPr>
+                  </pic:nvPicPr>
+                  <pic:blipFill>
+                    <a:blip r:embed="rId9"/>
+                    <a:srcRect/>
+                    <a:stretch>
+                      <a:fillRect/>
+                    </a:stretch>
+                  </pic:blipFill>
+                  <pic:spPr bwMode="auto">
+                    <a:xfrm>
+                      <a:off x="0" y="0"/>
+                      <a:ext cx="5038725" cy="2095500"/>
+                    </a:xfrm>
+                    <a:prstGeom prst="rect">
+                      <a:avLst/>
+                    </a:prstGeom>
+                  </pic:spPr>
+                </pic:pic>
+              </a:graphicData>
+            </a:graphic>
+          </wp:inline>
+        </w:drawing>
+      </w:r>
+    </w:p>
+    <w:p>
+      <w:pPr>
+        <w:pStyle w:val="ac"/>
+        <w:spacing w:before="60" w:after="120"/>
+        <w:rPr>
+          <w:rFonts w:hint="default"/>
+        </w:rPr>
+      </w:pPr>
+      <w:r>
+        <w:t>图</w:t>
+      </w:r>
+      <w:r>
+        <w:t xml:space="preserve"> 4-2</w:t>
+      </w:r>
+      <w:r>
+        <w:t xml:space="preserve">　</w:t>
+      </w:r>
+      <w:r>
+        <w:t xml:space="preserve">AI </w:t>
+      </w:r>
+      <w:r>
+        <w:t>继续查：结论与检索步骤（中间的字段比对略）</w:t>
+      </w:r>
+    </w:p>
+    <w:p>
+      <w:pPr>
         <w:pStyle w:val="2"/>
         <w:rPr>
           <w:rFonts w:hint="default"/>
         </w:rPr>
       </w:pPr>
-      <w:bookmarkStart w:id="10" w:name="_Toc244244972"/>
-      <w:r>
-        <w:lastRenderedPageBreak/>
+      <w:bookmarkStart w:id="14" w:name="_Toc244280010"/>
+      <w:r>
         <w:t>4.3</w:t>
       </w:r>
       <w:r>
         <w:t xml:space="preserve">　中文期刊联网核查：找原文页，规则下结论</w:t>
       </w:r>
-      <w:bookmarkEnd w:id="10"/>
+      <w:bookmarkEnd w:id="14"/>
     </w:p>
     <w:p>
       <w:pPr>
@@ -8543,7 +9903,7 @@
         <w:t>图</w:t>
       </w:r>
       <w:r>
-        <w:t xml:space="preserve"> 4-2</w:t>
+        <w:t xml:space="preserve"> 4-3</w:t>
       </w:r>
       <w:r>
         <w:t xml:space="preserve">　中文期刊联网核查流程</w:t>
@@ -8987,6 +10347,7 @@
         </w:rPr>
       </w:pPr>
       <w:r>
+        <w:lastRenderedPageBreak/>
         <w:t>4.3.2</w:t>
       </w:r>
       <w:r>
@@ -9066,19 +10427,90 @@
     </w:p>
     <w:p>
       <w:pPr>
+        <w:keepNext/>
+        <w:spacing w:before="120" w:line="240" w:lineRule="auto"/>
+        <w:jc w:val="center"/>
+        <w:rPr>
+          <w:rFonts w:hint="default"/>
+        </w:rPr>
+      </w:pPr>
+      <w:r>
+        <w:rPr>
+          <w:noProof/>
+        </w:rPr>
+        <w:drawing>
+          <wp:inline distT="0" distB="0" distL="0" distR="0">
+            <wp:extent cx="5038725" cy="3114675"/>
+            <wp:effectExtent l="0" t="0" r="0" b="0"/>
+            <wp:docPr id="1469787512" name="cnki" descr="中文期刊论文经知网原文页核实" title="中文期刊论文经知网原文页核实"/>
+            <wp:cNvGraphicFramePr>
+              <a:graphicFrameLocks xmlns:a="http://schemas.openxmlformats.org/drawingml/2006/main" noChangeAspect="1"/>
+            </wp:cNvGraphicFramePr>
+            <a:graphic xmlns:a="http://schemas.openxmlformats.org/drawingml/2006/main">
+              <a:graphicData uri="http://schemas.openxmlformats.org/drawingml/2006/picture">
+                <pic:pic xmlns:pic="http://schemas.openxmlformats.org/drawingml/2006/picture">
+                  <pic:nvPicPr>
+                    <pic:cNvPr id="0" name=""/>
+                    <pic:cNvPicPr>
+                      <a:picLocks noChangeAspect="1" noChangeArrowheads="1"/>
+                    </pic:cNvPicPr>
+                  </pic:nvPicPr>
+                  <pic:blipFill>
+                    <a:blip r:embed="rId10"/>
+                    <a:srcRect/>
+                    <a:stretch>
+                      <a:fillRect/>
+                    </a:stretch>
+                  </pic:blipFill>
+                  <pic:spPr bwMode="auto">
+                    <a:xfrm>
+                      <a:off x="0" y="0"/>
+                      <a:ext cx="5038725" cy="3114675"/>
+                    </a:xfrm>
+                    <a:prstGeom prst="rect">
+                      <a:avLst/>
+                    </a:prstGeom>
+                  </pic:spPr>
+                </pic:pic>
+              </a:graphicData>
+            </a:graphic>
+          </wp:inline>
+        </w:drawing>
+      </w:r>
+    </w:p>
+    <w:p>
+      <w:pPr>
+        <w:pStyle w:val="ac"/>
+        <w:spacing w:before="60" w:after="120"/>
+        <w:rPr>
+          <w:rFonts w:hint="default"/>
+        </w:rPr>
+      </w:pPr>
+      <w:r>
+        <w:t>图</w:t>
+      </w:r>
+      <w:r>
+        <w:t xml:space="preserve"> 4-4</w:t>
+      </w:r>
+      <w:r>
+        <w:t xml:space="preserve">　中文期刊论文经知网原文页核实</w:t>
+      </w:r>
+    </w:p>
+    <w:p>
+      <w:pPr>
         <w:pStyle w:val="2"/>
         <w:rPr>
           <w:rFonts w:hint="default"/>
         </w:rPr>
       </w:pPr>
-      <w:bookmarkStart w:id="11" w:name="_Toc244244973"/>
+      <w:bookmarkStart w:id="15" w:name="_Toc244280011"/>
       <w:r>
         <w:t>4.4</w:t>
       </w:r>
       <w:r>
         <w:t xml:space="preserve">　论断核查：开放全文、混合检索与带引句判断</w:t>
       </w:r>
-      <w:bookmarkEnd w:id="11"/>
+      <w:bookmarkEnd w:id="15"/>
     </w:p>
     <w:p>
       <w:pPr>
@@ -9606,7 +11038,7 @@
         <w:t>图</w:t>
       </w:r>
       <w:r>
-        <w:t xml:space="preserve"> 4-3</w:t>
+        <w:t xml:space="preserve"> 4-5</w:t>
       </w:r>
       <w:r>
         <w:t xml:space="preserve">　论断核查流程</w:t>
@@ -9735,6 +11167,7 @@
         </w:rPr>
       </w:pPr>
       <w:r>
+        <w:lastRenderedPageBreak/>
         <w:t>4.4.2</w:t>
       </w:r>
       <w:r>
@@ -9899,13 +11332,85 @@
     </w:p>
     <w:p>
       <w:pPr>
+        <w:keepNext/>
+        <w:spacing w:before="120" w:line="240" w:lineRule="auto"/>
+        <w:jc w:val="center"/>
+        <w:rPr>
+          <w:rFonts w:hint="default"/>
+        </w:rPr>
+      </w:pPr>
+      <w:r>
+        <w:rPr>
+          <w:noProof/>
+        </w:rPr>
+        <w:drawing>
+          <wp:inline distT="0" distB="0" distL="0" distR="0">
+            <wp:extent cx="4324350" cy="4229100"/>
+            <wp:effectExtent l="0" t="0" r="0" b="0"/>
+            <wp:docPr id="668871198" name="claim" descr="正文论断核查结果：结论、判断范围与原文引句" title="正文论断核查结果：结论、判断范围与原文引句"/>
+            <wp:cNvGraphicFramePr>
+              <a:graphicFrameLocks xmlns:a="http://schemas.openxmlformats.org/drawingml/2006/main" noChangeAspect="1"/>
+            </wp:cNvGraphicFramePr>
+            <a:graphic xmlns:a="http://schemas.openxmlformats.org/drawingml/2006/main">
+              <a:graphicData uri="http://schemas.openxmlformats.org/drawingml/2006/picture">
+                <pic:pic xmlns:pic="http://schemas.openxmlformats.org/drawingml/2006/picture">
+                  <pic:nvPicPr>
+                    <pic:cNvPr id="0" name=""/>
+                    <pic:cNvPicPr>
+                      <a:picLocks noChangeAspect="1" noChangeArrowheads="1"/>
+                    </pic:cNvPicPr>
+                  </pic:nvPicPr>
+                  <pic:blipFill>
+                    <a:blip r:embed="rId11"/>
+                    <a:srcRect/>
+                    <a:stretch>
+                      <a:fillRect/>
+                    </a:stretch>
+                  </pic:blipFill>
+                  <pic:spPr bwMode="auto">
+                    <a:xfrm>
+                      <a:off x="0" y="0"/>
+                      <a:ext cx="4324350" cy="4229100"/>
+                    </a:xfrm>
+                    <a:prstGeom prst="rect">
+                      <a:avLst/>
+                    </a:prstGeom>
+                  </pic:spPr>
+                </pic:pic>
+              </a:graphicData>
+            </a:graphic>
+          </wp:inline>
+        </w:drawing>
+      </w:r>
+    </w:p>
+    <w:p>
+      <w:pPr>
+        <w:pStyle w:val="ac"/>
+        <w:spacing w:before="60" w:after="120"/>
+        <w:rPr>
+          <w:rFonts w:hint="default"/>
+        </w:rPr>
+      </w:pPr>
+      <w:r>
+        <w:t>图</w:t>
+      </w:r>
+      <w:r>
+        <w:t xml:space="preserve"> 4-6</w:t>
+      </w:r>
+      <w:r>
+        <w:t xml:space="preserve">　正文论断核查结果：结论、判断范围与原文引句</w:t>
+      </w:r>
+    </w:p>
+    <w:p>
+      <w:pPr>
         <w:pStyle w:val="2"/>
         <w:rPr>
           <w:rFonts w:hint="default"/>
         </w:rPr>
       </w:pPr>
-      <w:bookmarkStart w:id="12" w:name="_Toc244244974"/>
-      <w:r>
+      <w:bookmarkStart w:id="16" w:name="_Toc244280012"/>
+      <w:r>
+        <w:lastRenderedPageBreak/>
         <w:t>4.5</w:t>
       </w:r>
       <w:r>
@@ -9917,7 +11422,7 @@
       <w:r>
         <w:t>截图识别参考文献</w:t>
       </w:r>
-      <w:bookmarkEnd w:id="12"/>
+      <w:bookmarkEnd w:id="16"/>
     </w:p>
     <w:p>
       <w:pPr>
@@ -10430,7 +11935,7 @@
         <w:t>图</w:t>
       </w:r>
       <w:r>
-        <w:t xml:space="preserve"> 4-4</w:t>
+        <w:t xml:space="preserve"> 4-7</w:t>
       </w:r>
       <w:r>
         <w:t xml:space="preserve">　图片识别流程</w:t>
@@ -10894,19 +12399,91 @@
     </w:p>
     <w:p>
       <w:pPr>
+        <w:keepNext/>
+        <w:spacing w:before="120" w:line="240" w:lineRule="auto"/>
+        <w:jc w:val="center"/>
+        <w:rPr>
+          <w:rFonts w:hint="default"/>
+        </w:rPr>
+      </w:pPr>
+      <w:r>
+        <w:rPr>
+          <w:noProof/>
+        </w:rPr>
+        <w:lastRenderedPageBreak/>
+        <w:drawing>
+          <wp:inline distT="0" distB="0" distL="0" distR="0">
+            <wp:extent cx="4676775" cy="3305175"/>
+            <wp:effectExtent l="0" t="0" r="0" b="0"/>
+            <wp:docPr id="1172989771" name="vision" descr="截图识别：原图与可编辑的识别结果" title="截图识别：原图与可编辑的识别结果"/>
+            <wp:cNvGraphicFramePr>
+              <a:graphicFrameLocks xmlns:a="http://schemas.openxmlformats.org/drawingml/2006/main" noChangeAspect="1"/>
+            </wp:cNvGraphicFramePr>
+            <a:graphic xmlns:a="http://schemas.openxmlformats.org/drawingml/2006/main">
+              <a:graphicData uri="http://schemas.openxmlformats.org/drawingml/2006/picture">
+                <pic:pic xmlns:pic="http://schemas.openxmlformats.org/drawingml/2006/picture">
+                  <pic:nvPicPr>
+                    <pic:cNvPr id="0" name=""/>
+                    <pic:cNvPicPr>
+                      <a:picLocks noChangeAspect="1" noChangeArrowheads="1"/>
+                    </pic:cNvPicPr>
+                  </pic:nvPicPr>
+                  <pic:blipFill>
+                    <a:blip r:embed="rId12"/>
+                    <a:srcRect/>
+                    <a:stretch>
+                      <a:fillRect/>
+                    </a:stretch>
+                  </pic:blipFill>
+                  <pic:spPr bwMode="auto">
+                    <a:xfrm>
+                      <a:off x="0" y="0"/>
+                      <a:ext cx="4676775" cy="3305175"/>
+                    </a:xfrm>
+                    <a:prstGeom prst="rect">
+                      <a:avLst/>
+                    </a:prstGeom>
+                  </pic:spPr>
+                </pic:pic>
+              </a:graphicData>
+            </a:graphic>
+          </wp:inline>
+        </w:drawing>
+      </w:r>
+    </w:p>
+    <w:p>
+      <w:pPr>
+        <w:pStyle w:val="ac"/>
+        <w:spacing w:before="60" w:after="120"/>
+        <w:rPr>
+          <w:rFonts w:hint="default"/>
+        </w:rPr>
+      </w:pPr>
+      <w:r>
+        <w:t>图</w:t>
+      </w:r>
+      <w:r>
+        <w:t xml:space="preserve"> 4-8</w:t>
+      </w:r>
+      <w:r>
+        <w:t xml:space="preserve">　截图识别：原图与可编辑的识别结果</w:t>
+      </w:r>
+    </w:p>
+    <w:p>
+      <w:pPr>
         <w:pStyle w:val="1"/>
         <w:rPr>
           <w:rFonts w:hint="default"/>
         </w:rPr>
       </w:pPr>
-      <w:bookmarkStart w:id="13" w:name="_Toc244244975"/>
+      <w:bookmarkStart w:id="17" w:name="_Toc244280013"/>
       <w:r>
         <w:t>5</w:t>
       </w:r>
       <w:r>
         <w:t xml:space="preserve">　核心功能实现</w:t>
       </w:r>
-      <w:bookmarkEnd w:id="13"/>
+      <w:bookmarkEnd w:id="17"/>
     </w:p>
     <w:p>
       <w:pPr>
@@ -10915,14 +12492,14 @@
           <w:rFonts w:hint="default"/>
         </w:rPr>
       </w:pPr>
-      <w:bookmarkStart w:id="14" w:name="_Toc244244976"/>
+      <w:bookmarkStart w:id="18" w:name="_Toc244280014"/>
       <w:r>
         <w:t>5.1</w:t>
       </w:r>
       <w:r>
         <w:t xml:space="preserve">　参考文献核验：工具调用与事实核验</w:t>
       </w:r>
-      <w:bookmarkEnd w:id="14"/>
+      <w:bookmarkEnd w:id="18"/>
     </w:p>
     <w:p>
       <w:pPr>
@@ -11046,7 +12623,6 @@
         </w:rPr>
       </w:pPr>
       <w:r>
-        <w:lastRenderedPageBreak/>
         <w:t>表</w:t>
       </w:r>
       <w:r>
@@ -11457,6 +13033,7 @@
               </w:rPr>
             </w:pPr>
             <w:r>
+              <w:lastRenderedPageBreak/>
               <w:t>汉字作者与拼音记录</w:t>
             </w:r>
           </w:p>
@@ -11631,12 +13208,83 @@
     </w:p>
     <w:p>
       <w:pPr>
+        <w:keepNext/>
+        <w:spacing w:before="120" w:line="240" w:lineRule="auto"/>
+        <w:jc w:val="center"/>
+        <w:rPr>
+          <w:rFonts w:hint="default"/>
+        </w:rPr>
+      </w:pPr>
+      <w:r>
+        <w:rPr>
+          <w:noProof/>
+        </w:rPr>
+        <w:drawing>
+          <wp:inline distT="0" distB="0" distL="0" distR="0">
+            <wp:extent cx="4676775" cy="4248150"/>
+            <wp:effectExtent l="0" t="0" r="0" b="0"/>
+            <wp:docPr id="2134475732" name="results" descr="参考文献体检结果：按“需要处理”筛选并展开字段比对" title="参考文献体检结果：按“需要处理”筛选并展开字段比对"/>
+            <wp:cNvGraphicFramePr>
+              <a:graphicFrameLocks xmlns:a="http://schemas.openxmlformats.org/drawingml/2006/main" noChangeAspect="1"/>
+            </wp:cNvGraphicFramePr>
+            <a:graphic xmlns:a="http://schemas.openxmlformats.org/drawingml/2006/main">
+              <a:graphicData uri="http://schemas.openxmlformats.org/drawingml/2006/picture">
+                <pic:pic xmlns:pic="http://schemas.openxmlformats.org/drawingml/2006/picture">
+                  <pic:nvPicPr>
+                    <pic:cNvPr id="0" name=""/>
+                    <pic:cNvPicPr>
+                      <a:picLocks noChangeAspect="1" noChangeArrowheads="1"/>
+                    </pic:cNvPicPr>
+                  </pic:nvPicPr>
+                  <pic:blipFill>
+                    <a:blip r:embed="rId13"/>
+                    <a:srcRect/>
+                    <a:stretch>
+                      <a:fillRect/>
+                    </a:stretch>
+                  </pic:blipFill>
+                  <pic:spPr bwMode="auto">
+                    <a:xfrm>
+                      <a:off x="0" y="0"/>
+                      <a:ext cx="4676775" cy="4248150"/>
+                    </a:xfrm>
+                    <a:prstGeom prst="rect">
+                      <a:avLst/>
+                    </a:prstGeom>
+                  </pic:spPr>
+                </pic:pic>
+              </a:graphicData>
+            </a:graphic>
+          </wp:inline>
+        </w:drawing>
+      </w:r>
+    </w:p>
+    <w:p>
+      <w:pPr>
+        <w:pStyle w:val="ac"/>
+        <w:spacing w:before="60" w:after="120"/>
+        <w:rPr>
+          <w:rFonts w:hint="default"/>
+        </w:rPr>
+      </w:pPr>
+      <w:r>
+        <w:t>图</w:t>
+      </w:r>
+      <w:r>
+        <w:t xml:space="preserve"> 5-1</w:t>
+      </w:r>
+      <w:r>
+        <w:t xml:space="preserve">　参考文献体检结果：按“需要处理”筛选并展开字段比对</w:t>
+      </w:r>
+    </w:p>
+    <w:p>
+      <w:pPr>
         <w:pStyle w:val="2"/>
         <w:rPr>
           <w:rFonts w:hint="default"/>
         </w:rPr>
       </w:pPr>
-      <w:bookmarkStart w:id="15" w:name="_Toc244244977"/>
+      <w:bookmarkStart w:id="19" w:name="_Toc244280015"/>
       <w:r>
         <w:t>5.2</w:t>
       </w:r>
@@ -11646,7 +13294,7 @@
       <w:r>
         <w:t xml:space="preserve"> DOI</w:t>
       </w:r>
-      <w:bookmarkEnd w:id="15"/>
+      <w:bookmarkEnd w:id="19"/>
     </w:p>
     <w:p>
       <w:pPr>
@@ -11692,6 +13340,7 @@
         </w:rPr>
       </w:pPr>
       <w:r>
+        <w:lastRenderedPageBreak/>
         <w:t>表</w:t>
       </w:r>
       <w:r>
@@ -12055,7 +13704,6 @@
         </w:rPr>
       </w:pPr>
       <w:r>
-        <w:lastRenderedPageBreak/>
         <w:t>5.2.2</w:t>
       </w:r>
       <w:r>
@@ -12140,19 +13788,97 @@
     </w:p>
     <w:p>
       <w:pPr>
+        <w:keepNext/>
+        <w:spacing w:before="120" w:line="240" w:lineRule="auto"/>
+        <w:jc w:val="center"/>
+        <w:rPr>
+          <w:rFonts w:hint="default"/>
+        </w:rPr>
+      </w:pPr>
+      <w:r>
+        <w:rPr>
+          <w:noProof/>
+        </w:rPr>
+        <w:drawing>
+          <wp:inline distT="0" distB="0" distL="0" distR="0">
+            <wp:extent cx="4676775" cy="2724150"/>
+            <wp:effectExtent l="0" t="0" r="0" b="0"/>
+            <wp:docPr id="812072678" name="standard" descr="一键规范参考文献（GB/T 7714）" title="一键规范参考文献（GB/T 7714）"/>
+            <wp:cNvGraphicFramePr>
+              <a:graphicFrameLocks xmlns:a="http://schemas.openxmlformats.org/drawingml/2006/main" noChangeAspect="1"/>
+            </wp:cNvGraphicFramePr>
+            <a:graphic xmlns:a="http://schemas.openxmlformats.org/drawingml/2006/main">
+              <a:graphicData uri="http://schemas.openxmlformats.org/drawingml/2006/picture">
+                <pic:pic xmlns:pic="http://schemas.openxmlformats.org/drawingml/2006/picture">
+                  <pic:nvPicPr>
+                    <pic:cNvPr id="0" name=""/>
+                    <pic:cNvPicPr>
+                      <a:picLocks noChangeAspect="1" noChangeArrowheads="1"/>
+                    </pic:cNvPicPr>
+                  </pic:nvPicPr>
+                  <pic:blipFill>
+                    <a:blip r:embed="rId14"/>
+                    <a:srcRect/>
+                    <a:stretch>
+                      <a:fillRect/>
+                    </a:stretch>
+                  </pic:blipFill>
+                  <pic:spPr bwMode="auto">
+                    <a:xfrm>
+                      <a:off x="0" y="0"/>
+                      <a:ext cx="4676775" cy="2724150"/>
+                    </a:xfrm>
+                    <a:prstGeom prst="rect">
+                      <a:avLst/>
+                    </a:prstGeom>
+                  </pic:spPr>
+                </pic:pic>
+              </a:graphicData>
+            </a:graphic>
+          </wp:inline>
+        </w:drawing>
+      </w:r>
+    </w:p>
+    <w:p>
+      <w:pPr>
+        <w:pStyle w:val="ac"/>
+        <w:spacing w:before="60" w:after="120"/>
+        <w:rPr>
+          <w:rFonts w:hint="default"/>
+        </w:rPr>
+      </w:pPr>
+      <w:r>
+        <w:t>图</w:t>
+      </w:r>
+      <w:r>
+        <w:t xml:space="preserve"> 5-2</w:t>
+      </w:r>
+      <w:r>
+        <w:t xml:space="preserve">　一键规范参考文献（</w:t>
+      </w:r>
+      <w:r>
+        <w:t>GB/T 7714</w:t>
+      </w:r>
+      <w:r>
+        <w:t>）</w:t>
+      </w:r>
+    </w:p>
+    <w:p>
+      <w:pPr>
         <w:pStyle w:val="2"/>
         <w:rPr>
           <w:rFonts w:hint="default"/>
         </w:rPr>
       </w:pPr>
-      <w:bookmarkStart w:id="16" w:name="_Toc244244978"/>
-      <w:r>
+      <w:bookmarkStart w:id="20" w:name="_Toc244280016"/>
+      <w:r>
+        <w:lastRenderedPageBreak/>
         <w:t>5.3</w:t>
       </w:r>
       <w:r>
         <w:t xml:space="preserve">　文档导入与隐藏提示词检测</w:t>
       </w:r>
-      <w:bookmarkEnd w:id="16"/>
+      <w:bookmarkEnd w:id="20"/>
     </w:p>
     <w:p>
       <w:pPr>
@@ -12743,14 +14469,90 @@
     </w:p>
     <w:p>
       <w:pPr>
+        <w:keepNext/>
+        <w:spacing w:before="120" w:line="240" w:lineRule="auto"/>
+        <w:jc w:val="center"/>
+        <w:rPr>
+          <w:rFonts w:hint="default"/>
+        </w:rPr>
+      </w:pPr>
+      <w:r>
+        <w:rPr>
+          <w:noProof/>
+        </w:rPr>
+        <w:drawing>
+          <wp:inline distT="0" distB="0" distL="0" distR="0">
+            <wp:extent cx="5038725" cy="609600"/>
+            <wp:effectExtent l="0" t="0" r="0" b="0"/>
+            <wp:docPr id="303937072" name="hidden" descr="导入 PDF 时检出的隐藏提示词" title="导入 PDF 时检出的隐藏提示词"/>
+            <wp:cNvGraphicFramePr>
+              <a:graphicFrameLocks xmlns:a="http://schemas.openxmlformats.org/drawingml/2006/main" noChangeAspect="1"/>
+            </wp:cNvGraphicFramePr>
+            <a:graphic xmlns:a="http://schemas.openxmlformats.org/drawingml/2006/main">
+              <a:graphicData uri="http://schemas.openxmlformats.org/drawingml/2006/picture">
+                <pic:pic xmlns:pic="http://schemas.openxmlformats.org/drawingml/2006/picture">
+                  <pic:nvPicPr>
+                    <pic:cNvPr id="0" name=""/>
+                    <pic:cNvPicPr>
+                      <a:picLocks noChangeAspect="1" noChangeArrowheads="1"/>
+                    </pic:cNvPicPr>
+                  </pic:nvPicPr>
+                  <pic:blipFill>
+                    <a:blip r:embed="rId15"/>
+                    <a:srcRect/>
+                    <a:stretch>
+                      <a:fillRect/>
+                    </a:stretch>
+                  </pic:blipFill>
+                  <pic:spPr bwMode="auto">
+                    <a:xfrm>
+                      <a:off x="0" y="0"/>
+                      <a:ext cx="5038725" cy="609600"/>
+                    </a:xfrm>
+                    <a:prstGeom prst="rect">
+                      <a:avLst/>
+                    </a:prstGeom>
+                  </pic:spPr>
+                </pic:pic>
+              </a:graphicData>
+            </a:graphic>
+          </wp:inline>
+        </w:drawing>
+      </w:r>
+    </w:p>
+    <w:p>
+      <w:pPr>
+        <w:pStyle w:val="ac"/>
+        <w:spacing w:before="60" w:after="120"/>
+        <w:rPr>
+          <w:rFonts w:hint="default"/>
+        </w:rPr>
+      </w:pPr>
+      <w:r>
+        <w:t>图</w:t>
+      </w:r>
+      <w:r>
+        <w:t xml:space="preserve"> 5-3</w:t>
+      </w:r>
+      <w:r>
+        <w:t xml:space="preserve">　导入</w:t>
+      </w:r>
+      <w:r>
+        <w:t xml:space="preserve"> PDF </w:t>
+      </w:r>
+      <w:r>
+        <w:t>时检出的隐藏提示词</w:t>
+      </w:r>
+    </w:p>
+    <w:p>
+      <w:pPr>
         <w:pStyle w:val="2"/>
         <w:rPr>
           <w:rFonts w:hint="default"/>
         </w:rPr>
       </w:pPr>
-      <w:bookmarkStart w:id="17" w:name="_Toc244244979"/>
-      <w:r>
-        <w:lastRenderedPageBreak/>
+      <w:bookmarkStart w:id="21" w:name="_Toc244280017"/>
+      <w:r>
         <w:t>5.4</w:t>
       </w:r>
       <w:r>
@@ -12762,7 +14564,7 @@
       <w:r>
         <w:t>、可控性与隐私</w:t>
       </w:r>
-      <w:bookmarkEnd w:id="17"/>
+      <w:bookmarkEnd w:id="21"/>
     </w:p>
     <w:p>
       <w:pPr>
@@ -12823,6 +14625,7 @@
         </w:rPr>
       </w:pPr>
       <w:r>
+        <w:lastRenderedPageBreak/>
         <w:t>表</w:t>
       </w:r>
       <w:r>
@@ -13655,14 +15458,14 @@
           <w:rFonts w:hint="default"/>
         </w:rPr>
       </w:pPr>
-      <w:bookmarkStart w:id="18" w:name="_Toc244244980"/>
+      <w:bookmarkStart w:id="22" w:name="_Toc244280018"/>
       <w:r>
         <w:t>6</w:t>
       </w:r>
       <w:r>
         <w:t xml:space="preserve">　测试与部署</w:t>
       </w:r>
-      <w:bookmarkEnd w:id="18"/>
+      <w:bookmarkEnd w:id="22"/>
     </w:p>
     <w:p>
       <w:pPr>
@@ -13671,14 +15474,14 @@
           <w:rFonts w:hint="default"/>
         </w:rPr>
       </w:pPr>
-      <w:bookmarkStart w:id="19" w:name="_Toc244244981"/>
+      <w:bookmarkStart w:id="23" w:name="_Toc244280019"/>
       <w:r>
         <w:t>6.1</w:t>
       </w:r>
       <w:r>
         <w:t xml:space="preserve">　验证方法与实测结果</w:t>
       </w:r>
-      <w:bookmarkEnd w:id="19"/>
+      <w:bookmarkEnd w:id="23"/>
     </w:p>
     <w:p>
       <w:pPr>
@@ -14604,7 +16407,6 @@
               </w:rPr>
             </w:pPr>
             <w:r>
-              <w:lastRenderedPageBreak/>
               <w:t>中文期刊联网核查</w:t>
             </w:r>
           </w:p>
@@ -14914,6 +16716,7 @@
               </w:rPr>
             </w:pPr>
             <w:r>
+              <w:lastRenderedPageBreak/>
               <w:t>论断检索</w:t>
             </w:r>
           </w:p>
@@ -15262,14 +17065,14 @@
           <w:rFonts w:hint="default"/>
         </w:rPr>
       </w:pPr>
-      <w:bookmarkStart w:id="20" w:name="_Toc244244982"/>
+      <w:bookmarkStart w:id="24" w:name="_Toc244280020"/>
       <w:r>
         <w:t>6.2</w:t>
       </w:r>
       <w:r>
         <w:t xml:space="preserve">　论断检索评测</w:t>
       </w:r>
-      <w:bookmarkEnd w:id="20"/>
+      <w:bookmarkEnd w:id="24"/>
     </w:p>
     <w:p>
       <w:pPr>
@@ -15937,7 +17740,6 @@
         </w:rPr>
       </w:pPr>
       <w:r>
-        <w:lastRenderedPageBreak/>
         <w:t>6.2.3</w:t>
       </w:r>
       <w:r>
@@ -15986,14 +17788,15 @@
           <w:rFonts w:hint="default"/>
         </w:rPr>
       </w:pPr>
-      <w:bookmarkStart w:id="21" w:name="_Toc244244983"/>
-      <w:r>
+      <w:bookmarkStart w:id="25" w:name="_Toc244280021"/>
+      <w:r>
+        <w:lastRenderedPageBreak/>
         <w:t>6.3</w:t>
       </w:r>
       <w:r>
         <w:t xml:space="preserve">　开发方场景测试：代替用户试用</w:t>
       </w:r>
-      <w:bookmarkEnd w:id="21"/>
+      <w:bookmarkEnd w:id="25"/>
     </w:p>
     <w:p>
       <w:pPr>
@@ -17047,7 +18850,6 @@
         </w:rPr>
       </w:pPr>
       <w:r>
-        <w:lastRenderedPageBreak/>
         <w:t>表</w:t>
       </w:r>
       <w:r>
@@ -17488,6 +19290,7 @@
               </w:rPr>
             </w:pPr>
             <w:r>
+              <w:lastRenderedPageBreak/>
               <w:t>张勋等，《经济研究》</w:t>
             </w:r>
             <w:r>
@@ -18106,7 +19909,7 @@
           <w:rFonts w:hint="default"/>
         </w:rPr>
       </w:pPr>
-      <w:bookmarkStart w:id="22" w:name="_Toc244244984"/>
+      <w:bookmarkStart w:id="26" w:name="_Toc244280022"/>
       <w:r>
         <w:t>6.4</w:t>
       </w:r>
@@ -18119,7 +19922,7 @@
       <w:r>
         <w:t>”比：对照实验与消融</w:t>
       </w:r>
-      <w:bookmarkEnd w:id="22"/>
+      <w:bookmarkEnd w:id="26"/>
     </w:p>
     <w:p>
       <w:pPr>
@@ -18980,7 +20783,6 @@
               </w:rPr>
             </w:pPr>
             <w:r>
-              <w:lastRenderedPageBreak/>
               <w:t>直接问</w:t>
             </w:r>
             <w:r>
@@ -19711,6 +21513,7 @@
         </w:rPr>
       </w:pPr>
       <w:r>
+        <w:lastRenderedPageBreak/>
         <w:t>6.4.1</w:t>
       </w:r>
       <w:r>
@@ -19927,14 +21730,14 @@
           <w:rFonts w:hint="default"/>
         </w:rPr>
       </w:pPr>
-      <w:bookmarkStart w:id="23" w:name="_Toc244244985"/>
+      <w:bookmarkStart w:id="27" w:name="_Toc244280023"/>
       <w:r>
         <w:t>6.5</w:t>
       </w:r>
       <w:r>
         <w:t xml:space="preserve">　运行、配置、部署与复现</w:t>
       </w:r>
-      <w:bookmarkEnd w:id="23"/>
+      <w:bookmarkEnd w:id="27"/>
     </w:p>
     <w:p>
       <w:pPr>
@@ -20741,7 +22544,6 @@
         </w:rPr>
       </w:pPr>
       <w:r>
-        <w:lastRenderedPageBreak/>
         <w:t>6.5.1</w:t>
       </w:r>
       <w:r>
@@ -20814,6 +22616,7 @@
         </w:rPr>
       </w:pPr>
       <w:r>
+        <w:lastRenderedPageBreak/>
         <w:t>公网演示是官方可选加分项。魔搭演示为单实例免费资源，所有访客共用</w:t>
       </w:r>
       <w:r>
@@ -20842,346 +22645,12 @@
           <w:rFonts w:hint="default"/>
         </w:rPr>
       </w:pPr>
-      <w:bookmarkStart w:id="24" w:name="_Toc244244986"/>
+      <w:bookmarkStart w:id="28" w:name="_Toc244280024"/>
       <w:r>
         <w:t>7</w:t>
       </w:r>
       <w:r>
         <w:t xml:space="preserve">　创新点</w:t>
-      </w:r>
-      <w:bookmarkEnd w:id="24"/>
-    </w:p>
-    <w:p>
-      <w:pPr>
-        <w:pStyle w:val="Body"/>
-        <w:rPr>
-          <w:rFonts w:hint="default"/>
-        </w:rPr>
-      </w:pPr>
-      <w:r>
-        <w:t>创新定位是应用与工程组合：把“引用可不可信”拆成可追溯的事实核验和证据核查，不声称新的基础模型或检索算法。</w:t>
-      </w:r>
-    </w:p>
-    <w:p>
-      <w:pPr>
-        <w:pStyle w:val="2"/>
-        <w:rPr>
-          <w:rFonts w:hint="default"/>
-        </w:rPr>
-      </w:pPr>
-      <w:bookmarkStart w:id="25" w:name="_Toc244244987"/>
-      <w:r>
-        <w:t>7.1</w:t>
-      </w:r>
-      <w:r>
-        <w:t xml:space="preserve">　技术创新点</w:t>
-      </w:r>
-      <w:bookmarkEnd w:id="25"/>
-    </w:p>
-    <w:p>
-      <w:pPr>
-        <w:pStyle w:val="Body"/>
-        <w:rPr>
-          <w:rFonts w:hint="default"/>
-        </w:rPr>
-      </w:pPr>
-      <w:r>
-        <w:t xml:space="preserve">1. </w:t>
-      </w:r>
-      <w:r>
-        <w:t>检索与裁决分离：大模型和搜索引擎只负责找候选、给依据，是不是同一篇、真伪如何由规则逐字段判定；</w:t>
-      </w:r>
-      <w:r>
-        <w:t xml:space="preserve">AI </w:t>
-      </w:r>
-      <w:r>
-        <w:t>检索</w:t>
-      </w:r>
-      <w:r>
-        <w:t xml:space="preserve"> Agent </w:t>
-      </w:r>
-      <w:r>
-        <w:t>不能宣布“不存在”，它找到的候选一律复核。</w:t>
-      </w:r>
-    </w:p>
-    <w:p>
-      <w:pPr>
-        <w:pStyle w:val="Body"/>
-        <w:rPr>
-          <w:rFonts w:hint="default"/>
-        </w:rPr>
-      </w:pPr>
-      <w:r>
-        <w:t xml:space="preserve">2. </w:t>
-      </w:r>
-      <w:r>
-        <w:t>中文证据链：用</w:t>
-      </w:r>
-      <w:r>
-        <w:t xml:space="preserve"> DeepSeek </w:t>
-      </w:r>
-      <w:r>
-        <w:t>搜索接口按题名找知网、万方、维普和期刊官网的原文页，读手机知网内嵌数据和官网元数据补作者、卷期，再按刊物</w:t>
-      </w:r>
-      <w:r>
-        <w:t xml:space="preserve"> ISSN</w:t>
-      </w:r>
-      <w:r>
-        <w:t>、卷、页到</w:t>
-      </w:r>
-      <w:r>
-        <w:t xml:space="preserve"> Crossref </w:t>
-      </w:r>
-      <w:r>
-        <w:t>定位，作者用汉字与拼音互相比对；知网登记的</w:t>
-      </w:r>
-      <w:r>
-        <w:t xml:space="preserve"> DOI </w:t>
-      </w:r>
-      <w:r>
-        <w:t>到中国</w:t>
-      </w:r>
-      <w:r>
-        <w:t xml:space="preserve"> DOI </w:t>
-      </w:r>
-      <w:r>
-        <w:t>注册机构核对它登记的是哪篇。中文期刊论文的待人工从九成多降到约三成，没有新增误报。</w:t>
-      </w:r>
-    </w:p>
-    <w:p>
-      <w:pPr>
-        <w:pStyle w:val="Body"/>
-        <w:rPr>
-          <w:rFonts w:hint="default"/>
-        </w:rPr>
-      </w:pPr>
-      <w:r>
-        <w:t xml:space="preserve">3. </w:t>
-      </w:r>
-      <w:r>
-        <w:t>论断</w:t>
-      </w:r>
-      <w:r>
-        <w:t xml:space="preserve"> RAG</w:t>
-      </w:r>
-      <w:r>
-        <w:t>：开放全文优先，</w:t>
-      </w:r>
-      <w:r>
-        <w:t xml:space="preserve">BM25 </w:t>
-      </w:r>
-      <w:r>
-        <w:t>与模型扩展的中英文检索词融合、模型重排，引句逐字核对并定位；初判矛盾时做范围复核，</w:t>
-      </w:r>
-      <w:r>
-        <w:t xml:space="preserve">47 </w:t>
-      </w:r>
-      <w:r>
-        <w:t>条论断上错判矛盾从</w:t>
-      </w:r>
-      <w:r>
-        <w:t xml:space="preserve"> 38 </w:t>
-      </w:r>
-      <w:r>
-        <w:t>次降到</w:t>
-      </w:r>
-      <w:r>
-        <w:t xml:space="preserve"> 0</w:t>
-      </w:r>
-      <w:r>
-        <w:t>。</w:t>
-      </w:r>
-    </w:p>
-    <w:p>
-      <w:pPr>
-        <w:pStyle w:val="Body"/>
-        <w:rPr>
-          <w:rFonts w:hint="default"/>
-        </w:rPr>
-      </w:pPr>
-      <w:r>
-        <w:t xml:space="preserve">4. </w:t>
-      </w:r>
-      <w:r>
-        <w:t>导入与联网安全：在</w:t>
-      </w:r>
-      <w:r>
-        <w:t xml:space="preserve"> PDF </w:t>
-      </w:r>
-      <w:r>
-        <w:t>文字提取的同一遍里跟踪填充色和渲染模式，检出白字、极小字号、隐藏格式和不可见字符里写给</w:t>
-      </w:r>
-      <w:r>
-        <w:t xml:space="preserve"> AI </w:t>
-      </w:r>
-      <w:r>
-        <w:t>的指令；服务器替用户访问网页时只请求公网地址。</w:t>
-      </w:r>
-    </w:p>
-    <w:p>
-      <w:pPr>
-        <w:pStyle w:val="Body"/>
-        <w:rPr>
-          <w:rFonts w:hint="default"/>
-        </w:rPr>
-      </w:pPr>
-      <w:r>
-        <w:t xml:space="preserve">5. </w:t>
-      </w:r>
-      <w:r>
-        <w:t>工具开放：同一套核验逻辑通过</w:t>
-      </w:r>
-      <w:r>
-        <w:t xml:space="preserve"> MCP </w:t>
-      </w:r>
-      <w:r>
-        <w:t>开放给</w:t>
-      </w:r>
-      <w:r>
-        <w:t xml:space="preserve"> Claude</w:t>
-      </w:r>
-      <w:r>
-        <w:t>、</w:t>
-      </w:r>
-      <w:r>
-        <w:t xml:space="preserve">Cursor </w:t>
-      </w:r>
-      <w:r>
-        <w:t>等</w:t>
-      </w:r>
-      <w:r>
-        <w:t xml:space="preserve"> AI </w:t>
-      </w:r>
-      <w:r>
-        <w:t>工具调用。</w:t>
-      </w:r>
-    </w:p>
-    <w:p>
-      <w:pPr>
-        <w:pStyle w:val="2"/>
-        <w:rPr>
-          <w:rFonts w:hint="default"/>
-        </w:rPr>
-      </w:pPr>
-      <w:bookmarkStart w:id="26" w:name="_Toc244244988"/>
-      <w:r>
-        <w:t>7.2</w:t>
-      </w:r>
-      <w:r>
-        <w:t xml:space="preserve">　应用创新点</w:t>
-      </w:r>
-      <w:bookmarkEnd w:id="26"/>
-    </w:p>
-    <w:p>
-      <w:pPr>
-        <w:pStyle w:val="Body"/>
-        <w:rPr>
-          <w:rFonts w:hint="default"/>
-        </w:rPr>
-      </w:pPr>
-      <w:r>
-        <w:t xml:space="preserve">1. </w:t>
-      </w:r>
-      <w:r>
-        <w:t>两个问题分开查：参考文献是否存在、信息是否一致，与正文论断是否被原文支持，各有结论和依据。</w:t>
-      </w:r>
-    </w:p>
-    <w:p>
-      <w:pPr>
-        <w:pStyle w:val="Body"/>
-        <w:rPr>
-          <w:rFonts w:hint="default"/>
-        </w:rPr>
-      </w:pPr>
-      <w:r>
-        <w:t xml:space="preserve">2. </w:t>
-      </w:r>
-      <w:r>
-        <w:t>不只查错，也帮着改：写错的条目给出数据库里的规范写法，整份列表一键统一成</w:t>
-      </w:r>
-      <w:r>
-        <w:t xml:space="preserve"> GB/T 7714 </w:t>
-      </w:r>
-      <w:r>
-        <w:t>或</w:t>
-      </w:r>
-      <w:r>
-        <w:t xml:space="preserve"> APA</w:t>
-      </w:r>
-      <w:r>
-        <w:t>，只贴</w:t>
-      </w:r>
-      <w:r>
-        <w:t xml:space="preserve"> DOI </w:t>
-      </w:r>
-      <w:r>
-        <w:t>也能生成。</w:t>
-      </w:r>
-    </w:p>
-    <w:p>
-      <w:pPr>
-        <w:pStyle w:val="Body"/>
-        <w:rPr>
-          <w:rFonts w:hint="default"/>
-        </w:rPr>
-      </w:pPr>
-      <w:r>
-        <w:t xml:space="preserve">3. </w:t>
-      </w:r>
-      <w:r>
-        <w:t>每个结论都摆出依据：数据库记录、原文页链接、原文引句和核查过程；查不到不等于编造，相近候选单列，不让用户误改。</w:t>
-      </w:r>
-    </w:p>
-    <w:p>
-      <w:pPr>
-        <w:pStyle w:val="Body"/>
-        <w:rPr>
-          <w:rFonts w:hint="default"/>
-        </w:rPr>
-      </w:pPr>
-      <w:r>
-        <w:t xml:space="preserve">4. </w:t>
-      </w:r>
-      <w:r>
-        <w:t>面向中文论文写作：中文界面、</w:t>
-      </w:r>
-      <w:r>
-        <w:t>GB/T 7714</w:t>
-      </w:r>
-      <w:r>
-        <w:t>、中文期刊联网核查，魔搭国内公网入口不用登录。</w:t>
-      </w:r>
-    </w:p>
-    <w:p>
-      <w:pPr>
-        <w:pStyle w:val="1"/>
-        <w:rPr>
-          <w:rFonts w:hint="default"/>
-        </w:rPr>
-      </w:pPr>
-      <w:bookmarkStart w:id="27" w:name="_Toc244244989"/>
-      <w:r>
-        <w:lastRenderedPageBreak/>
-        <w:t>8</w:t>
-      </w:r>
-      <w:r>
-        <w:t xml:space="preserve">　总结与展望</w:t>
-      </w:r>
-      <w:bookmarkEnd w:id="27"/>
-    </w:p>
-    <w:p>
-      <w:pPr>
-        <w:pStyle w:val="2"/>
-        <w:rPr>
-          <w:rFonts w:hint="default"/>
-        </w:rPr>
-      </w:pPr>
-      <w:bookmarkStart w:id="28" w:name="_Toc244244990"/>
-      <w:r>
-        <w:t>8.1</w:t>
-      </w:r>
-      <w:r>
-        <w:t xml:space="preserve">　总结</w:t>
       </w:r>
       <w:bookmarkEnd w:id="28"/>
     </w:p>
@@ -21193,20 +22662,24 @@
         </w:rPr>
       </w:pPr>
       <w:r>
-        <w:t>参考文献的书目真实性与正文论断的证据支持是两个问题。本项目把它们分为独立工作区：前者用公开学术数据库逐字段核对题名、作者、年份、期刊与</w:t>
-      </w:r>
-      <w:r>
-        <w:t xml:space="preserve"> DOI</w:t>
-      </w:r>
-      <w:r>
-        <w:t>；后者先检索证据片段，再由</w:t>
-      </w:r>
-      <w:r>
-        <w:t xml:space="preserve"> DeepSeek </w:t>
-      </w:r>
-      <w:r>
-        <w:t>判断一条论断与材料的关系。模型和搜索只提供候选或依据，真伪结论由规则或带原文引句的判断给出。</w:t>
-      </w:r>
+        <w:t>创新定位是应用与工程组合：把“引用可不可信”拆成可追溯的事实核验和证据核查，不声称新的基础模型或检索算法。</w:t>
+      </w:r>
+    </w:p>
+    <w:p>
+      <w:pPr>
+        <w:pStyle w:val="2"/>
+        <w:rPr>
+          <w:rFonts w:hint="default"/>
+        </w:rPr>
+      </w:pPr>
+      <w:bookmarkStart w:id="29" w:name="_Toc244280025"/>
+      <w:r>
+        <w:t>7.1</w:t>
+      </w:r>
+      <w:r>
+        <w:t xml:space="preserve">　技术创新点</w:t>
+      </w:r>
+      <w:bookmarkEnd w:id="29"/>
     </w:p>
     <w:p>
       <w:pPr>
@@ -21216,52 +22689,174 @@
         </w:rPr>
       </w:pPr>
       <w:r>
-        <w:t>和“直接问</w:t>
-      </w:r>
-      <w:r>
-        <w:t xml:space="preserve"> AI</w:t>
-      </w:r>
-      <w:r>
-        <w:t>”的对照实验（</w:t>
-      </w:r>
-      <w:r>
-        <w:t xml:space="preserve">130 </w:t>
-      </w:r>
-      <w:r>
-        <w:t>条构造引文）中，不联网的</w:t>
+        <w:t xml:space="preserve">1. </w:t>
+      </w:r>
+      <w:r>
+        <w:t>检索与裁决分离：大模型和搜索引擎只负责找候选、给依据，是不是同一篇、真伪如何由规则逐字段判定；</w:t>
+      </w:r>
+      <w:r>
+        <w:t xml:space="preserve">AI </w:t>
+      </w:r>
+      <w:r>
+        <w:t>检索</w:t>
+      </w:r>
+      <w:r>
+        <w:t xml:space="preserve"> Agent </w:t>
+      </w:r>
+      <w:r>
+        <w:t>不能宣布“不存在”，它找到的候选一律复核。</w:t>
+      </w:r>
+    </w:p>
+    <w:p>
+      <w:pPr>
+        <w:pStyle w:val="Body"/>
+        <w:rPr>
+          <w:rFonts w:hint="default"/>
+        </w:rPr>
+      </w:pPr>
+      <w:r>
+        <w:t xml:space="preserve">2. </w:t>
+      </w:r>
+      <w:r>
+        <w:t>中文证据链：用</w:t>
       </w:r>
       <w:r>
         <w:t xml:space="preserve"> DeepSeek </w:t>
       </w:r>
       <w:r>
-        <w:t>把</w:t>
-      </w:r>
-      <w:r>
-        <w:t xml:space="preserve"> 23%</w:t>
-      </w:r>
-      <w:r>
-        <w:rPr>
-          <w:rFonts w:hint="default"/>
-        </w:rPr>
-        <w:t>–</w:t>
-      </w:r>
-      <w:r>
-        <w:t xml:space="preserve">33% </w:t>
-      </w:r>
-      <w:r>
-        <w:t>的编造引文说成真实，本系统为</w:t>
+        <w:t>搜索接口按题名找知网、万方、维普和期刊官网的原文页，读手机知网内嵌数据和官网元数据补作者、卷期，再按刊物</w:t>
+      </w:r>
+      <w:r>
+        <w:t xml:space="preserve"> ISSN</w:t>
+      </w:r>
+      <w:r>
+        <w:t>、卷、页到</w:t>
+      </w:r>
+      <w:r>
+        <w:t xml:space="preserve"> Crossref </w:t>
+      </w:r>
+      <w:r>
+        <w:t>定位，作者用汉字与拼音互相比对；知网登记的</w:t>
+      </w:r>
+      <w:r>
+        <w:t xml:space="preserve"> DOI </w:t>
+      </w:r>
+      <w:r>
+        <w:t>到中国</w:t>
+      </w:r>
+      <w:r>
+        <w:t xml:space="preserve"> DOI </w:t>
+      </w:r>
+      <w:r>
+        <w:t>注册机构核对它登记的是哪篇。中文期刊论文的待人工从九成多降到约三成，没有新增误报。</w:t>
+      </w:r>
+    </w:p>
+    <w:p>
+      <w:pPr>
+        <w:pStyle w:val="Body"/>
+        <w:rPr>
+          <w:rFonts w:hint="default"/>
+        </w:rPr>
+      </w:pPr>
+      <w:r>
+        <w:t xml:space="preserve">3. </w:t>
+      </w:r>
+      <w:r>
+        <w:t>论断</w:t>
+      </w:r>
+      <w:r>
+        <w:t xml:space="preserve"> RAG</w:t>
+      </w:r>
+      <w:r>
+        <w:t>：开放全文优先，</w:t>
+      </w:r>
+      <w:r>
+        <w:t xml:space="preserve">BM25 </w:t>
+      </w:r>
+      <w:r>
+        <w:t>与模型扩展的中英文检索词融合、模型重排，引句逐字核对并定位；初判矛盾时做范围复核，</w:t>
+      </w:r>
+      <w:r>
+        <w:t xml:space="preserve">47 </w:t>
+      </w:r>
+      <w:r>
+        <w:t>条论断上错判矛盾从</w:t>
+      </w:r>
+      <w:r>
+        <w:t xml:space="preserve"> 38 </w:t>
+      </w:r>
+      <w:r>
+        <w:t>次降到</w:t>
       </w:r>
       <w:r>
         <w:t xml:space="preserve"> 0</w:t>
       </w:r>
       <w:r>
-        <w:t>；本系统说“已核实”的条目全部正确，改正写法全部来自数据库记录（见</w:t>
-      </w:r>
-      <w:r>
-        <w:t xml:space="preserve"> 6.4 </w:t>
-      </w:r>
-      <w:r>
-        <w:t>节）。</w:t>
+        <w:t>。</w:t>
+      </w:r>
+    </w:p>
+    <w:p>
+      <w:pPr>
+        <w:pStyle w:val="Body"/>
+        <w:rPr>
+          <w:rFonts w:hint="default"/>
+        </w:rPr>
+      </w:pPr>
+      <w:r>
+        <w:t xml:space="preserve">4. </w:t>
+      </w:r>
+      <w:r>
+        <w:t>导入与联网安全：在</w:t>
+      </w:r>
+      <w:r>
+        <w:t xml:space="preserve"> PDF </w:t>
+      </w:r>
+      <w:r>
+        <w:t>文字提取的同一遍里跟踪填充色和渲染模式，检出白字、极小字号、隐藏格式和不可见字符里写给</w:t>
+      </w:r>
+      <w:r>
+        <w:t xml:space="preserve"> AI </w:t>
+      </w:r>
+      <w:r>
+        <w:t>的指令；服务器替用户访问网页时只请求公网地址。</w:t>
+      </w:r>
+    </w:p>
+    <w:p>
+      <w:pPr>
+        <w:pStyle w:val="Body"/>
+        <w:rPr>
+          <w:rFonts w:hint="default"/>
+        </w:rPr>
+      </w:pPr>
+      <w:r>
+        <w:t xml:space="preserve">5. </w:t>
+      </w:r>
+      <w:r>
+        <w:t>工具开放：同一套核验逻辑通过</w:t>
+      </w:r>
+      <w:r>
+        <w:t xml:space="preserve"> MCP </w:t>
+      </w:r>
+      <w:r>
+        <w:t>开放给</w:t>
+      </w:r>
+      <w:r>
+        <w:t xml:space="preserve"> Claude</w:t>
+      </w:r>
+      <w:r>
+        <w:t>、</w:t>
+      </w:r>
+      <w:r>
+        <w:t xml:space="preserve">Cursor </w:t>
+      </w:r>
+      <w:r>
+        <w:t>等</w:t>
+      </w:r>
+      <w:r>
+        <w:t xml:space="preserve"> AI </w:t>
+      </w:r>
+      <w:r>
+        <w:t>工具调用。</w:t>
       </w:r>
     </w:p>
     <w:p>
@@ -21271,14 +22866,225 @@
           <w:rFonts w:hint="default"/>
         </w:rPr>
       </w:pPr>
-      <w:bookmarkStart w:id="29" w:name="_Toc244244991"/>
+      <w:bookmarkStart w:id="30" w:name="_Toc244280026"/>
+      <w:r>
+        <w:t>7.2</w:t>
+      </w:r>
+      <w:r>
+        <w:t xml:space="preserve">　应用创新点</w:t>
+      </w:r>
+      <w:bookmarkEnd w:id="30"/>
+    </w:p>
+    <w:p>
+      <w:pPr>
+        <w:pStyle w:val="Body"/>
+        <w:rPr>
+          <w:rFonts w:hint="default"/>
+        </w:rPr>
+      </w:pPr>
+      <w:r>
+        <w:t xml:space="preserve">1. </w:t>
+      </w:r>
+      <w:r>
+        <w:t>两个问题分开查：参考文献是否存在、信息是否一致，与正文论断是否被原文支持，各有结论和依据。</w:t>
+      </w:r>
+    </w:p>
+    <w:p>
+      <w:pPr>
+        <w:pStyle w:val="Body"/>
+        <w:rPr>
+          <w:rFonts w:hint="default"/>
+        </w:rPr>
+      </w:pPr>
+      <w:r>
+        <w:t xml:space="preserve">2. </w:t>
+      </w:r>
+      <w:r>
+        <w:t>不只查错，也帮着改：写错的条目给出数据库里的规范写法，整份列表一键统一成</w:t>
+      </w:r>
+      <w:r>
+        <w:t xml:space="preserve"> GB/T 7714 </w:t>
+      </w:r>
+      <w:r>
+        <w:t>或</w:t>
+      </w:r>
+      <w:r>
+        <w:t xml:space="preserve"> APA</w:t>
+      </w:r>
+      <w:r>
+        <w:t>，只贴</w:t>
+      </w:r>
+      <w:r>
+        <w:t xml:space="preserve"> DOI </w:t>
+      </w:r>
+      <w:r>
+        <w:t>也能生成。</w:t>
+      </w:r>
+    </w:p>
+    <w:p>
+      <w:pPr>
+        <w:pStyle w:val="Body"/>
+        <w:rPr>
+          <w:rFonts w:hint="default"/>
+        </w:rPr>
+      </w:pPr>
+      <w:r>
+        <w:t xml:space="preserve">3. </w:t>
+      </w:r>
+      <w:r>
+        <w:t>每个结论都摆出依据：数据库记录、原文页链接、原文引句和核查过程；查不到不等于编造，相近候选单列，不让用户误改。</w:t>
+      </w:r>
+    </w:p>
+    <w:p>
+      <w:pPr>
+        <w:pStyle w:val="Body"/>
+        <w:rPr>
+          <w:rFonts w:hint="default"/>
+        </w:rPr>
+      </w:pPr>
+      <w:r>
+        <w:t xml:space="preserve">4. </w:t>
+      </w:r>
+      <w:r>
+        <w:t>面向中文论文写作：中文界面、</w:t>
+      </w:r>
+      <w:r>
+        <w:t>GB/T 7714</w:t>
+      </w:r>
+      <w:r>
+        <w:t>、中文期刊联网核查，魔搭国内公网入口不用登录。</w:t>
+      </w:r>
+    </w:p>
+    <w:p>
+      <w:pPr>
+        <w:pStyle w:val="1"/>
+        <w:rPr>
+          <w:rFonts w:hint="default"/>
+        </w:rPr>
+      </w:pPr>
+      <w:bookmarkStart w:id="31" w:name="_Toc244280027"/>
+      <w:r>
+        <w:t>8</w:t>
+      </w:r>
+      <w:r>
+        <w:t xml:space="preserve">　总结与展望</w:t>
+      </w:r>
+      <w:bookmarkEnd w:id="31"/>
+    </w:p>
+    <w:p>
+      <w:pPr>
+        <w:pStyle w:val="2"/>
+        <w:rPr>
+          <w:rFonts w:hint="default"/>
+        </w:rPr>
+      </w:pPr>
+      <w:bookmarkStart w:id="32" w:name="_Toc244280028"/>
+      <w:r>
+        <w:t>8.1</w:t>
+      </w:r>
+      <w:r>
+        <w:t xml:space="preserve">　总结</w:t>
+      </w:r>
+      <w:bookmarkEnd w:id="32"/>
+    </w:p>
+    <w:p>
+      <w:pPr>
+        <w:pStyle w:val="Body"/>
+        <w:rPr>
+          <w:rFonts w:hint="default"/>
+        </w:rPr>
+      </w:pPr>
+      <w:r>
+        <w:t>参考文献的书目真实性与正文论断的证据支持是两个问题。本项目把它们分为独立工作区：前者用公开学术数据库逐字段核对题名、作者、年份、期刊与</w:t>
+      </w:r>
+      <w:r>
+        <w:t xml:space="preserve"> DOI</w:t>
+      </w:r>
+      <w:r>
+        <w:t>；后者先检索证据片段，再由</w:t>
+      </w:r>
+      <w:r>
+        <w:t xml:space="preserve"> </w:t>
+      </w:r>
+      <w:r>
+        <w:lastRenderedPageBreak/>
+        <w:t xml:space="preserve">DeepSeek </w:t>
+      </w:r>
+      <w:r>
+        <w:t>判断一条论断与材料的关系。模型和搜索只提供候选或依据，真伪结论由规则或带原文引句的判断给出。</w:t>
+      </w:r>
+    </w:p>
+    <w:p>
+      <w:pPr>
+        <w:pStyle w:val="Body"/>
+        <w:rPr>
+          <w:rFonts w:hint="default"/>
+        </w:rPr>
+      </w:pPr>
+      <w:r>
+        <w:t>和“直接问</w:t>
+      </w:r>
+      <w:r>
+        <w:t xml:space="preserve"> AI</w:t>
+      </w:r>
+      <w:r>
+        <w:t>”的对照实验（</w:t>
+      </w:r>
+      <w:r>
+        <w:t xml:space="preserve">130 </w:t>
+      </w:r>
+      <w:r>
+        <w:t>条构造引文）中，不联网的</w:t>
+      </w:r>
+      <w:r>
+        <w:t xml:space="preserve"> DeepSeek </w:t>
+      </w:r>
+      <w:r>
+        <w:t>把</w:t>
+      </w:r>
+      <w:r>
+        <w:t xml:space="preserve"> 23%</w:t>
+      </w:r>
+      <w:r>
+        <w:rPr>
+          <w:rFonts w:hint="default"/>
+        </w:rPr>
+        <w:t>–</w:t>
+      </w:r>
+      <w:r>
+        <w:t xml:space="preserve">33% </w:t>
+      </w:r>
+      <w:r>
+        <w:t>的编造引文说成真实，本系统为</w:t>
+      </w:r>
+      <w:r>
+        <w:t xml:space="preserve"> 0</w:t>
+      </w:r>
+      <w:r>
+        <w:t>；本系统说“已核实”的条目全部正确，改正写法全部来自数据库记录（见</w:t>
+      </w:r>
+      <w:r>
+        <w:t xml:space="preserve"> 6.4 </w:t>
+      </w:r>
+      <w:r>
+        <w:t>节）。</w:t>
+      </w:r>
+    </w:p>
+    <w:p>
+      <w:pPr>
+        <w:pStyle w:val="2"/>
+        <w:rPr>
+          <w:rFonts w:hint="default"/>
+        </w:rPr>
+      </w:pPr>
+      <w:bookmarkStart w:id="33" w:name="_Toc244280029"/>
       <w:r>
         <w:t>8.2</w:t>
       </w:r>
       <w:r>
         <w:t xml:space="preserve">　尚缺的证据</w:t>
       </w:r>
-      <w:bookmarkEnd w:id="29"/>
+      <w:bookmarkEnd w:id="33"/>
     </w:p>
     <w:p>
       <w:pPr>
@@ -21691,14 +23497,14 @@
           <w:rFonts w:hint="default"/>
         </w:rPr>
       </w:pPr>
-      <w:bookmarkStart w:id="30" w:name="_Toc244244992"/>
+      <w:bookmarkStart w:id="34" w:name="_Toc244280030"/>
       <w:r>
         <w:t>8.3</w:t>
       </w:r>
       <w:r>
         <w:t xml:space="preserve">　已经明确的局限</w:t>
       </w:r>
-      <w:bookmarkEnd w:id="30"/>
+      <w:bookmarkEnd w:id="34"/>
     </w:p>
     <w:p>
       <w:pPr>
@@ -21760,14 +23566,14 @@
           <w:rFonts w:hint="default"/>
         </w:rPr>
       </w:pPr>
-      <w:bookmarkStart w:id="31" w:name="_Toc244244993"/>
+      <w:bookmarkStart w:id="35" w:name="_Toc244280031"/>
       <w:r>
         <w:t>8.4</w:t>
       </w:r>
       <w:r>
         <w:t xml:space="preserve">　下一阶段优先级</w:t>
       </w:r>
-      <w:bookmarkEnd w:id="31"/>
+      <w:bookmarkEnd w:id="35"/>
     </w:p>
     <w:p>
       <w:pPr>
@@ -21804,11 +23610,7 @@
         <w:t xml:space="preserve"> 5.6%</w:t>
       </w:r>
       <w:r>
-        <w:t>，但区间与前几批重叠，误报仍是长尾。中文期刊下一步按刊名、卷、页定位不写题名的引文，并在魔搭实测知网页面能否读到；请第二人独立标注、扩大样本；在长文档上做检索消融；找真实写作</w:t>
-      </w:r>
-      <w:r>
-        <w:lastRenderedPageBreak/>
-        <w:t>者试用，测量复核时间与误报成本；网页类引文打开网址核对标题，</w:t>
+        <w:t>，但区间与前几批重叠，误报仍是长尾。中文期刊下一步按刊名、卷、页定位不写题名的引文，并在魔搭实测知网页面能否读到；请第二人独立标注、扩大样本；在长文档上做检索消融；找真实写作者试用，测量复核时间与误报成本；网页类引文打开网址核对标题，</w:t>
       </w:r>
       <w:r>
         <w:t xml:space="preserve">AI </w:t>
@@ -21830,8 +23632,9 @@
           <w:rFonts w:hint="default"/>
         </w:rPr>
       </w:pPr>
-      <w:bookmarkStart w:id="32" w:name="_Toc244244994"/>
-      <w:r>
+      <w:bookmarkStart w:id="36" w:name="_Toc244280032"/>
+      <w:r>
+        <w:lastRenderedPageBreak/>
         <w:t>附录</w:t>
       </w:r>
       <w:r>
@@ -21840,7 +23643,7 @@
       <w:r>
         <w:t xml:space="preserve">　证据索引与提交对应</w:t>
       </w:r>
-      <w:bookmarkEnd w:id="32"/>
+      <w:bookmarkEnd w:id="36"/>
     </w:p>
     <w:p>
       <w:pPr>
@@ -22595,14 +24398,14 @@
           <w:rFonts w:hint="default"/>
         </w:rPr>
       </w:pPr>
-      <w:bookmarkStart w:id="33" w:name="_Toc244244995"/>
+      <w:bookmarkStart w:id="37" w:name="_Toc244280033"/>
       <w:r>
         <w:t>A.1</w:t>
       </w:r>
       <w:r>
         <w:t xml:space="preserve">　官方材料要求对应</w:t>
       </w:r>
-      <w:bookmarkEnd w:id="33"/>
+      <w:bookmarkEnd w:id="37"/>
     </w:p>
     <w:p>
       <w:pPr>
@@ -22652,7 +24455,7 @@
           <w:rFonts w:hint="default"/>
           <w:noProof/>
         </w:rPr>
-        <w:t>19</w:t>
+        <w:t>25</w:t>
       </w:r>
       <w:r>
         <w:fldChar w:fldCharType="end"/>
@@ -22756,9 +24559,698 @@
         <w:t>Lin, Z. (2025). Hidden Prompts in Manuscripts Exploit AI-Assisted Peer Review. https://doi.org/10.48550/arXiv.2507.06185</w:t>
       </w:r>
     </w:p>
+    <w:p>
+      <w:pPr>
+        <w:pStyle w:val="2"/>
+        <w:rPr>
+          <w:rFonts w:hint="default"/>
+        </w:rPr>
+      </w:pPr>
+      <w:bookmarkStart w:id="38" w:name="_Toc244280034"/>
+      <w:r>
+        <w:t>A.2</w:t>
+      </w:r>
+      <w:r>
+        <w:t xml:space="preserve">　作品介绍文档要求对应</w:t>
+      </w:r>
+      <w:bookmarkEnd w:id="38"/>
+    </w:p>
+    <w:p>
+      <w:pPr>
+        <w:pStyle w:val="ac"/>
+        <w:keepNext/>
+        <w:rPr>
+          <w:rFonts w:hint="default"/>
+        </w:rPr>
+      </w:pPr>
+      <w:r>
+        <w:t>表</w:t>
+      </w:r>
+      <w:r>
+        <w:t xml:space="preserve"> A-2</w:t>
+      </w:r>
+      <w:r>
+        <w:t xml:space="preserve">　作品介绍文档要求与对应章节</w:t>
+      </w:r>
+    </w:p>
+    <w:tbl>
+      <w:tblPr>
+        <w:tblW w:w="9070" w:type="dxa"/>
+        <w:tblBorders>
+          <w:top w:val="single" w:sz="12" w:space="0" w:color="000000"/>
+          <w:bottom w:val="single" w:sz="12" w:space="0" w:color="000000"/>
+        </w:tblBorders>
+        <w:tblCellMar>
+          <w:left w:w="10" w:type="dxa"/>
+          <w:right w:w="10" w:type="dxa"/>
+        </w:tblCellMar>
+        <w:tblLook w:val="04A0" w:firstRow="1" w:lastRow="0" w:firstColumn="1" w:lastColumn="0" w:noHBand="0" w:noVBand="1"/>
+      </w:tblPr>
+      <w:tblGrid>
+        <w:gridCol w:w="4248"/>
+        <w:gridCol w:w="4822"/>
+      </w:tblGrid>
+      <w:tr>
+        <w:tblPrEx>
+          <w:tblCellMar>
+            <w:top w:w="0" w:type="dxa"/>
+            <w:bottom w:w="0" w:type="dxa"/>
+          </w:tblCellMar>
+        </w:tblPrEx>
+        <w:trPr>
+          <w:cantSplit/>
+          <w:tblHeader/>
+        </w:trPr>
+        <w:tc>
+          <w:tcPr>
+            <w:tcW w:w="4248" w:type="dxa"/>
+            <w:tcBorders>
+              <w:bottom w:val="single" w:sz="6" w:space="0" w:color="000000"/>
+            </w:tcBorders>
+            <w:tcMar>
+              <w:top w:w="30" w:type="dxa"/>
+              <w:left w:w="100" w:type="dxa"/>
+              <w:bottom w:w="30" w:type="dxa"/>
+              <w:right w:w="100" w:type="dxa"/>
+            </w:tcMar>
+            <w:vAlign w:val="center"/>
+          </w:tcPr>
+          <w:p>
+            <w:pPr>
+              <w:pStyle w:val="TableHead"/>
+              <w:rPr>
+                <w:rFonts w:hint="default"/>
+              </w:rPr>
+            </w:pPr>
+            <w:r>
+              <w:t>作品介绍文档要求</w:t>
+            </w:r>
+          </w:p>
+        </w:tc>
+        <w:tc>
+          <w:tcPr>
+            <w:tcW w:w="4822" w:type="dxa"/>
+            <w:tcBorders>
+              <w:bottom w:val="single" w:sz="6" w:space="0" w:color="000000"/>
+            </w:tcBorders>
+            <w:tcMar>
+              <w:top w:w="30" w:type="dxa"/>
+              <w:left w:w="100" w:type="dxa"/>
+              <w:bottom w:w="30" w:type="dxa"/>
+              <w:right w:w="100" w:type="dxa"/>
+            </w:tcMar>
+            <w:vAlign w:val="center"/>
+          </w:tcPr>
+          <w:p>
+            <w:pPr>
+              <w:pStyle w:val="TableHead"/>
+              <w:rPr>
+                <w:rFonts w:hint="default"/>
+              </w:rPr>
+            </w:pPr>
+            <w:r>
+              <w:t>对应章节</w:t>
+            </w:r>
+          </w:p>
+        </w:tc>
+      </w:tr>
+      <w:tr>
+        <w:tblPrEx>
+          <w:tblCellMar>
+            <w:top w:w="0" w:type="dxa"/>
+            <w:bottom w:w="0" w:type="dxa"/>
+          </w:tblCellMar>
+        </w:tblPrEx>
+        <w:trPr>
+          <w:cantSplit/>
+        </w:trPr>
+        <w:tc>
+          <w:tcPr>
+            <w:tcW w:w="4248" w:type="dxa"/>
+            <w:tcMar>
+              <w:top w:w="30" w:type="dxa"/>
+              <w:left w:w="100" w:type="dxa"/>
+              <w:bottom w:w="30" w:type="dxa"/>
+              <w:right w:w="100" w:type="dxa"/>
+            </w:tcMar>
+            <w:vAlign w:val="center"/>
+          </w:tcPr>
+          <w:p>
+            <w:pPr>
+              <w:pStyle w:val="TableText"/>
+              <w:rPr>
+                <w:rFonts w:hint="default"/>
+              </w:rPr>
+            </w:pPr>
+            <w:r>
+              <w:t>（</w:t>
+            </w:r>
+            <w:r>
+              <w:t>1</w:t>
+            </w:r>
+            <w:r>
+              <w:t>）描述项目详情及使用方式</w:t>
+            </w:r>
+          </w:p>
+        </w:tc>
+        <w:tc>
+          <w:tcPr>
+            <w:tcW w:w="4822" w:type="dxa"/>
+            <w:tcMar>
+              <w:top w:w="30" w:type="dxa"/>
+              <w:left w:w="100" w:type="dxa"/>
+              <w:bottom w:w="30" w:type="dxa"/>
+              <w:right w:w="100" w:type="dxa"/>
+            </w:tcMar>
+            <w:vAlign w:val="center"/>
+          </w:tcPr>
+          <w:p>
+            <w:pPr>
+              <w:pStyle w:val="TableText"/>
+              <w:rPr>
+                <w:rFonts w:hint="default"/>
+              </w:rPr>
+            </w:pPr>
+            <w:r>
+              <w:t>第</w:t>
+            </w:r>
+            <w:r>
+              <w:t xml:space="preserve"> 1</w:t>
+            </w:r>
+            <w:r>
+              <w:rPr>
+                <w:rFonts w:hint="default"/>
+              </w:rPr>
+              <w:t>–</w:t>
+            </w:r>
+            <w:r>
+              <w:t xml:space="preserve">5 </w:t>
+            </w:r>
+            <w:r>
+              <w:t>章；使用方式见</w:t>
+            </w:r>
+            <w:r>
+              <w:t xml:space="preserve"> 1.2 </w:t>
+            </w:r>
+            <w:r>
+              <w:t>节</w:t>
+            </w:r>
+          </w:p>
+        </w:tc>
+      </w:tr>
+      <w:tr>
+        <w:tblPrEx>
+          <w:tblCellMar>
+            <w:top w:w="0" w:type="dxa"/>
+            <w:bottom w:w="0" w:type="dxa"/>
+          </w:tblCellMar>
+        </w:tblPrEx>
+        <w:trPr>
+          <w:cantSplit/>
+        </w:trPr>
+        <w:tc>
+          <w:tcPr>
+            <w:tcW w:w="4248" w:type="dxa"/>
+            <w:tcMar>
+              <w:top w:w="30" w:type="dxa"/>
+              <w:left w:w="100" w:type="dxa"/>
+              <w:bottom w:w="30" w:type="dxa"/>
+              <w:right w:w="100" w:type="dxa"/>
+            </w:tcMar>
+            <w:vAlign w:val="center"/>
+          </w:tcPr>
+          <w:p>
+            <w:pPr>
+              <w:pStyle w:val="TableText"/>
+              <w:rPr>
+                <w:rFonts w:hint="default"/>
+              </w:rPr>
+            </w:pPr>
+            <w:r>
+              <w:t>（</w:t>
+            </w:r>
+            <w:r>
+              <w:t>2</w:t>
+            </w:r>
+            <w:r>
+              <w:t>）描述项目的亮点</w:t>
+            </w:r>
+          </w:p>
+        </w:tc>
+        <w:tc>
+          <w:tcPr>
+            <w:tcW w:w="4822" w:type="dxa"/>
+            <w:tcMar>
+              <w:top w:w="30" w:type="dxa"/>
+              <w:left w:w="100" w:type="dxa"/>
+              <w:bottom w:w="30" w:type="dxa"/>
+              <w:right w:w="100" w:type="dxa"/>
+            </w:tcMar>
+            <w:vAlign w:val="center"/>
+          </w:tcPr>
+          <w:p>
+            <w:pPr>
+              <w:pStyle w:val="TableText"/>
+              <w:rPr>
+                <w:rFonts w:hint="default"/>
+              </w:rPr>
+            </w:pPr>
+            <w:r>
+              <w:t xml:space="preserve">1.3 </w:t>
+            </w:r>
+            <w:r>
+              <w:t>节；创新点见第</w:t>
+            </w:r>
+            <w:r>
+              <w:t xml:space="preserve"> 7 </w:t>
+            </w:r>
+            <w:r>
+              <w:t>章</w:t>
+            </w:r>
+          </w:p>
+        </w:tc>
+      </w:tr>
+      <w:tr>
+        <w:tblPrEx>
+          <w:tblCellMar>
+            <w:top w:w="0" w:type="dxa"/>
+            <w:bottom w:w="0" w:type="dxa"/>
+          </w:tblCellMar>
+        </w:tblPrEx>
+        <w:trPr>
+          <w:cantSplit/>
+        </w:trPr>
+        <w:tc>
+          <w:tcPr>
+            <w:tcW w:w="4248" w:type="dxa"/>
+            <w:tcMar>
+              <w:top w:w="30" w:type="dxa"/>
+              <w:left w:w="100" w:type="dxa"/>
+              <w:bottom w:w="30" w:type="dxa"/>
+              <w:right w:w="100" w:type="dxa"/>
+            </w:tcMar>
+            <w:vAlign w:val="center"/>
+          </w:tcPr>
+          <w:p>
+            <w:pPr>
+              <w:pStyle w:val="TableText"/>
+              <w:rPr>
+                <w:rFonts w:hint="default"/>
+              </w:rPr>
+            </w:pPr>
+            <w:r>
+              <w:t>（</w:t>
+            </w:r>
+            <w:r>
+              <w:t>3</w:t>
+            </w:r>
+            <w:r>
+              <w:t>）</w:t>
+            </w:r>
+            <w:r>
+              <w:t xml:space="preserve">AI </w:t>
+            </w:r>
+            <w:r>
+              <w:t>测试技术落地使用情况概述</w:t>
+            </w:r>
+          </w:p>
+        </w:tc>
+        <w:tc>
+          <w:tcPr>
+            <w:tcW w:w="4822" w:type="dxa"/>
+            <w:tcMar>
+              <w:top w:w="30" w:type="dxa"/>
+              <w:left w:w="100" w:type="dxa"/>
+              <w:bottom w:w="30" w:type="dxa"/>
+              <w:right w:w="100" w:type="dxa"/>
+            </w:tcMar>
+            <w:vAlign w:val="center"/>
+          </w:tcPr>
+          <w:p>
+            <w:pPr>
+              <w:pStyle w:val="TableText"/>
+              <w:rPr>
+                <w:rFonts w:hint="default"/>
+              </w:rPr>
+            </w:pPr>
+            <w:r>
+              <w:t xml:space="preserve">1.4 </w:t>
+            </w:r>
+            <w:r>
+              <w:t>节；</w:t>
+            </w:r>
+            <w:r>
+              <w:t xml:space="preserve">AI </w:t>
+            </w:r>
+            <w:r>
+              <w:t>技术方案见第</w:t>
+            </w:r>
+            <w:r>
+              <w:t xml:space="preserve"> 4 </w:t>
+            </w:r>
+            <w:r>
+              <w:t>章，测试见第</w:t>
+            </w:r>
+            <w:r>
+              <w:t xml:space="preserve"> 6 </w:t>
+            </w:r>
+            <w:r>
+              <w:t>章</w:t>
+            </w:r>
+          </w:p>
+        </w:tc>
+      </w:tr>
+      <w:tr>
+        <w:tblPrEx>
+          <w:tblCellMar>
+            <w:top w:w="0" w:type="dxa"/>
+            <w:bottom w:w="0" w:type="dxa"/>
+          </w:tblCellMar>
+        </w:tblPrEx>
+        <w:trPr>
+          <w:cantSplit/>
+        </w:trPr>
+        <w:tc>
+          <w:tcPr>
+            <w:tcW w:w="4248" w:type="dxa"/>
+            <w:tcMar>
+              <w:top w:w="30" w:type="dxa"/>
+              <w:left w:w="100" w:type="dxa"/>
+              <w:bottom w:w="30" w:type="dxa"/>
+              <w:right w:w="100" w:type="dxa"/>
+            </w:tcMar>
+            <w:vAlign w:val="center"/>
+          </w:tcPr>
+          <w:p>
+            <w:pPr>
+              <w:pStyle w:val="TableText"/>
+              <w:rPr>
+                <w:rFonts w:hint="default"/>
+              </w:rPr>
+            </w:pPr>
+            <w:r>
+              <w:lastRenderedPageBreak/>
+              <w:t>（</w:t>
+            </w:r>
+            <w:r>
+              <w:t>4</w:t>
+            </w:r>
+            <w:r>
+              <w:t>）描述项目中涉及的关键技术</w:t>
+            </w:r>
+          </w:p>
+        </w:tc>
+        <w:tc>
+          <w:tcPr>
+            <w:tcW w:w="4822" w:type="dxa"/>
+            <w:tcMar>
+              <w:top w:w="30" w:type="dxa"/>
+              <w:left w:w="100" w:type="dxa"/>
+              <w:bottom w:w="30" w:type="dxa"/>
+              <w:right w:w="100" w:type="dxa"/>
+            </w:tcMar>
+            <w:vAlign w:val="center"/>
+          </w:tcPr>
+          <w:p>
+            <w:pPr>
+              <w:pStyle w:val="TableText"/>
+              <w:rPr>
+                <w:rFonts w:hint="default"/>
+              </w:rPr>
+            </w:pPr>
+            <w:r>
+              <w:t>第</w:t>
+            </w:r>
+            <w:r>
+              <w:t xml:space="preserve"> 3 </w:t>
+            </w:r>
+            <w:r>
+              <w:t>章系统架构设计、第</w:t>
+            </w:r>
+            <w:r>
+              <w:t xml:space="preserve"> 4 </w:t>
+            </w:r>
+            <w:r>
+              <w:t>章</w:t>
+            </w:r>
+            <w:r>
+              <w:t xml:space="preserve"> AI </w:t>
+            </w:r>
+            <w:r>
+              <w:t>技术方案、第</w:t>
+            </w:r>
+            <w:r>
+              <w:t xml:space="preserve"> 5 </w:t>
+            </w:r>
+            <w:r>
+              <w:t>章核心功能实现</w:t>
+            </w:r>
+          </w:p>
+        </w:tc>
+      </w:tr>
+      <w:tr>
+        <w:tblPrEx>
+          <w:tblCellMar>
+            <w:top w:w="0" w:type="dxa"/>
+            <w:bottom w:w="0" w:type="dxa"/>
+          </w:tblCellMar>
+        </w:tblPrEx>
+        <w:trPr>
+          <w:cantSplit/>
+        </w:trPr>
+        <w:tc>
+          <w:tcPr>
+            <w:tcW w:w="4248" w:type="dxa"/>
+            <w:tcMar>
+              <w:top w:w="30" w:type="dxa"/>
+              <w:left w:w="100" w:type="dxa"/>
+              <w:bottom w:w="30" w:type="dxa"/>
+              <w:right w:w="100" w:type="dxa"/>
+            </w:tcMar>
+            <w:vAlign w:val="center"/>
+          </w:tcPr>
+          <w:p>
+            <w:pPr>
+              <w:pStyle w:val="TableText"/>
+              <w:rPr>
+                <w:rFonts w:hint="default"/>
+              </w:rPr>
+            </w:pPr>
+            <w:r>
+              <w:t>（</w:t>
+            </w:r>
+            <w:r>
+              <w:t>5</w:t>
+            </w:r>
+            <w:r>
+              <w:t>）项目相关的图片</w:t>
+            </w:r>
+            <w:r>
+              <w:t xml:space="preserve"> / </w:t>
+            </w:r>
+            <w:r>
+              <w:t>照片</w:t>
+            </w:r>
+          </w:p>
+        </w:tc>
+        <w:tc>
+          <w:tcPr>
+            <w:tcW w:w="4822" w:type="dxa"/>
+            <w:tcMar>
+              <w:top w:w="30" w:type="dxa"/>
+              <w:left w:w="100" w:type="dxa"/>
+              <w:bottom w:w="30" w:type="dxa"/>
+              <w:right w:w="100" w:type="dxa"/>
+            </w:tcMar>
+            <w:vAlign w:val="center"/>
+          </w:tcPr>
+          <w:p>
+            <w:pPr>
+              <w:pStyle w:val="TableText"/>
+              <w:rPr>
+                <w:rFonts w:hint="default"/>
+              </w:rPr>
+            </w:pPr>
+            <w:r>
+              <w:t>第</w:t>
+            </w:r>
+            <w:r>
+              <w:t xml:space="preserve"> 4</w:t>
+            </w:r>
+            <w:r>
+              <w:t>、</w:t>
+            </w:r>
+            <w:r>
+              <w:t xml:space="preserve">5 </w:t>
+            </w:r>
+            <w:r>
+              <w:t>章的</w:t>
+            </w:r>
+            <w:r>
+              <w:t xml:space="preserve"> 7 </w:t>
+            </w:r>
+            <w:r>
+              <w:t>幅界面截图，第</w:t>
+            </w:r>
+            <w:r>
+              <w:t xml:space="preserve"> 3</w:t>
+            </w:r>
+            <w:r>
+              <w:t>、</w:t>
+            </w:r>
+            <w:r>
+              <w:t xml:space="preserve">4 </w:t>
+            </w:r>
+            <w:r>
+              <w:t>章的流程图</w:t>
+            </w:r>
+          </w:p>
+        </w:tc>
+      </w:tr>
+      <w:tr>
+        <w:tblPrEx>
+          <w:tblCellMar>
+            <w:top w:w="0" w:type="dxa"/>
+            <w:bottom w:w="0" w:type="dxa"/>
+          </w:tblCellMar>
+        </w:tblPrEx>
+        <w:trPr>
+          <w:cantSplit/>
+        </w:trPr>
+        <w:tc>
+          <w:tcPr>
+            <w:tcW w:w="4248" w:type="dxa"/>
+            <w:tcMar>
+              <w:top w:w="30" w:type="dxa"/>
+              <w:left w:w="100" w:type="dxa"/>
+              <w:bottom w:w="30" w:type="dxa"/>
+              <w:right w:w="100" w:type="dxa"/>
+            </w:tcMar>
+            <w:vAlign w:val="center"/>
+          </w:tcPr>
+          <w:p>
+            <w:pPr>
+              <w:pStyle w:val="TableText"/>
+              <w:rPr>
+                <w:rFonts w:hint="default"/>
+              </w:rPr>
+            </w:pPr>
+            <w:r>
+              <w:t>（</w:t>
+            </w:r>
+            <w:r>
+              <w:t>6</w:t>
+            </w:r>
+            <w:r>
+              <w:t>）项目之前是否发表过或获奖</w:t>
+            </w:r>
+          </w:p>
+        </w:tc>
+        <w:tc>
+          <w:tcPr>
+            <w:tcW w:w="4822" w:type="dxa"/>
+            <w:tcMar>
+              <w:top w:w="30" w:type="dxa"/>
+              <w:left w:w="100" w:type="dxa"/>
+              <w:bottom w:w="30" w:type="dxa"/>
+              <w:right w:w="100" w:type="dxa"/>
+            </w:tcMar>
+            <w:vAlign w:val="center"/>
+          </w:tcPr>
+          <w:p>
+            <w:pPr>
+              <w:pStyle w:val="TableText"/>
+              <w:rPr>
+                <w:rFonts w:hint="default"/>
+              </w:rPr>
+            </w:pPr>
+            <w:r>
+              <w:t xml:space="preserve">1.5 </w:t>
+            </w:r>
+            <w:r>
+              <w:t>节</w:t>
+            </w:r>
+          </w:p>
+        </w:tc>
+      </w:tr>
+      <w:tr>
+        <w:tblPrEx>
+          <w:tblCellMar>
+            <w:top w:w="0" w:type="dxa"/>
+            <w:bottom w:w="0" w:type="dxa"/>
+          </w:tblCellMar>
+        </w:tblPrEx>
+        <w:trPr>
+          <w:cantSplit/>
+        </w:trPr>
+        <w:tc>
+          <w:tcPr>
+            <w:tcW w:w="4248" w:type="dxa"/>
+            <w:tcMar>
+              <w:top w:w="30" w:type="dxa"/>
+              <w:left w:w="100" w:type="dxa"/>
+              <w:bottom w:w="30" w:type="dxa"/>
+              <w:right w:w="100" w:type="dxa"/>
+            </w:tcMar>
+            <w:vAlign w:val="center"/>
+          </w:tcPr>
+          <w:p>
+            <w:pPr>
+              <w:pStyle w:val="TableText"/>
+              <w:rPr>
+                <w:rFonts w:hint="default"/>
+              </w:rPr>
+            </w:pPr>
+            <w:r>
+              <w:t>（</w:t>
+            </w:r>
+            <w:r>
+              <w:t>7</w:t>
+            </w:r>
+            <w:r>
+              <w:t>）若在其他项目基础上优化，说明优化部分</w:t>
+            </w:r>
+          </w:p>
+        </w:tc>
+        <w:tc>
+          <w:tcPr>
+            <w:tcW w:w="4822" w:type="dxa"/>
+            <w:tcMar>
+              <w:top w:w="30" w:type="dxa"/>
+              <w:left w:w="100" w:type="dxa"/>
+              <w:bottom w:w="30" w:type="dxa"/>
+              <w:right w:w="100" w:type="dxa"/>
+            </w:tcMar>
+            <w:vAlign w:val="center"/>
+          </w:tcPr>
+          <w:p>
+            <w:pPr>
+              <w:pStyle w:val="TableText"/>
+              <w:rPr>
+                <w:rFonts w:hint="default"/>
+              </w:rPr>
+            </w:pPr>
+            <w:r>
+              <w:t xml:space="preserve">1.5 </w:t>
+            </w:r>
+            <w:r>
+              <w:t>节</w:t>
+            </w:r>
+          </w:p>
+        </w:tc>
+      </w:tr>
+    </w:tbl>
+    <w:p>
+      <w:pPr>
+        <w:spacing w:line="120" w:lineRule="exact"/>
+        <w:rPr>
+          <w:rFonts w:hint="default"/>
+        </w:rPr>
+      </w:pPr>
+    </w:p>
     <w:sectPr>
-      <w:headerReference w:type="default" r:id="rId9"/>
-      <w:footerReference w:type="default" r:id="rId10"/>
+      <w:headerReference w:type="default" r:id="rId16"/>
+      <w:footerReference w:type="default" r:id="rId17"/>
       <w:pgSz w:w="11906" w:h="16838"/>
       <w:pgMar w:top="1440" w:right="1418" w:bottom="1440" w:left="1418" w:header="851" w:footer="992" w:gutter="0"/>
       <w:pgNumType w:start="1"/>
@@ -22938,7 +25430,7 @@
         <w:sz w:val="18"/>
         <w:szCs w:val="18"/>
       </w:rPr>
-      <w:t>17</w:t>
+      <w:t>23</w:t>
     </w:r>
     <w:r>
       <w:rPr>
@@ -23064,10 +25556,10 @@
 <file path=word/numbering.xml><?xml version="1.0" encoding="utf-8"?>
 <w:numbering xmlns:wpc="http://schemas.microsoft.com/office/word/2010/wordprocessingCanvas" xmlns:cx="http://schemas.microsoft.com/office/drawing/2014/chartex" xmlns:cx1="http://schemas.microsoft.com/office/drawing/2015/9/8/chartex" xmlns:cx2="http://schemas.microsoft.com/office/drawing/2015/10/21/chartex" xmlns:cx3="http://schemas.microsoft.com/office/drawing/2016/5/9/chartex" xmlns:cx4="http://schemas.microsoft.com/office/drawing/2016/5/10/chartex" xmlns:cx5="http://schemas.microsoft.com/office/drawing/2016/5/11/chartex" xmlns:cx6="http://schemas.microsoft.com/office/drawing/2016/5/12/chartex" xmlns:cx7="http://schemas.microsoft.com/office/drawing/2016/5/13/chartex" xmlns:cx8="http://schemas.microsoft.com/office/drawing/2016/5/14/chartex" xmlns:mc="http://schemas.openxmlformats.org/markup-compatibility/2006" xmlns:aink="http://schemas.microsoft.com/office/drawing/2016/ink" xmlns:am3d="http://schemas.microsoft.com/office/drawing/2017/model3d" xmlns:o="urn:schemas-microsoft-com:office:office" xmlns:oel="http://schemas.microsoft.com/office/2019/extlst" xmlns:r="http://schemas.openxmlformats.org/officeDocument/2006/relationships" xmlns:m="http://schemas.openxmlformats.org/officeDocument/2006/math" xmlns:v="urn:schemas-microsoft-com:vml" xmlns:wp14="http://schemas.microsoft.com/office/word/2010/wordprocessingDrawing" xmlns:wp="http://schemas.openxmlformats.org/drawingml/2006/wordprocessingDrawing" xmlns:w10="urn:schemas-microsoft-com:office:word" xmlns:w="http://schemas.openxmlformats.org/wordprocessingml/2006/main" xmlns:w14="http://schemas.microsoft.com/office/word/2010/wordml" xmlns:w15="http://schemas.microsoft.com/office/word/2012/wordml" xmlns:w16cex="http://schemas.microsoft.com/office/word/2018/wordml/cex" xmlns:w16cid="http://schemas.microsoft.com/office/word/2016/wordml/cid" xmlns:w16="http://schemas.microsoft.com/office/word/2018/wordml" xmlns:w16du="http://schemas.microsoft.com/office/word/2023/wordml/word16du" xmlns:w16sdtdh="http://schemas.microsoft.com/office/word/2020/wordml/sdtdatahash" xmlns:w16sdtfl="http://schemas.microsoft.com/office/word/2024/wordml/sdtformatlock" xmlns:w16se="http://schemas.microsoft.com/office/word/2015/wordml/symex" xmlns:wpg="http://schemas.microsoft.com/office/word/2010/wordprocessingGroup" xmlns:wpi="http://schemas.microsoft.com/office/word/2010/wordprocessingInk" xmlns:wne="http://schemas.microsoft.com/office/word/2006/wordml" xmlns:wps="http://schemas.microsoft.com/office/word/2010/wordprocessingShape" mc:Ignorable="w14 w15 w16se w16cid w16 w16cex w16sdtdh w16sdtfl w16du wp14">
   <w:abstractNum w:abstractNumId="0" w15:restartNumberingAfterBreak="0">
-    <w:nsid w:val="2FCE3544"/>
+    <w:nsid w:val="0A452012"/>
     <w:multiLevelType w:val="hybridMultilevel"/>
-    <w:tmpl w:val="A9C6A396"/>
-    <w:lvl w:ilvl="0" w:tplc="5A9EEE64">
+    <w:tmpl w:val="544AFF0A"/>
+    <w:lvl w:ilvl="0" w:tplc="B40222D2">
       <w:start w:val="1"/>
       <w:numFmt w:val="bullet"/>
       <w:lvlText w:val="●"/>
@@ -23076,7 +25568,7 @@
         <w:ind w:left="720" w:hanging="360"/>
       </w:pPr>
     </w:lvl>
-    <w:lvl w:ilvl="1" w:tplc="14880630">
+    <w:lvl w:ilvl="1" w:tplc="5BAA243C">
       <w:start w:val="1"/>
       <w:numFmt w:val="bullet"/>
       <w:lvlText w:val="○"/>
@@ -23085,7 +25577,7 @@
         <w:ind w:left="1440" w:hanging="360"/>
       </w:pPr>
     </w:lvl>
-    <w:lvl w:ilvl="2" w:tplc="B69048E2">
+    <w:lvl w:ilvl="2" w:tplc="9A3A4BE8">
       <w:start w:val="1"/>
       <w:numFmt w:val="bullet"/>
       <w:lvlText w:val="■"/>
@@ -23094,7 +25586,7 @@
         <w:ind w:left="2160" w:hanging="360"/>
       </w:pPr>
     </w:lvl>
-    <w:lvl w:ilvl="3" w:tplc="7876CA36">
+    <w:lvl w:ilvl="3" w:tplc="55A05EBA">
       <w:start w:val="1"/>
       <w:numFmt w:val="bullet"/>
       <w:lvlText w:val="●"/>
@@ -23103,7 +25595,7 @@
         <w:ind w:left="2880" w:hanging="360"/>
       </w:pPr>
     </w:lvl>
-    <w:lvl w:ilvl="4" w:tplc="37C27E06">
+    <w:lvl w:ilvl="4" w:tplc="8A067608">
       <w:start w:val="1"/>
       <w:numFmt w:val="bullet"/>
       <w:lvlText w:val="○"/>
@@ -23112,7 +25604,7 @@
         <w:ind w:left="3600" w:hanging="360"/>
       </w:pPr>
     </w:lvl>
-    <w:lvl w:ilvl="5" w:tplc="1F020EC4">
+    <w:lvl w:ilvl="5" w:tplc="7EC01A8E">
       <w:start w:val="1"/>
       <w:numFmt w:val="bullet"/>
       <w:lvlText w:val="■"/>
@@ -23121,7 +25613,7 @@
         <w:ind w:left="4320" w:hanging="360"/>
       </w:pPr>
     </w:lvl>
-    <w:lvl w:ilvl="6" w:tplc="E97A6C10">
+    <w:lvl w:ilvl="6" w:tplc="2A706E14">
       <w:start w:val="1"/>
       <w:numFmt w:val="bullet"/>
       <w:lvlText w:val="●"/>
@@ -23130,7 +25622,7 @@
         <w:ind w:left="5040" w:hanging="360"/>
       </w:pPr>
     </w:lvl>
-    <w:lvl w:ilvl="7" w:tplc="386CE4A4">
+    <w:lvl w:ilvl="7" w:tplc="76DEBDFA">
       <w:start w:val="1"/>
       <w:numFmt w:val="bullet"/>
       <w:lvlText w:val="●"/>
@@ -23139,7 +25631,7 @@
         <w:ind w:left="5760" w:hanging="360"/>
       </w:pPr>
     </w:lvl>
-    <w:lvl w:ilvl="8" w:tplc="EB0A88F6">
+    <w:lvl w:ilvl="8" w:tplc="9E2ECEC0">
       <w:start w:val="1"/>
       <w:numFmt w:val="bullet"/>
       <w:lvlText w:val="●"/>
@@ -23149,7 +25641,7 @@
       </w:pPr>
     </w:lvl>
   </w:abstractNum>
-  <w:num w:numId="1" w16cid:durableId="119883375">
+  <w:num w:numId="1" w16cid:durableId="450515055">
     <w:abstractNumId w:val="0"/>
     <w:lvlOverride w:ilvl="0">
       <w:startOverride w:val="1"/>
@@ -23834,7 +26326,7 @@
     <w:name w:val="toc 1"/>
     <w:uiPriority w:val="39"/>
     <w:pPr>
-      <w:spacing w:before="60" w:line="340" w:lineRule="exact"/>
+      <w:spacing w:before="40" w:line="310" w:lineRule="exact"/>
     </w:pPr>
     <w:rPr>
       <w:rFonts w:eastAsia="黑体"/>
@@ -23844,7 +26336,7 @@
     <w:name w:val="toc 2"/>
     <w:uiPriority w:val="39"/>
     <w:pPr>
-      <w:spacing w:line="340" w:lineRule="exact"/>
+      <w:spacing w:line="310" w:lineRule="exact"/>
       <w:ind w:left="420"/>
     </w:pPr>
   </w:style>
@@ -23854,7 +26346,7 @@
     <w:link w:val="ae"/>
     <w:uiPriority w:val="99"/>
     <w:unhideWhenUsed/>
-    <w:rsid w:val="00FA61B6"/>
+    <w:rsid w:val="00C24EE8"/>
     <w:pPr>
       <w:tabs>
         <w:tab w:val="center" w:pos="4153"/>
@@ -23874,7 +26366,7 @@
     <w:basedOn w:val="a0"/>
     <w:link w:val="ad"/>
     <w:uiPriority w:val="99"/>
-    <w:rsid w:val="00FA61B6"/>
+    <w:rsid w:val="00C24EE8"/>
     <w:rPr>
       <w:sz w:val="18"/>
       <w:szCs w:val="18"/>
@@ -23886,7 +26378,7 @@
     <w:link w:val="af0"/>
     <w:uiPriority w:val="99"/>
     <w:unhideWhenUsed/>
-    <w:rsid w:val="00FA61B6"/>
+    <w:rsid w:val="00C24EE8"/>
     <w:pPr>
       <w:tabs>
         <w:tab w:val="center" w:pos="4153"/>
@@ -23905,7 +26397,7 @@
     <w:basedOn w:val="a0"/>
     <w:link w:val="af"/>
     <w:uiPriority w:val="99"/>
-    <w:rsid w:val="00FA61B6"/>
+    <w:rsid w:val="00C24EE8"/>
     <w:rPr>
       <w:sz w:val="18"/>
       <w:szCs w:val="18"/>

--- a/docs/competition/output/docx/引用体检-技术说明.docx
+++ b/docs/competition/output/docx/引用体检-技术说明.docx
@@ -566,7 +566,7 @@
     <w:sdt>
       <w:sdtPr>
         <w:alias w:val="目录"/>
-        <w:id w:val="-317649332"/>
+        <w:id w:val="1495454581"/>
       </w:sdtPr>
       <w:sdtEndPr>
         <w:rPr>
@@ -598,7 +598,7 @@
           <w:r>
             <w:fldChar w:fldCharType="separate"/>
           </w:r>
-          <w:hyperlink w:anchor="_Toc244279996" w:history="1">
+          <w:hyperlink w:anchor="_Toc244282343" w:history="1">
             <w:r>
               <w:rPr>
                 <w:rStyle w:val="a5"/>
@@ -629,7 +629,7 @@
               <w:rPr>
                 <w:noProof/>
               </w:rPr>
-              <w:instrText xml:space="preserve"> PAGEREF _Toc244279996 \h </w:instrText>
+              <w:instrText xml:space="preserve"> PAGEREF _Toc244282343 \h </w:instrText>
             </w:r>
             <w:r>
               <w:rPr>
@@ -672,7 +672,7 @@
               <w14:ligatures w14:val="standardContextual"/>
             </w:rPr>
           </w:pPr>
-          <w:hyperlink w:anchor="_Toc244279997" w:history="1">
+          <w:hyperlink w:anchor="_Toc244282344" w:history="1">
             <w:r>
               <w:rPr>
                 <w:rStyle w:val="a5"/>
@@ -703,7 +703,7 @@
               <w:rPr>
                 <w:noProof/>
               </w:rPr>
-              <w:instrText xml:space="preserve"> PAGEREF _Toc244279997 \h </w:instrText>
+              <w:instrText xml:space="preserve"> PAGEREF _Toc244282344 \h </w:instrText>
             </w:r>
             <w:r>
               <w:rPr>
@@ -746,7 +746,7 @@
               <w14:ligatures w14:val="standardContextual"/>
             </w:rPr>
           </w:pPr>
-          <w:hyperlink w:anchor="_Toc244279998" w:history="1">
+          <w:hyperlink w:anchor="_Toc244282345" w:history="1">
             <w:r>
               <w:rPr>
                 <w:rStyle w:val="a5"/>
@@ -777,7 +777,7 @@
               <w:rPr>
                 <w:noProof/>
               </w:rPr>
-              <w:instrText xml:space="preserve"> PAGEREF _Toc244279998 \h </w:instrText>
+              <w:instrText xml:space="preserve"> PAGEREF _Toc244282345 \h </w:instrText>
             </w:r>
             <w:r>
               <w:rPr>
@@ -820,7 +820,7 @@
               <w14:ligatures w14:val="standardContextual"/>
             </w:rPr>
           </w:pPr>
-          <w:hyperlink w:anchor="_Toc244279999" w:history="1">
+          <w:hyperlink w:anchor="_Toc244282346" w:history="1">
             <w:r>
               <w:rPr>
                 <w:rStyle w:val="a5"/>
@@ -851,7 +851,7 @@
               <w:rPr>
                 <w:noProof/>
               </w:rPr>
-              <w:instrText xml:space="preserve"> PAGEREF _Toc244279999 \h </w:instrText>
+              <w:instrText xml:space="preserve"> PAGEREF _Toc244282346 \h </w:instrText>
             </w:r>
             <w:r>
               <w:rPr>
@@ -894,7 +894,7 @@
               <w14:ligatures w14:val="standardContextual"/>
             </w:rPr>
           </w:pPr>
-          <w:hyperlink w:anchor="_Toc244280000" w:history="1">
+          <w:hyperlink w:anchor="_Toc244282347" w:history="1">
             <w:r>
               <w:rPr>
                 <w:rStyle w:val="a5"/>
@@ -939,7 +939,7 @@
               <w:rPr>
                 <w:noProof/>
               </w:rPr>
-              <w:instrText xml:space="preserve"> PAGEREF _Toc244280000 \h </w:instrText>
+              <w:instrText xml:space="preserve"> PAGEREF _Toc244282347 \h </w:instrText>
             </w:r>
             <w:r>
               <w:rPr>
@@ -982,7 +982,7 @@
               <w14:ligatures w14:val="standardContextual"/>
             </w:rPr>
           </w:pPr>
-          <w:hyperlink w:anchor="_Toc244280001" w:history="1">
+          <w:hyperlink w:anchor="_Toc244282348" w:history="1">
             <w:r>
               <w:rPr>
                 <w:rStyle w:val="a5"/>
@@ -1013,7 +1013,7 @@
               <w:rPr>
                 <w:noProof/>
               </w:rPr>
-              <w:instrText xml:space="preserve"> PAGEREF _Toc244280001 \h </w:instrText>
+              <w:instrText xml:space="preserve"> PAGEREF _Toc244282348 \h </w:instrText>
             </w:r>
             <w:r>
               <w:rPr>
@@ -1056,7 +1056,7 @@
               <w14:ligatures w14:val="standardContextual"/>
             </w:rPr>
           </w:pPr>
-          <w:hyperlink w:anchor="_Toc244280002" w:history="1">
+          <w:hyperlink w:anchor="_Toc244282349" w:history="1">
             <w:r>
               <w:rPr>
                 <w:rStyle w:val="a5"/>
@@ -1087,7 +1087,7 @@
               <w:rPr>
                 <w:noProof/>
               </w:rPr>
-              <w:instrText xml:space="preserve"> PAGEREF _Toc244280002 \h </w:instrText>
+              <w:instrText xml:space="preserve"> PAGEREF _Toc244282349 \h </w:instrText>
             </w:r>
             <w:r>
               <w:rPr>
@@ -1130,7 +1130,7 @@
               <w14:ligatures w14:val="standardContextual"/>
             </w:rPr>
           </w:pPr>
-          <w:hyperlink w:anchor="_Toc244280003" w:history="1">
+          <w:hyperlink w:anchor="_Toc244282350" w:history="1">
             <w:r>
               <w:rPr>
                 <w:rStyle w:val="a5"/>
@@ -1161,7 +1161,7 @@
               <w:rPr>
                 <w:noProof/>
               </w:rPr>
-              <w:instrText xml:space="preserve"> PAGEREF _Toc244280003 \h </w:instrText>
+              <w:instrText xml:space="preserve"> PAGEREF _Toc244282350 \h </w:instrText>
             </w:r>
             <w:r>
               <w:rPr>
@@ -1204,7 +1204,7 @@
               <w14:ligatures w14:val="standardContextual"/>
             </w:rPr>
           </w:pPr>
-          <w:hyperlink w:anchor="_Toc244280004" w:history="1">
+          <w:hyperlink w:anchor="_Toc244282351" w:history="1">
             <w:r>
               <w:rPr>
                 <w:rStyle w:val="a5"/>
@@ -1235,7 +1235,7 @@
               <w:rPr>
                 <w:noProof/>
               </w:rPr>
-              <w:instrText xml:space="preserve"> PAGEREF _Toc244280004 \h </w:instrText>
+              <w:instrText xml:space="preserve"> PAGEREF _Toc244282351 \h </w:instrText>
             </w:r>
             <w:r>
               <w:rPr>
@@ -1278,7 +1278,7 @@
               <w14:ligatures w14:val="standardContextual"/>
             </w:rPr>
           </w:pPr>
-          <w:hyperlink w:anchor="_Toc244280005" w:history="1">
+          <w:hyperlink w:anchor="_Toc244282352" w:history="1">
             <w:r>
               <w:rPr>
                 <w:rStyle w:val="a5"/>
@@ -1309,7 +1309,7 @@
               <w:rPr>
                 <w:noProof/>
               </w:rPr>
-              <w:instrText xml:space="preserve"> PAGEREF _Toc244280005 \h </w:instrText>
+              <w:instrText xml:space="preserve"> PAGEREF _Toc244282352 \h </w:instrText>
             </w:r>
             <w:r>
               <w:rPr>
@@ -1352,7 +1352,7 @@
               <w14:ligatures w14:val="standardContextual"/>
             </w:rPr>
           </w:pPr>
-          <w:hyperlink w:anchor="_Toc244280006" w:history="1">
+          <w:hyperlink w:anchor="_Toc244282353" w:history="1">
             <w:r>
               <w:rPr>
                 <w:rStyle w:val="a5"/>
@@ -1383,7 +1383,7 @@
               <w:rPr>
                 <w:noProof/>
               </w:rPr>
-              <w:instrText xml:space="preserve"> PAGEREF _Toc244280006 \h </w:instrText>
+              <w:instrText xml:space="preserve"> PAGEREF _Toc244282353 \h </w:instrText>
             </w:r>
             <w:r>
               <w:rPr>
@@ -1426,7 +1426,7 @@
               <w14:ligatures w14:val="standardContextual"/>
             </w:rPr>
           </w:pPr>
-          <w:hyperlink w:anchor="_Toc244280007" w:history="1">
+          <w:hyperlink w:anchor="_Toc244282354" w:history="1">
             <w:r>
               <w:rPr>
                 <w:rStyle w:val="a5"/>
@@ -1471,7 +1471,7 @@
               <w:rPr>
                 <w:noProof/>
               </w:rPr>
-              <w:instrText xml:space="preserve"> PAGEREF _Toc244280007 \h </w:instrText>
+              <w:instrText xml:space="preserve"> PAGEREF _Toc244282354 \h </w:instrText>
             </w:r>
             <w:r>
               <w:rPr>
@@ -1514,7 +1514,7 @@
               <w14:ligatures w14:val="standardContextual"/>
             </w:rPr>
           </w:pPr>
-          <w:hyperlink w:anchor="_Toc244280008" w:history="1">
+          <w:hyperlink w:anchor="_Toc244282355" w:history="1">
             <w:r>
               <w:rPr>
                 <w:rStyle w:val="a5"/>
@@ -1559,7 +1559,7 @@
               <w:rPr>
                 <w:noProof/>
               </w:rPr>
-              <w:instrText xml:space="preserve"> PAGEREF _Toc244280008 \h </w:instrText>
+              <w:instrText xml:space="preserve"> PAGEREF _Toc244282355 \h </w:instrText>
             </w:r>
             <w:r>
               <w:rPr>
@@ -1602,7 +1602,7 @@
               <w14:ligatures w14:val="standardContextual"/>
             </w:rPr>
           </w:pPr>
-          <w:hyperlink w:anchor="_Toc244280009" w:history="1">
+          <w:hyperlink w:anchor="_Toc244282356" w:history="1">
             <w:r>
               <w:rPr>
                 <w:rStyle w:val="a5"/>
@@ -1661,7 +1661,7 @@
               <w:rPr>
                 <w:noProof/>
               </w:rPr>
-              <w:instrText xml:space="preserve"> PAGEREF _Toc244280009 \h </w:instrText>
+              <w:instrText xml:space="preserve"> PAGEREF _Toc244282356 \h </w:instrText>
             </w:r>
             <w:r>
               <w:rPr>
@@ -1704,7 +1704,7 @@
               <w14:ligatures w14:val="standardContextual"/>
             </w:rPr>
           </w:pPr>
-          <w:hyperlink w:anchor="_Toc244280010" w:history="1">
+          <w:hyperlink w:anchor="_Toc244282357" w:history="1">
             <w:r>
               <w:rPr>
                 <w:rStyle w:val="a5"/>
@@ -1735,7 +1735,7 @@
               <w:rPr>
                 <w:noProof/>
               </w:rPr>
-              <w:instrText xml:space="preserve"> PAGEREF _Toc244280010 \h </w:instrText>
+              <w:instrText xml:space="preserve"> PAGEREF _Toc244282357 \h </w:instrText>
             </w:r>
             <w:r>
               <w:rPr>
@@ -1778,7 +1778,7 @@
               <w14:ligatures w14:val="standardContextual"/>
             </w:rPr>
           </w:pPr>
-          <w:hyperlink w:anchor="_Toc244280011" w:history="1">
+          <w:hyperlink w:anchor="_Toc244282358" w:history="1">
             <w:r>
               <w:rPr>
                 <w:rStyle w:val="a5"/>
@@ -1809,7 +1809,7 @@
               <w:rPr>
                 <w:noProof/>
               </w:rPr>
-              <w:instrText xml:space="preserve"> PAGEREF _Toc244280011 \h </w:instrText>
+              <w:instrText xml:space="preserve"> PAGEREF _Toc244282358 \h </w:instrText>
             </w:r>
             <w:r>
               <w:rPr>
@@ -1852,7 +1852,7 @@
               <w14:ligatures w14:val="standardContextual"/>
             </w:rPr>
           </w:pPr>
-          <w:hyperlink w:anchor="_Toc244280012" w:history="1">
+          <w:hyperlink w:anchor="_Toc244282359" w:history="1">
             <w:r>
               <w:rPr>
                 <w:rStyle w:val="a5"/>
@@ -1897,7 +1897,7 @@
               <w:rPr>
                 <w:noProof/>
               </w:rPr>
-              <w:instrText xml:space="preserve"> PAGEREF _Toc244280012 \h </w:instrText>
+              <w:instrText xml:space="preserve"> PAGEREF _Toc244282359 \h </w:instrText>
             </w:r>
             <w:r>
               <w:rPr>
@@ -1940,7 +1940,7 @@
               <w14:ligatures w14:val="standardContextual"/>
             </w:rPr>
           </w:pPr>
-          <w:hyperlink w:anchor="_Toc244280013" w:history="1">
+          <w:hyperlink w:anchor="_Toc244282360" w:history="1">
             <w:r>
               <w:rPr>
                 <w:rStyle w:val="a5"/>
@@ -1971,7 +1971,7 @@
               <w:rPr>
                 <w:noProof/>
               </w:rPr>
-              <w:instrText xml:space="preserve"> PAGEREF _Toc244280013 \h </w:instrText>
+              <w:instrText xml:space="preserve"> PAGEREF _Toc244282360 \h </w:instrText>
             </w:r>
             <w:r>
               <w:rPr>
@@ -2014,7 +2014,7 @@
               <w14:ligatures w14:val="standardContextual"/>
             </w:rPr>
           </w:pPr>
-          <w:hyperlink w:anchor="_Toc244280014" w:history="1">
+          <w:hyperlink w:anchor="_Toc244282361" w:history="1">
             <w:r>
               <w:rPr>
                 <w:rStyle w:val="a5"/>
@@ -2045,7 +2045,7 @@
               <w:rPr>
                 <w:noProof/>
               </w:rPr>
-              <w:instrText xml:space="preserve"> PAGEREF _Toc244280014 \h </w:instrText>
+              <w:instrText xml:space="preserve"> PAGEREF _Toc244282361 \h </w:instrText>
             </w:r>
             <w:r>
               <w:rPr>
@@ -2088,7 +2088,7 @@
               <w14:ligatures w14:val="standardContextual"/>
             </w:rPr>
           </w:pPr>
-          <w:hyperlink w:anchor="_Toc244280015" w:history="1">
+          <w:hyperlink w:anchor="_Toc244282362" w:history="1">
             <w:r>
               <w:rPr>
                 <w:rStyle w:val="a5"/>
@@ -2126,7 +2126,7 @@
               <w:rPr>
                 <w:noProof/>
               </w:rPr>
-              <w:instrText xml:space="preserve"> PAGEREF _Toc244280015 \h </w:instrText>
+              <w:instrText xml:space="preserve"> PAGEREF _Toc244282362 \h </w:instrText>
             </w:r>
             <w:r>
               <w:rPr>
@@ -2169,7 +2169,7 @@
               <w14:ligatures w14:val="standardContextual"/>
             </w:rPr>
           </w:pPr>
-          <w:hyperlink w:anchor="_Toc244280016" w:history="1">
+          <w:hyperlink w:anchor="_Toc244282363" w:history="1">
             <w:r>
               <w:rPr>
                 <w:rStyle w:val="a5"/>
@@ -2200,7 +2200,7 @@
               <w:rPr>
                 <w:noProof/>
               </w:rPr>
-              <w:instrText xml:space="preserve"> PAGEREF _Toc244280016 \h </w:instrText>
+              <w:instrText xml:space="preserve"> PAGEREF _Toc244282363 \h </w:instrText>
             </w:r>
             <w:r>
               <w:rPr>
@@ -2243,7 +2243,7 @@
               <w14:ligatures w14:val="standardContextual"/>
             </w:rPr>
           </w:pPr>
-          <w:hyperlink w:anchor="_Toc244280017" w:history="1">
+          <w:hyperlink w:anchor="_Toc244282364" w:history="1">
             <w:r>
               <w:rPr>
                 <w:rStyle w:val="a5"/>
@@ -2288,7 +2288,7 @@
               <w:rPr>
                 <w:noProof/>
               </w:rPr>
-              <w:instrText xml:space="preserve"> PAGEREF _Toc244280017 \h </w:instrText>
+              <w:instrText xml:space="preserve"> PAGEREF _Toc244282364 \h </w:instrText>
             </w:r>
             <w:r>
               <w:rPr>
@@ -2331,7 +2331,7 @@
               <w14:ligatures w14:val="standardContextual"/>
             </w:rPr>
           </w:pPr>
-          <w:hyperlink w:anchor="_Toc244280018" w:history="1">
+          <w:hyperlink w:anchor="_Toc244282365" w:history="1">
             <w:r>
               <w:rPr>
                 <w:rStyle w:val="a5"/>
@@ -2362,7 +2362,7 @@
               <w:rPr>
                 <w:noProof/>
               </w:rPr>
-              <w:instrText xml:space="preserve"> PAGEREF _Toc244280018 \h </w:instrText>
+              <w:instrText xml:space="preserve"> PAGEREF _Toc244282365 \h </w:instrText>
             </w:r>
             <w:r>
               <w:rPr>
@@ -2405,7 +2405,7 @@
               <w14:ligatures w14:val="standardContextual"/>
             </w:rPr>
           </w:pPr>
-          <w:hyperlink w:anchor="_Toc244280019" w:history="1">
+          <w:hyperlink w:anchor="_Toc244282366" w:history="1">
             <w:r>
               <w:rPr>
                 <w:rStyle w:val="a5"/>
@@ -2436,7 +2436,7 @@
               <w:rPr>
                 <w:noProof/>
               </w:rPr>
-              <w:instrText xml:space="preserve"> PAGEREF _Toc244280019 \h </w:instrText>
+              <w:instrText xml:space="preserve"> PAGEREF _Toc244282366 \h </w:instrText>
             </w:r>
             <w:r>
               <w:rPr>
@@ -2479,7 +2479,7 @@
               <w14:ligatures w14:val="standardContextual"/>
             </w:rPr>
           </w:pPr>
-          <w:hyperlink w:anchor="_Toc244280020" w:history="1">
+          <w:hyperlink w:anchor="_Toc244282367" w:history="1">
             <w:r>
               <w:rPr>
                 <w:rStyle w:val="a5"/>
@@ -2510,7 +2510,7 @@
               <w:rPr>
                 <w:noProof/>
               </w:rPr>
-              <w:instrText xml:space="preserve"> PAGEREF _Toc244280020 \h </w:instrText>
+              <w:instrText xml:space="preserve"> PAGEREF _Toc244282367 \h </w:instrText>
             </w:r>
             <w:r>
               <w:rPr>
@@ -2553,7 +2553,7 @@
               <w14:ligatures w14:val="standardContextual"/>
             </w:rPr>
           </w:pPr>
-          <w:hyperlink w:anchor="_Toc244280021" w:history="1">
+          <w:hyperlink w:anchor="_Toc244282368" w:history="1">
             <w:r>
               <w:rPr>
                 <w:rStyle w:val="a5"/>
@@ -2584,7 +2584,7 @@
               <w:rPr>
                 <w:noProof/>
               </w:rPr>
-              <w:instrText xml:space="preserve"> PAGEREF _Toc244280021 \h </w:instrText>
+              <w:instrText xml:space="preserve"> PAGEREF _Toc244282368 \h </w:instrText>
             </w:r>
             <w:r>
               <w:rPr>
@@ -2627,7 +2627,7 @@
               <w14:ligatures w14:val="standardContextual"/>
             </w:rPr>
           </w:pPr>
-          <w:hyperlink w:anchor="_Toc244280022" w:history="1">
+          <w:hyperlink w:anchor="_Toc244282369" w:history="1">
             <w:r>
               <w:rPr>
                 <w:rStyle w:val="a5"/>
@@ -2672,7 +2672,7 @@
               <w:rPr>
                 <w:noProof/>
               </w:rPr>
-              <w:instrText xml:space="preserve"> PAGEREF _Toc244280022 \h </w:instrText>
+              <w:instrText xml:space="preserve"> PAGEREF _Toc244282369 \h </w:instrText>
             </w:r>
             <w:r>
               <w:rPr>
@@ -2715,7 +2715,7 @@
               <w14:ligatures w14:val="standardContextual"/>
             </w:rPr>
           </w:pPr>
-          <w:hyperlink w:anchor="_Toc244280023" w:history="1">
+          <w:hyperlink w:anchor="_Toc244282370" w:history="1">
             <w:r>
               <w:rPr>
                 <w:rStyle w:val="a5"/>
@@ -2746,7 +2746,7 @@
               <w:rPr>
                 <w:noProof/>
               </w:rPr>
-              <w:instrText xml:space="preserve"> PAGEREF _Toc244280023 \h </w:instrText>
+              <w:instrText xml:space="preserve"> PAGEREF _Toc244282370 \h </w:instrText>
             </w:r>
             <w:r>
               <w:rPr>
@@ -2789,7 +2789,7 @@
               <w14:ligatures w14:val="standardContextual"/>
             </w:rPr>
           </w:pPr>
-          <w:hyperlink w:anchor="_Toc244280024" w:history="1">
+          <w:hyperlink w:anchor="_Toc244282371" w:history="1">
             <w:r>
               <w:rPr>
                 <w:rStyle w:val="a5"/>
@@ -2820,7 +2820,7 @@
               <w:rPr>
                 <w:noProof/>
               </w:rPr>
-              <w:instrText xml:space="preserve"> PAGEREF _Toc244280024 \h </w:instrText>
+              <w:instrText xml:space="preserve"> PAGEREF _Toc244282371 \h </w:instrText>
             </w:r>
             <w:r>
               <w:rPr>
@@ -2863,7 +2863,7 @@
               <w14:ligatures w14:val="standardContextual"/>
             </w:rPr>
           </w:pPr>
-          <w:hyperlink w:anchor="_Toc244280025" w:history="1">
+          <w:hyperlink w:anchor="_Toc244282372" w:history="1">
             <w:r>
               <w:rPr>
                 <w:rStyle w:val="a5"/>
@@ -2894,7 +2894,7 @@
               <w:rPr>
                 <w:noProof/>
               </w:rPr>
-              <w:instrText xml:space="preserve"> PAGEREF _Toc244280025 \h </w:instrText>
+              <w:instrText xml:space="preserve"> PAGEREF _Toc244282372 \h </w:instrText>
             </w:r>
             <w:r>
               <w:rPr>
@@ -2937,7 +2937,7 @@
               <w14:ligatures w14:val="standardContextual"/>
             </w:rPr>
           </w:pPr>
-          <w:hyperlink w:anchor="_Toc244280026" w:history="1">
+          <w:hyperlink w:anchor="_Toc244282373" w:history="1">
             <w:r>
               <w:rPr>
                 <w:rStyle w:val="a5"/>
@@ -2968,7 +2968,7 @@
               <w:rPr>
                 <w:noProof/>
               </w:rPr>
-              <w:instrText xml:space="preserve"> PAGEREF _Toc244280026 \h </w:instrText>
+              <w:instrText xml:space="preserve"> PAGEREF _Toc244282373 \h </w:instrText>
             </w:r>
             <w:r>
               <w:rPr>
@@ -3011,7 +3011,7 @@
               <w14:ligatures w14:val="standardContextual"/>
             </w:rPr>
           </w:pPr>
-          <w:hyperlink w:anchor="_Toc244280027" w:history="1">
+          <w:hyperlink w:anchor="_Toc244282374" w:history="1">
             <w:r>
               <w:rPr>
                 <w:rStyle w:val="a5"/>
@@ -3042,7 +3042,7 @@
               <w:rPr>
                 <w:noProof/>
               </w:rPr>
-              <w:instrText xml:space="preserve"> PAGEREF _Toc244280027 \h </w:instrText>
+              <w:instrText xml:space="preserve"> PAGEREF _Toc244282374 \h </w:instrText>
             </w:r>
             <w:r>
               <w:rPr>
@@ -3085,7 +3085,7 @@
               <w14:ligatures w14:val="standardContextual"/>
             </w:rPr>
           </w:pPr>
-          <w:hyperlink w:anchor="_Toc244280028" w:history="1">
+          <w:hyperlink w:anchor="_Toc244282375" w:history="1">
             <w:r>
               <w:rPr>
                 <w:rStyle w:val="a5"/>
@@ -3116,7 +3116,7 @@
               <w:rPr>
                 <w:noProof/>
               </w:rPr>
-              <w:instrText xml:space="preserve"> PAGEREF _Toc244280028 \h </w:instrText>
+              <w:instrText xml:space="preserve"> PAGEREF _Toc244282375 \h </w:instrText>
             </w:r>
             <w:r>
               <w:rPr>
@@ -3159,7 +3159,7 @@
               <w14:ligatures w14:val="standardContextual"/>
             </w:rPr>
           </w:pPr>
-          <w:hyperlink w:anchor="_Toc244280029" w:history="1">
+          <w:hyperlink w:anchor="_Toc244282376" w:history="1">
             <w:r>
               <w:rPr>
                 <w:rStyle w:val="a5"/>
@@ -3190,7 +3190,7 @@
               <w:rPr>
                 <w:noProof/>
               </w:rPr>
-              <w:instrText xml:space="preserve"> PAGEREF _Toc244280029 \h </w:instrText>
+              <w:instrText xml:space="preserve"> PAGEREF _Toc244282376 \h </w:instrText>
             </w:r>
             <w:r>
               <w:rPr>
@@ -3233,7 +3233,7 @@
               <w14:ligatures w14:val="standardContextual"/>
             </w:rPr>
           </w:pPr>
-          <w:hyperlink w:anchor="_Toc244280030" w:history="1">
+          <w:hyperlink w:anchor="_Toc244282377" w:history="1">
             <w:r>
               <w:rPr>
                 <w:rStyle w:val="a5"/>
@@ -3264,7 +3264,7 @@
               <w:rPr>
                 <w:noProof/>
               </w:rPr>
-              <w:instrText xml:space="preserve"> PAGEREF _Toc244280030 \h </w:instrText>
+              <w:instrText xml:space="preserve"> PAGEREF _Toc244282377 \h </w:instrText>
             </w:r>
             <w:r>
               <w:rPr>
@@ -3307,7 +3307,7 @@
               <w14:ligatures w14:val="standardContextual"/>
             </w:rPr>
           </w:pPr>
-          <w:hyperlink w:anchor="_Toc244280031" w:history="1">
+          <w:hyperlink w:anchor="_Toc244282378" w:history="1">
             <w:r>
               <w:rPr>
                 <w:rStyle w:val="a5"/>
@@ -3338,7 +3338,7 @@
               <w:rPr>
                 <w:noProof/>
               </w:rPr>
-              <w:instrText xml:space="preserve"> PAGEREF _Toc244280031 \h </w:instrText>
+              <w:instrText xml:space="preserve"> PAGEREF _Toc244282378 \h </w:instrText>
             </w:r>
             <w:r>
               <w:rPr>
@@ -3381,7 +3381,7 @@
               <w14:ligatures w14:val="standardContextual"/>
             </w:rPr>
           </w:pPr>
-          <w:hyperlink w:anchor="_Toc244280032" w:history="1">
+          <w:hyperlink w:anchor="_Toc244282379" w:history="1">
             <w:r>
               <w:rPr>
                 <w:rStyle w:val="a5"/>
@@ -3419,7 +3419,7 @@
               <w:rPr>
                 <w:noProof/>
               </w:rPr>
-              <w:instrText xml:space="preserve"> PAGEREF _Toc244280032 \h </w:instrText>
+              <w:instrText xml:space="preserve"> PAGEREF _Toc244282379 \h </w:instrText>
             </w:r>
             <w:r>
               <w:rPr>
@@ -3462,7 +3462,7 @@
               <w14:ligatures w14:val="standardContextual"/>
             </w:rPr>
           </w:pPr>
-          <w:hyperlink w:anchor="_Toc244280033" w:history="1">
+          <w:hyperlink w:anchor="_Toc244282380" w:history="1">
             <w:r>
               <w:rPr>
                 <w:rStyle w:val="a5"/>
@@ -3493,7 +3493,7 @@
               <w:rPr>
                 <w:noProof/>
               </w:rPr>
-              <w:instrText xml:space="preserve"> PAGEREF _Toc244280033 \h </w:instrText>
+              <w:instrText xml:space="preserve"> PAGEREF _Toc244282380 \h </w:instrText>
             </w:r>
             <w:r>
               <w:rPr>
@@ -3536,7 +3536,7 @@
               <w14:ligatures w14:val="standardContextual"/>
             </w:rPr>
           </w:pPr>
-          <w:hyperlink w:anchor="_Toc244280034" w:history="1">
+          <w:hyperlink w:anchor="_Toc244282381" w:history="1">
             <w:r>
               <w:rPr>
                 <w:rStyle w:val="a5"/>
@@ -3567,7 +3567,7 @@
               <w:rPr>
                 <w:noProof/>
               </w:rPr>
-              <w:instrText xml:space="preserve"> PAGEREF _Toc244280034 \h </w:instrText>
+              <w:instrText xml:space="preserve"> PAGEREF _Toc244282381 \h </w:instrText>
             </w:r>
             <w:r>
               <w:rPr>
@@ -3629,7 +3629,7 @@
           <w:rFonts w:hint="default"/>
         </w:rPr>
       </w:pPr>
-      <w:bookmarkStart w:id="0" w:name="_Toc244279996"/>
+      <w:bookmarkStart w:id="0" w:name="_Toc244282343"/>
       <w:r>
         <w:lastRenderedPageBreak/>
         <w:t>1</w:t>
@@ -3674,7 +3674,7 @@
           <w:rFonts w:hint="default"/>
         </w:rPr>
       </w:pPr>
-      <w:bookmarkStart w:id="1" w:name="_Toc244279997"/>
+      <w:bookmarkStart w:id="1" w:name="_Toc244282344"/>
       <w:r>
         <w:t>1.1</w:t>
       </w:r>
@@ -4310,7 +4310,7 @@
           <w:rFonts w:hint="default"/>
         </w:rPr>
       </w:pPr>
-      <w:bookmarkStart w:id="2" w:name="_Toc244279998"/>
+      <w:bookmarkStart w:id="2" w:name="_Toc244282345"/>
       <w:r>
         <w:t>1.2</w:t>
       </w:r>
@@ -4647,7 +4647,7 @@
           <w:rFonts w:hint="default"/>
         </w:rPr>
       </w:pPr>
-      <w:bookmarkStart w:id="3" w:name="_Toc244279999"/>
+      <w:bookmarkStart w:id="3" w:name="_Toc244282346"/>
       <w:r>
         <w:t>1.3</w:t>
       </w:r>
@@ -4905,7 +4905,7 @@
           <w:rFonts w:hint="default"/>
         </w:rPr>
       </w:pPr>
-      <w:bookmarkStart w:id="4" w:name="_Toc244280000"/>
+      <w:bookmarkStart w:id="4" w:name="_Toc244282347"/>
       <w:r>
         <w:t>1.4</w:t>
       </w:r>
@@ -5158,7 +5158,7 @@
           <w:rFonts w:hint="default"/>
         </w:rPr>
       </w:pPr>
-      <w:bookmarkStart w:id="5" w:name="_Toc244280001"/>
+      <w:bookmarkStart w:id="5" w:name="_Toc244282348"/>
       <w:r>
         <w:t>1.5</w:t>
       </w:r>
@@ -5208,7 +5208,7 @@
           <w:rFonts w:hint="default"/>
         </w:rPr>
       </w:pPr>
-      <w:bookmarkStart w:id="6" w:name="_Toc244280002"/>
+      <w:bookmarkStart w:id="6" w:name="_Toc244282349"/>
       <w:r>
         <w:t>2</w:t>
       </w:r>
@@ -5905,7 +5905,7 @@
           <w:rFonts w:hint="default"/>
         </w:rPr>
       </w:pPr>
-      <w:bookmarkStart w:id="7" w:name="_Toc244280003"/>
+      <w:bookmarkStart w:id="7" w:name="_Toc244282350"/>
       <w:r>
         <w:t>2.1</w:t>
       </w:r>
@@ -5961,7 +5961,7 @@
           <w:rFonts w:hint="default"/>
         </w:rPr>
       </w:pPr>
-      <w:bookmarkStart w:id="8" w:name="_Toc244280004"/>
+      <w:bookmarkStart w:id="8" w:name="_Toc244282351"/>
       <w:r>
         <w:t>2.2</w:t>
       </w:r>
@@ -5988,7 +5988,7 @@
           <w:rFonts w:hint="default"/>
         </w:rPr>
       </w:pPr>
-      <w:bookmarkStart w:id="9" w:name="_Toc244280005"/>
+      <w:bookmarkStart w:id="9" w:name="_Toc244282352"/>
       <w:r>
         <w:t>3</w:t>
       </w:r>
@@ -7107,7 +7107,7 @@
           <w:rFonts w:hint="default"/>
         </w:rPr>
       </w:pPr>
-      <w:bookmarkStart w:id="10" w:name="_Toc244280006"/>
+      <w:bookmarkStart w:id="10" w:name="_Toc244282353"/>
       <w:r>
         <w:t>3.1</w:t>
       </w:r>
@@ -7134,7 +7134,7 @@
           <w:rFonts w:hint="default"/>
         </w:rPr>
       </w:pPr>
-      <w:bookmarkStart w:id="11" w:name="_Toc244280007"/>
+      <w:bookmarkStart w:id="11" w:name="_Toc244282354"/>
       <w:r>
         <w:t>4</w:t>
       </w:r>
@@ -7156,7 +7156,7 @@
           <w:rFonts w:hint="default"/>
         </w:rPr>
       </w:pPr>
-      <w:bookmarkStart w:id="12" w:name="_Toc244280008"/>
+      <w:bookmarkStart w:id="12" w:name="_Toc244282355"/>
       <w:r>
         <w:t>4.1</w:t>
       </w:r>
@@ -8034,7 +8034,7 @@
           <w:rFonts w:hint="default"/>
         </w:rPr>
       </w:pPr>
-      <w:bookmarkStart w:id="13" w:name="_Toc244280009"/>
+      <w:bookmarkStart w:id="13" w:name="_Toc244282356"/>
       <w:r>
         <w:t>4.2</w:t>
       </w:r>
@@ -9353,7 +9353,7 @@
           <w:rFonts w:hint="default"/>
         </w:rPr>
       </w:pPr>
-      <w:bookmarkStart w:id="14" w:name="_Toc244280010"/>
+      <w:bookmarkStart w:id="14" w:name="_Toc244282357"/>
       <w:r>
         <w:t>4.3</w:t>
       </w:r>
@@ -10442,7 +10442,7 @@
           <wp:inline distT="0" distB="0" distL="0" distR="0">
             <wp:extent cx="5038725" cy="3114675"/>
             <wp:effectExtent l="0" t="0" r="0" b="0"/>
-            <wp:docPr id="1469787512" name="cnki" descr="中文期刊论文经知网原文页核实" title="中文期刊论文经知网原文页核实"/>
+            <wp:docPr id="1367228505" name="cnki" descr="中文期刊论文经知网原文页核实" title="中文期刊论文经知网原文页核实"/>
             <wp:cNvGraphicFramePr>
               <a:graphicFrameLocks xmlns:a="http://schemas.openxmlformats.org/drawingml/2006/main" noChangeAspect="1"/>
             </wp:cNvGraphicFramePr>
@@ -10503,7 +10503,7 @@
           <w:rFonts w:hint="default"/>
         </w:rPr>
       </w:pPr>
-      <w:bookmarkStart w:id="15" w:name="_Toc244280011"/>
+      <w:bookmarkStart w:id="15" w:name="_Toc244282358"/>
       <w:r>
         <w:t>4.4</w:t>
       </w:r>
@@ -11347,7 +11347,7 @@
           <wp:inline distT="0" distB="0" distL="0" distR="0">
             <wp:extent cx="4324350" cy="4229100"/>
             <wp:effectExtent l="0" t="0" r="0" b="0"/>
-            <wp:docPr id="668871198" name="claim" descr="正文论断核查结果：结论、判断范围与原文引句" title="正文论断核查结果：结论、判断范围与原文引句"/>
+            <wp:docPr id="488704092" name="claim" descr="正文论断核查结果：结论、判断范围与原文引句" title="正文论断核查结果：结论、判断范围与原文引句"/>
             <wp:cNvGraphicFramePr>
               <a:graphicFrameLocks xmlns:a="http://schemas.openxmlformats.org/drawingml/2006/main" noChangeAspect="1"/>
             </wp:cNvGraphicFramePr>
@@ -11408,7 +11408,7 @@
           <w:rFonts w:hint="default"/>
         </w:rPr>
       </w:pPr>
-      <w:bookmarkStart w:id="16" w:name="_Toc244280012"/>
+      <w:bookmarkStart w:id="16" w:name="_Toc244282359"/>
       <w:r>
         <w:lastRenderedPageBreak/>
         <w:t>4.5</w:t>
@@ -12415,7 +12415,7 @@
           <wp:inline distT="0" distB="0" distL="0" distR="0">
             <wp:extent cx="4676775" cy="3305175"/>
             <wp:effectExtent l="0" t="0" r="0" b="0"/>
-            <wp:docPr id="1172989771" name="vision" descr="截图识别：原图与可编辑的识别结果" title="截图识别：原图与可编辑的识别结果"/>
+            <wp:docPr id="427505277" name="vision" descr="截图识别：原图与可编辑的识别结果" title="截图识别：原图与可编辑的识别结果"/>
             <wp:cNvGraphicFramePr>
               <a:graphicFrameLocks xmlns:a="http://schemas.openxmlformats.org/drawingml/2006/main" noChangeAspect="1"/>
             </wp:cNvGraphicFramePr>
@@ -12476,7 +12476,7 @@
           <w:rFonts w:hint="default"/>
         </w:rPr>
       </w:pPr>
-      <w:bookmarkStart w:id="17" w:name="_Toc244280013"/>
+      <w:bookmarkStart w:id="17" w:name="_Toc244282360"/>
       <w:r>
         <w:t>5</w:t>
       </w:r>
@@ -12492,7 +12492,7 @@
           <w:rFonts w:hint="default"/>
         </w:rPr>
       </w:pPr>
-      <w:bookmarkStart w:id="18" w:name="_Toc244280014"/>
+      <w:bookmarkStart w:id="18" w:name="_Toc244282361"/>
       <w:r>
         <w:t>5.1</w:t>
       </w:r>
@@ -13223,7 +13223,7 @@
           <wp:inline distT="0" distB="0" distL="0" distR="0">
             <wp:extent cx="4676775" cy="4248150"/>
             <wp:effectExtent l="0" t="0" r="0" b="0"/>
-            <wp:docPr id="2134475732" name="results" descr="参考文献体检结果：按“需要处理”筛选并展开字段比对" title="参考文献体检结果：按“需要处理”筛选并展开字段比对"/>
+            <wp:docPr id="1123028140" name="results" descr="参考文献体检结果：按“需要处理”筛选并展开字段比对" title="参考文献体检结果：按“需要处理”筛选并展开字段比对"/>
             <wp:cNvGraphicFramePr>
               <a:graphicFrameLocks xmlns:a="http://schemas.openxmlformats.org/drawingml/2006/main" noChangeAspect="1"/>
             </wp:cNvGraphicFramePr>
@@ -13284,7 +13284,7 @@
           <w:rFonts w:hint="default"/>
         </w:rPr>
       </w:pPr>
-      <w:bookmarkStart w:id="19" w:name="_Toc244280015"/>
+      <w:bookmarkStart w:id="19" w:name="_Toc244282362"/>
       <w:r>
         <w:t>5.2</w:t>
       </w:r>
@@ -13803,7 +13803,7 @@
           <wp:inline distT="0" distB="0" distL="0" distR="0">
             <wp:extent cx="4676775" cy="2724150"/>
             <wp:effectExtent l="0" t="0" r="0" b="0"/>
-            <wp:docPr id="812072678" name="standard" descr="一键规范参考文献（GB/T 7714）" title="一键规范参考文献（GB/T 7714）"/>
+            <wp:docPr id="1426679765" name="standard" descr="一键规范参考文献（GB/T 7714）" title="一键规范参考文献（GB/T 7714）"/>
             <wp:cNvGraphicFramePr>
               <a:graphicFrameLocks xmlns:a="http://schemas.openxmlformats.org/drawingml/2006/main" noChangeAspect="1"/>
             </wp:cNvGraphicFramePr>
@@ -13870,7 +13870,7 @@
           <w:rFonts w:hint="default"/>
         </w:rPr>
       </w:pPr>
-      <w:bookmarkStart w:id="20" w:name="_Toc244280016"/>
+      <w:bookmarkStart w:id="20" w:name="_Toc244282363"/>
       <w:r>
         <w:lastRenderedPageBreak/>
         <w:t>5.3</w:t>
@@ -14484,7 +14484,7 @@
           <wp:inline distT="0" distB="0" distL="0" distR="0">
             <wp:extent cx="5038725" cy="609600"/>
             <wp:effectExtent l="0" t="0" r="0" b="0"/>
-            <wp:docPr id="303937072" name="hidden" descr="导入 PDF 时检出的隐藏提示词" title="导入 PDF 时检出的隐藏提示词"/>
+            <wp:docPr id="2075958075" name="hidden" descr="导入 PDF 时检出的隐藏提示词" title="导入 PDF 时检出的隐藏提示词"/>
             <wp:cNvGraphicFramePr>
               <a:graphicFrameLocks xmlns:a="http://schemas.openxmlformats.org/drawingml/2006/main" noChangeAspect="1"/>
             </wp:cNvGraphicFramePr>
@@ -14551,7 +14551,7 @@
           <w:rFonts w:hint="default"/>
         </w:rPr>
       </w:pPr>
-      <w:bookmarkStart w:id="21" w:name="_Toc244280017"/>
+      <w:bookmarkStart w:id="21" w:name="_Toc244282364"/>
       <w:r>
         <w:t>5.4</w:t>
       </w:r>
@@ -15458,7 +15458,7 @@
           <w:rFonts w:hint="default"/>
         </w:rPr>
       </w:pPr>
-      <w:bookmarkStart w:id="22" w:name="_Toc244280018"/>
+      <w:bookmarkStart w:id="22" w:name="_Toc244282365"/>
       <w:r>
         <w:t>6</w:t>
       </w:r>
@@ -15474,7 +15474,7 @@
           <w:rFonts w:hint="default"/>
         </w:rPr>
       </w:pPr>
-      <w:bookmarkStart w:id="23" w:name="_Toc244280019"/>
+      <w:bookmarkStart w:id="23" w:name="_Toc244282366"/>
       <w:r>
         <w:t>6.1</w:t>
       </w:r>
@@ -17065,7 +17065,7 @@
           <w:rFonts w:hint="default"/>
         </w:rPr>
       </w:pPr>
-      <w:bookmarkStart w:id="24" w:name="_Toc244280020"/>
+      <w:bookmarkStart w:id="24" w:name="_Toc244282367"/>
       <w:r>
         <w:t>6.2</w:t>
       </w:r>
@@ -17788,7 +17788,7 @@
           <w:rFonts w:hint="default"/>
         </w:rPr>
       </w:pPr>
-      <w:bookmarkStart w:id="25" w:name="_Toc244280021"/>
+      <w:bookmarkStart w:id="25" w:name="_Toc244282368"/>
       <w:r>
         <w:lastRenderedPageBreak/>
         <w:t>6.3</w:t>
@@ -19909,7 +19909,7 @@
           <w:rFonts w:hint="default"/>
         </w:rPr>
       </w:pPr>
-      <w:bookmarkStart w:id="26" w:name="_Toc244280022"/>
+      <w:bookmarkStart w:id="26" w:name="_Toc244282369"/>
       <w:r>
         <w:t>6.4</w:t>
       </w:r>
@@ -21730,7 +21730,7 @@
           <w:rFonts w:hint="default"/>
         </w:rPr>
       </w:pPr>
-      <w:bookmarkStart w:id="27" w:name="_Toc244280023"/>
+      <w:bookmarkStart w:id="27" w:name="_Toc244282370"/>
       <w:r>
         <w:t>6.5</w:t>
       </w:r>
@@ -22645,7 +22645,7 @@
           <w:rFonts w:hint="default"/>
         </w:rPr>
       </w:pPr>
-      <w:bookmarkStart w:id="28" w:name="_Toc244280024"/>
+      <w:bookmarkStart w:id="28" w:name="_Toc244282371"/>
       <w:r>
         <w:t>7</w:t>
       </w:r>
@@ -22672,7 +22672,7 @@
           <w:rFonts w:hint="default"/>
         </w:rPr>
       </w:pPr>
-      <w:bookmarkStart w:id="29" w:name="_Toc244280025"/>
+      <w:bookmarkStart w:id="29" w:name="_Toc244282372"/>
       <w:r>
         <w:t>7.1</w:t>
       </w:r>
@@ -22866,7 +22866,7 @@
           <w:rFonts w:hint="default"/>
         </w:rPr>
       </w:pPr>
-      <w:bookmarkStart w:id="30" w:name="_Toc244280026"/>
+      <w:bookmarkStart w:id="30" w:name="_Toc244282373"/>
       <w:r>
         <w:t>7.2</w:t>
       </w:r>
@@ -22962,7 +22962,7 @@
           <w:rFonts w:hint="default"/>
         </w:rPr>
       </w:pPr>
-      <w:bookmarkStart w:id="31" w:name="_Toc244280027"/>
+      <w:bookmarkStart w:id="31" w:name="_Toc244282374"/>
       <w:r>
         <w:t>8</w:t>
       </w:r>
@@ -22978,7 +22978,7 @@
           <w:rFonts w:hint="default"/>
         </w:rPr>
       </w:pPr>
-      <w:bookmarkStart w:id="32" w:name="_Toc244280028"/>
+      <w:bookmarkStart w:id="32" w:name="_Toc244282375"/>
       <w:r>
         <w:t>8.1</w:t>
       </w:r>
@@ -23077,7 +23077,7 @@
           <w:rFonts w:hint="default"/>
         </w:rPr>
       </w:pPr>
-      <w:bookmarkStart w:id="33" w:name="_Toc244280029"/>
+      <w:bookmarkStart w:id="33" w:name="_Toc244282376"/>
       <w:r>
         <w:t>8.2</w:t>
       </w:r>
@@ -23497,7 +23497,7 @@
           <w:rFonts w:hint="default"/>
         </w:rPr>
       </w:pPr>
-      <w:bookmarkStart w:id="34" w:name="_Toc244280030"/>
+      <w:bookmarkStart w:id="34" w:name="_Toc244282377"/>
       <w:r>
         <w:t>8.3</w:t>
       </w:r>
@@ -23566,7 +23566,7 @@
           <w:rFonts w:hint="default"/>
         </w:rPr>
       </w:pPr>
-      <w:bookmarkStart w:id="35" w:name="_Toc244280031"/>
+      <w:bookmarkStart w:id="35" w:name="_Toc244282378"/>
       <w:r>
         <w:t>8.4</w:t>
       </w:r>
@@ -23632,7 +23632,7 @@
           <w:rFonts w:hint="default"/>
         </w:rPr>
       </w:pPr>
-      <w:bookmarkStart w:id="36" w:name="_Toc244280032"/>
+      <w:bookmarkStart w:id="36" w:name="_Toc244282379"/>
       <w:r>
         <w:lastRenderedPageBreak/>
         <w:t>附录</w:t>
@@ -24398,7 +24398,7 @@
           <w:rFonts w:hint="default"/>
         </w:rPr>
       </w:pPr>
-      <w:bookmarkStart w:id="37" w:name="_Toc244280033"/>
+      <w:bookmarkStart w:id="37" w:name="_Toc244282380"/>
       <w:r>
         <w:t>A.1</w:t>
       </w:r>
@@ -24566,7 +24566,7 @@
           <w:rFonts w:hint="default"/>
         </w:rPr>
       </w:pPr>
-      <w:bookmarkStart w:id="38" w:name="_Toc244280034"/>
+      <w:bookmarkStart w:id="38" w:name="_Toc244282381"/>
       <w:r>
         <w:t>A.2</w:t>
       </w:r>
@@ -25556,10 +25556,10 @@
 <file path=word/numbering.xml><?xml version="1.0" encoding="utf-8"?>
 <w:numbering xmlns:wpc="http://schemas.microsoft.com/office/word/2010/wordprocessingCanvas" xmlns:cx="http://schemas.microsoft.com/office/drawing/2014/chartex" xmlns:cx1="http://schemas.microsoft.com/office/drawing/2015/9/8/chartex" xmlns:cx2="http://schemas.microsoft.com/office/drawing/2015/10/21/chartex" xmlns:cx3="http://schemas.microsoft.com/office/drawing/2016/5/9/chartex" xmlns:cx4="http://schemas.microsoft.com/office/drawing/2016/5/10/chartex" xmlns:cx5="http://schemas.microsoft.com/office/drawing/2016/5/11/chartex" xmlns:cx6="http://schemas.microsoft.com/office/drawing/2016/5/12/chartex" xmlns:cx7="http://schemas.microsoft.com/office/drawing/2016/5/13/chartex" xmlns:cx8="http://schemas.microsoft.com/office/drawing/2016/5/14/chartex" xmlns:mc="http://schemas.openxmlformats.org/markup-compatibility/2006" xmlns:aink="http://schemas.microsoft.com/office/drawing/2016/ink" xmlns:am3d="http://schemas.microsoft.com/office/drawing/2017/model3d" xmlns:o="urn:schemas-microsoft-com:office:office" xmlns:oel="http://schemas.microsoft.com/office/2019/extlst" xmlns:r="http://schemas.openxmlformats.org/officeDocument/2006/relationships" xmlns:m="http://schemas.openxmlformats.org/officeDocument/2006/math" xmlns:v="urn:schemas-microsoft-com:vml" xmlns:wp14="http://schemas.microsoft.com/office/word/2010/wordprocessingDrawing" xmlns:wp="http://schemas.openxmlformats.org/drawingml/2006/wordprocessingDrawing" xmlns:w10="urn:schemas-microsoft-com:office:word" xmlns:w="http://schemas.openxmlformats.org/wordprocessingml/2006/main" xmlns:w14="http://schemas.microsoft.com/office/word/2010/wordml" xmlns:w15="http://schemas.microsoft.com/office/word/2012/wordml" xmlns:w16cex="http://schemas.microsoft.com/office/word/2018/wordml/cex" xmlns:w16cid="http://schemas.microsoft.com/office/word/2016/wordml/cid" xmlns:w16="http://schemas.microsoft.com/office/word/2018/wordml" xmlns:w16du="http://schemas.microsoft.com/office/word/2023/wordml/word16du" xmlns:w16sdtdh="http://schemas.microsoft.com/office/word/2020/wordml/sdtdatahash" xmlns:w16sdtfl="http://schemas.microsoft.com/office/word/2024/wordml/sdtformatlock" xmlns:w16se="http://schemas.microsoft.com/office/word/2015/wordml/symex" xmlns:wpg="http://schemas.microsoft.com/office/word/2010/wordprocessingGroup" xmlns:wpi="http://schemas.microsoft.com/office/word/2010/wordprocessingInk" xmlns:wne="http://schemas.microsoft.com/office/word/2006/wordml" xmlns:wps="http://schemas.microsoft.com/office/word/2010/wordprocessingShape" mc:Ignorable="w14 w15 w16se w16cid w16 w16cex w16sdtdh w16sdtfl w16du wp14">
   <w:abstractNum w:abstractNumId="0" w15:restartNumberingAfterBreak="0">
-    <w:nsid w:val="0A452012"/>
+    <w:nsid w:val="7B03060C"/>
     <w:multiLevelType w:val="hybridMultilevel"/>
-    <w:tmpl w:val="544AFF0A"/>
-    <w:lvl w:ilvl="0" w:tplc="B40222D2">
+    <w:tmpl w:val="B82E4BBC"/>
+    <w:lvl w:ilvl="0" w:tplc="0324C626">
       <w:start w:val="1"/>
       <w:numFmt w:val="bullet"/>
       <w:lvlText w:val="●"/>
@@ -25568,7 +25568,7 @@
         <w:ind w:left="720" w:hanging="360"/>
       </w:pPr>
     </w:lvl>
-    <w:lvl w:ilvl="1" w:tplc="5BAA243C">
+    <w:lvl w:ilvl="1" w:tplc="47EA743C">
       <w:start w:val="1"/>
       <w:numFmt w:val="bullet"/>
       <w:lvlText w:val="○"/>
@@ -25577,7 +25577,7 @@
         <w:ind w:left="1440" w:hanging="360"/>
       </w:pPr>
     </w:lvl>
-    <w:lvl w:ilvl="2" w:tplc="9A3A4BE8">
+    <w:lvl w:ilvl="2" w:tplc="A4A83B06">
       <w:start w:val="1"/>
       <w:numFmt w:val="bullet"/>
       <w:lvlText w:val="■"/>
@@ -25586,7 +25586,7 @@
         <w:ind w:left="2160" w:hanging="360"/>
       </w:pPr>
     </w:lvl>
-    <w:lvl w:ilvl="3" w:tplc="55A05EBA">
+    <w:lvl w:ilvl="3" w:tplc="A2CC1042">
       <w:start w:val="1"/>
       <w:numFmt w:val="bullet"/>
       <w:lvlText w:val="●"/>
@@ -25595,7 +25595,7 @@
         <w:ind w:left="2880" w:hanging="360"/>
       </w:pPr>
     </w:lvl>
-    <w:lvl w:ilvl="4" w:tplc="8A067608">
+    <w:lvl w:ilvl="4" w:tplc="24DED558">
       <w:start w:val="1"/>
       <w:numFmt w:val="bullet"/>
       <w:lvlText w:val="○"/>
@@ -25604,7 +25604,7 @@
         <w:ind w:left="3600" w:hanging="360"/>
       </w:pPr>
     </w:lvl>
-    <w:lvl w:ilvl="5" w:tplc="7EC01A8E">
+    <w:lvl w:ilvl="5" w:tplc="3CD4F6B0">
       <w:start w:val="1"/>
       <w:numFmt w:val="bullet"/>
       <w:lvlText w:val="■"/>
@@ -25613,7 +25613,7 @@
         <w:ind w:left="4320" w:hanging="360"/>
       </w:pPr>
     </w:lvl>
-    <w:lvl w:ilvl="6" w:tplc="2A706E14">
+    <w:lvl w:ilvl="6" w:tplc="4002019C">
       <w:start w:val="1"/>
       <w:numFmt w:val="bullet"/>
       <w:lvlText w:val="●"/>
@@ -25622,7 +25622,7 @@
         <w:ind w:left="5040" w:hanging="360"/>
       </w:pPr>
     </w:lvl>
-    <w:lvl w:ilvl="7" w:tplc="76DEBDFA">
+    <w:lvl w:ilvl="7" w:tplc="2D22B8A4">
       <w:start w:val="1"/>
       <w:numFmt w:val="bullet"/>
       <w:lvlText w:val="●"/>
@@ -25631,7 +25631,7 @@
         <w:ind w:left="5760" w:hanging="360"/>
       </w:pPr>
     </w:lvl>
-    <w:lvl w:ilvl="8" w:tplc="9E2ECEC0">
+    <w:lvl w:ilvl="8" w:tplc="1BEED376">
       <w:start w:val="1"/>
       <w:numFmt w:val="bullet"/>
       <w:lvlText w:val="●"/>
@@ -25641,7 +25641,7 @@
       </w:pPr>
     </w:lvl>
   </w:abstractNum>
-  <w:num w:numId="1" w16cid:durableId="450515055">
+  <w:num w:numId="1" w16cid:durableId="2127774765">
     <w:abstractNumId w:val="0"/>
     <w:lvlOverride w:ilvl="0">
       <w:startOverride w:val="1"/>
@@ -26346,7 +26346,7 @@
     <w:link w:val="ae"/>
     <w:uiPriority w:val="99"/>
     <w:unhideWhenUsed/>
-    <w:rsid w:val="00C24EE8"/>
+    <w:rsid w:val="00497AD3"/>
     <w:pPr>
       <w:tabs>
         <w:tab w:val="center" w:pos="4153"/>
@@ -26366,7 +26366,7 @@
     <w:basedOn w:val="a0"/>
     <w:link w:val="ad"/>
     <w:uiPriority w:val="99"/>
-    <w:rsid w:val="00C24EE8"/>
+    <w:rsid w:val="00497AD3"/>
     <w:rPr>
       <w:sz w:val="18"/>
       <w:szCs w:val="18"/>
@@ -26378,7 +26378,7 @@
     <w:link w:val="af0"/>
     <w:uiPriority w:val="99"/>
     <w:unhideWhenUsed/>
-    <w:rsid w:val="00C24EE8"/>
+    <w:rsid w:val="00497AD3"/>
     <w:pPr>
       <w:tabs>
         <w:tab w:val="center" w:pos="4153"/>
@@ -26397,7 +26397,7 @@
     <w:basedOn w:val="a0"/>
     <w:link w:val="af"/>
     <w:uiPriority w:val="99"/>
-    <w:rsid w:val="00C24EE8"/>
+    <w:rsid w:val="00497AD3"/>
     <w:rPr>
       <w:sz w:val="18"/>
       <w:szCs w:val="18"/>
